--- a/UD1/P1/Act1_UD1_FrancellaRojas v2.docx
+++ b/UD1/P1/Act1_UD1_FrancellaRojas v2.docx
@@ -14,7 +14,7 @@
         <mc:AlternateContent>
           <mc:Choice Requires="wps">
             <w:drawing>
-              <wp:anchor distT="45720" distB="45720" distL="114300" distR="114300" simplePos="0" relativeHeight="251645952" behindDoc="0" locked="0" layoutInCell="1" allowOverlap="1" wp14:anchorId="3EFC96C9" wp14:editId="7B317FFF">
+              <wp:anchor distT="45720" distB="45720" distL="114300" distR="114300" simplePos="0" relativeHeight="251647488" behindDoc="0" locked="0" layoutInCell="1" allowOverlap="1" wp14:anchorId="3EFC96C9" wp14:editId="7B317FFF">
                 <wp:simplePos x="0" y="0"/>
                 <wp:positionH relativeFrom="margin">
                   <wp:posOffset>1052195</wp:posOffset>
@@ -104,7 +104,7 @@
                 <v:stroke joinstyle="miter"/>
                 <v:path gradientshapeok="t" o:connecttype="rect"/>
               </v:shapetype>
-              <v:shape id="Cuadro de texto 2" o:spid="_x0000_s1026" type="#_x0000_t202" style="position:absolute;margin-left:82.85pt;margin-top:232.15pt;width:280.5pt;height:121.5pt;z-index:251645952;visibility:visible;mso-wrap-style:square;mso-width-percent:0;mso-height-percent:0;mso-wrap-distance-left:9pt;mso-wrap-distance-top:3.6pt;mso-wrap-distance-right:9pt;mso-wrap-distance-bottom:3.6pt;mso-position-horizontal:absolute;mso-position-horizontal-relative:margin;mso-position-vertical:absolute;mso-position-vertical-relative:margin;mso-width-percent:0;mso-height-percent:0;mso-width-relative:margin;mso-height-relative:margin;v-text-anchor:top" o:gfxdata="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" filled="f" stroked="f">
+              <v:shape id="Cuadro de texto 2" o:spid="_x0000_s1026" type="#_x0000_t202" style="position:absolute;margin-left:82.85pt;margin-top:232.15pt;width:280.5pt;height:121.5pt;z-index:251647488;visibility:visible;mso-wrap-style:square;mso-width-percent:0;mso-height-percent:0;mso-wrap-distance-left:9pt;mso-wrap-distance-top:3.6pt;mso-wrap-distance-right:9pt;mso-wrap-distance-bottom:3.6pt;mso-position-horizontal:absolute;mso-position-horizontal-relative:margin;mso-position-vertical:absolute;mso-position-vertical-relative:margin;mso-width-percent:0;mso-height-percent:0;mso-width-relative:margin;mso-height-relative:margin;v-text-anchor:top" o:gfxdata="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" filled="f" stroked="f">
                 <v:textbox>
                   <w:txbxContent>
                     <w:p>
@@ -149,68 +149,7 @@
           <w:lang w:eastAsia="es-ES"/>
         </w:rPr>
         <w:drawing>
-          <wp:anchor distT="0" distB="0" distL="114300" distR="114300" simplePos="0" relativeHeight="251643904" behindDoc="0" locked="0" layoutInCell="1" allowOverlap="1" wp14:anchorId="4C4B09C6" wp14:editId="75C2C811">
-            <wp:simplePos x="0" y="0"/>
-            <wp:positionH relativeFrom="margin">
-              <wp:posOffset>-800100</wp:posOffset>
-            </wp:positionH>
-            <wp:positionV relativeFrom="margin">
-              <wp:posOffset>-190500</wp:posOffset>
-            </wp:positionV>
-            <wp:extent cx="1885315" cy="1028700"/>
-            <wp:effectExtent l="0" t="0" r="635" b="0"/>
-            <wp:wrapSquare wrapText="bothSides"/>
-            <wp:docPr id="13" name="Imagen 13"/>
-            <wp:cNvGraphicFramePr>
-              <a:graphicFrameLocks xmlns:a="http://schemas.openxmlformats.org/drawingml/2006/main" noChangeAspect="1"/>
-            </wp:cNvGraphicFramePr>
-            <a:graphic xmlns:a="http://schemas.openxmlformats.org/drawingml/2006/main">
-              <a:graphicData uri="http://schemas.openxmlformats.org/drawingml/2006/picture">
-                <pic:pic xmlns:pic="http://schemas.openxmlformats.org/drawingml/2006/picture">
-                  <pic:nvPicPr>
-                    <pic:cNvPr id="13" name="Gemini_Generated_Image_3638vy3638vy3638.jpg"/>
-                    <pic:cNvPicPr/>
-                  </pic:nvPicPr>
-                  <pic:blipFill>
-                    <a:blip r:embed="rId8" cstate="print">
-                      <a:extLst>
-                        <a:ext uri="{28A0092B-C50C-407E-A947-70E740481C1C}">
-                          <a14:useLocalDpi xmlns:a14="http://schemas.microsoft.com/office/drawing/2010/main" val="0"/>
-                        </a:ext>
-                      </a:extLst>
-                    </a:blip>
-                    <a:stretch>
-                      <a:fillRect/>
-                    </a:stretch>
-                  </pic:blipFill>
-                  <pic:spPr>
-                    <a:xfrm>
-                      <a:off x="0" y="0"/>
-                      <a:ext cx="1885315" cy="1028700"/>
-                    </a:xfrm>
-                    <a:prstGeom prst="rect">
-                      <a:avLst/>
-                    </a:prstGeom>
-                  </pic:spPr>
-                </pic:pic>
-              </a:graphicData>
-            </a:graphic>
-            <wp14:sizeRelH relativeFrom="margin">
-              <wp14:pctWidth>0</wp14:pctWidth>
-            </wp14:sizeRelH>
-            <wp14:sizeRelV relativeFrom="margin">
-              <wp14:pctHeight>0</wp14:pctHeight>
-            </wp14:sizeRelV>
-          </wp:anchor>
-        </w:drawing>
-      </w:r>
-      <w:r>
-        <w:rPr>
-          <w:noProof/>
-          <w:lang w:eastAsia="es-ES"/>
-        </w:rPr>
-        <w:drawing>
-          <wp:anchor distT="0" distB="0" distL="114300" distR="114300" simplePos="0" relativeHeight="251642880" behindDoc="0" locked="0" layoutInCell="1" allowOverlap="1" wp14:anchorId="4C823DE5" wp14:editId="3B8D4EA3">
+          <wp:anchor distT="0" distB="0" distL="114300" distR="114300" simplePos="0" relativeHeight="251645440" behindDoc="0" locked="0" layoutInCell="1" allowOverlap="1" wp14:anchorId="4C823DE5" wp14:editId="3B8D4EA3">
             <wp:simplePos x="0" y="0"/>
             <wp:positionH relativeFrom="margin">
               <wp:posOffset>-876300</wp:posOffset>
@@ -233,7 +172,7 @@
                     <pic:cNvPicPr/>
                   </pic:nvPicPr>
                   <pic:blipFill>
-                    <a:blip r:embed="rId9" cstate="print">
+                    <a:blip r:embed="rId8" cstate="print">
                       <a:extLst>
                         <a:ext uri="{28A0092B-C50C-407E-A947-70E740481C1C}">
                           <a14:useLocalDpi xmlns:a14="http://schemas.microsoft.com/office/drawing/2010/main" val="0"/>
@@ -265,7 +204,7 @@
           <w:lang w:eastAsia="es-ES"/>
         </w:rPr>
         <w:drawing>
-          <wp:anchor distT="0" distB="0" distL="114300" distR="114300" simplePos="0" relativeHeight="251641856" behindDoc="0" locked="0" layoutInCell="1" allowOverlap="1" wp14:anchorId="370E91E4" wp14:editId="44FFA707">
+          <wp:anchor distT="0" distB="0" distL="114300" distR="114300" simplePos="0" relativeHeight="251644416" behindDoc="0" locked="0" layoutInCell="1" allowOverlap="1" wp14:anchorId="370E91E4" wp14:editId="44FFA707">
             <wp:simplePos x="0" y="0"/>
             <wp:positionH relativeFrom="page">
               <wp:align>left</wp:align>
@@ -288,7 +227,7 @@
                     <pic:cNvPicPr/>
                   </pic:nvPicPr>
                   <pic:blipFill>
-                    <a:blip r:embed="rId10">
+                    <a:blip r:embed="rId9">
                       <a:extLst>
                         <a:ext uri="{28A0092B-C50C-407E-A947-70E740481C1C}">
                           <a14:useLocalDpi xmlns:a14="http://schemas.microsoft.com/office/drawing/2010/main" val="0"/>
@@ -375,14 +314,15 @@
           <w:r>
             <w:fldChar w:fldCharType="separate"/>
           </w:r>
-          <w:hyperlink w:anchor="_Toc240994404" w:history="1">
+          <w:hyperlink w:anchor="_Toc241167417" w:history="1">
             <w:r>
               <w:rPr>
                 <w:rStyle w:val="Hipervnculo"/>
                 <w:b/>
                 <w:noProof/>
+                <w:color w:val="023160" w:themeColor="hyperlink" w:themeShade="80"/>
               </w:rPr>
-              <w:t>Concepto de Empresa: NEBULA</w:t>
+              <w:t>Introducción:</w:t>
             </w:r>
             <w:r>
               <w:rPr>
@@ -403,7 +343,7 @@
                 <w:noProof/>
                 <w:webHidden/>
               </w:rPr>
-              <w:instrText xml:space="preserve"> PAGEREF _Toc240994404 \h </w:instrText>
+              <w:instrText xml:space="preserve"> PAGEREF _Toc241167417 \h </w:instrText>
             </w:r>
             <w:r>
               <w:rPr>
@@ -446,14 +386,14 @@
               <w:lang w:eastAsia="es-ES"/>
             </w:rPr>
           </w:pPr>
-          <w:hyperlink w:anchor="_Toc240994405" w:history="1">
+          <w:hyperlink w:anchor="_Toc241167418" w:history="1">
             <w:r>
               <w:rPr>
                 <w:rStyle w:val="Hipervnculo"/>
                 <w:b/>
                 <w:noProof/>
               </w:rPr>
-              <w:t>Dirección de Arte y Estética Visual</w:t>
+              <w:t>Concepto de Empresa: NEBULA</w:t>
             </w:r>
             <w:r>
               <w:rPr>
@@ -474,78 +414,7 @@
                 <w:noProof/>
                 <w:webHidden/>
               </w:rPr>
-              <w:instrText xml:space="preserve"> PAGEREF _Toc240994405 \h </w:instrText>
-            </w:r>
-            <w:r>
-              <w:rPr>
-                <w:noProof/>
-                <w:webHidden/>
-              </w:rPr>
-            </w:r>
-            <w:r>
-              <w:rPr>
-                <w:noProof/>
-                <w:webHidden/>
-              </w:rPr>
-              <w:fldChar w:fldCharType="separate"/>
-            </w:r>
-            <w:r>
-              <w:rPr>
-                <w:noProof/>
-                <w:webHidden/>
-              </w:rPr>
-              <w:t>3</w:t>
-            </w:r>
-            <w:r>
-              <w:rPr>
-                <w:noProof/>
-                <w:webHidden/>
-              </w:rPr>
-              <w:fldChar w:fldCharType="end"/>
-            </w:r>
-          </w:hyperlink>
-        </w:p>
-        <w:p>
-          <w:pPr>
-            <w:pStyle w:val="TDC1"/>
-            <w:tabs>
-              <w:tab w:val="right" w:leader="dot" w:pos="8494"/>
-            </w:tabs>
-            <w:rPr>
-              <w:rFonts w:eastAsiaTheme="minorEastAsia"/>
-              <w:noProof/>
-              <w:lang w:eastAsia="es-ES"/>
-            </w:rPr>
-          </w:pPr>
-          <w:hyperlink w:anchor="_Toc240994406" w:history="1">
-            <w:r>
-              <w:rPr>
-                <w:rStyle w:val="Hipervnculo"/>
-                <w:b/>
-                <w:noProof/>
-              </w:rPr>
-              <w:t>Variantes</w:t>
-            </w:r>
-            <w:r>
-              <w:rPr>
-                <w:noProof/>
-                <w:webHidden/>
-              </w:rPr>
-              <w:tab/>
-            </w:r>
-            <w:r>
-              <w:rPr>
-                <w:noProof/>
-                <w:webHidden/>
-              </w:rPr>
-              <w:fldChar w:fldCharType="begin"/>
-            </w:r>
-            <w:r>
-              <w:rPr>
-                <w:noProof/>
-                <w:webHidden/>
-              </w:rPr>
-              <w:instrText xml:space="preserve"> PAGEREF _Toc240994406 \h </w:instrText>
+              <w:instrText xml:space="preserve"> PAGEREF _Toc241167418 \h </w:instrText>
             </w:r>
             <w:r>
               <w:rPr>
@@ -588,14 +457,14 @@
               <w:lang w:eastAsia="es-ES"/>
             </w:rPr>
           </w:pPr>
-          <w:hyperlink w:anchor="_Toc240994407" w:history="1">
+          <w:hyperlink w:anchor="_Toc241167419" w:history="1">
             <w:r>
               <w:rPr>
                 <w:rStyle w:val="Hipervnculo"/>
                 <w:b/>
                 <w:noProof/>
               </w:rPr>
-              <w:t>Publicidad:</w:t>
+              <w:t>Dirección de Arte y Estética Visual</w:t>
             </w:r>
             <w:r>
               <w:rPr>
@@ -616,7 +485,78 @@
                 <w:noProof/>
                 <w:webHidden/>
               </w:rPr>
-              <w:instrText xml:space="preserve"> PAGEREF _Toc240994407 \h </w:instrText>
+              <w:instrText xml:space="preserve"> PAGEREF _Toc241167419 \h </w:instrText>
+            </w:r>
+            <w:r>
+              <w:rPr>
+                <w:noProof/>
+                <w:webHidden/>
+              </w:rPr>
+            </w:r>
+            <w:r>
+              <w:rPr>
+                <w:noProof/>
+                <w:webHidden/>
+              </w:rPr>
+              <w:fldChar w:fldCharType="separate"/>
+            </w:r>
+            <w:r>
+              <w:rPr>
+                <w:noProof/>
+                <w:webHidden/>
+              </w:rPr>
+              <w:t>4</w:t>
+            </w:r>
+            <w:r>
+              <w:rPr>
+                <w:noProof/>
+                <w:webHidden/>
+              </w:rPr>
+              <w:fldChar w:fldCharType="end"/>
+            </w:r>
+          </w:hyperlink>
+        </w:p>
+        <w:p>
+          <w:pPr>
+            <w:pStyle w:val="TDC1"/>
+            <w:tabs>
+              <w:tab w:val="right" w:leader="dot" w:pos="8494"/>
+            </w:tabs>
+            <w:rPr>
+              <w:rFonts w:eastAsiaTheme="minorEastAsia"/>
+              <w:noProof/>
+              <w:lang w:eastAsia="es-ES"/>
+            </w:rPr>
+          </w:pPr>
+          <w:hyperlink w:anchor="_Toc241167420" w:history="1">
+            <w:r>
+              <w:rPr>
+                <w:rStyle w:val="Hipervnculo"/>
+                <w:b/>
+                <w:noProof/>
+              </w:rPr>
+              <w:t>Variantes</w:t>
+            </w:r>
+            <w:r>
+              <w:rPr>
+                <w:noProof/>
+                <w:webHidden/>
+              </w:rPr>
+              <w:tab/>
+            </w:r>
+            <w:r>
+              <w:rPr>
+                <w:noProof/>
+                <w:webHidden/>
+              </w:rPr>
+              <w:fldChar w:fldCharType="begin"/>
+            </w:r>
+            <w:r>
+              <w:rPr>
+                <w:noProof/>
+                <w:webHidden/>
+              </w:rPr>
+              <w:instrText xml:space="preserve"> PAGEREF _Toc241167420 \h </w:instrText>
             </w:r>
             <w:r>
               <w:rPr>
@@ -659,14 +599,14 @@
               <w:lang w:eastAsia="es-ES"/>
             </w:rPr>
           </w:pPr>
-          <w:hyperlink w:anchor="_Toc240994408" w:history="1">
+          <w:hyperlink w:anchor="_Toc241167421" w:history="1">
             <w:r>
               <w:rPr>
                 <w:rStyle w:val="Hipervnculo"/>
                 <w:b/>
                 <w:noProof/>
               </w:rPr>
-              <w:t>Apartado de Colores:</w:t>
+              <w:t>Publicidad:</w:t>
             </w:r>
             <w:r>
               <w:rPr>
@@ -687,7 +627,7 @@
                 <w:noProof/>
                 <w:webHidden/>
               </w:rPr>
-              <w:instrText xml:space="preserve"> PAGEREF _Toc240994408 \h </w:instrText>
+              <w:instrText xml:space="preserve"> PAGEREF _Toc241167421 \h </w:instrText>
             </w:r>
             <w:r>
               <w:rPr>
@@ -720,22 +660,24 @@
         </w:p>
         <w:p>
           <w:pPr>
-            <w:pStyle w:val="TDC2"/>
+            <w:pStyle w:val="TDC1"/>
             <w:tabs>
               <w:tab w:val="right" w:leader="dot" w:pos="8494"/>
             </w:tabs>
             <w:rPr>
+              <w:rFonts w:eastAsiaTheme="minorEastAsia"/>
               <w:noProof/>
+              <w:lang w:eastAsia="es-ES"/>
             </w:rPr>
           </w:pPr>
-          <w:hyperlink w:anchor="_Toc240994409" w:history="1">
+          <w:hyperlink w:anchor="_Toc241167422" w:history="1">
             <w:r>
               <w:rPr>
                 <w:rStyle w:val="Hipervnculo"/>
                 <w:b/>
                 <w:noProof/>
               </w:rPr>
-              <w:t>PRIMARIOS:</w:t>
+              <w:t>Apartado de Colores:</w:t>
             </w:r>
             <w:r>
               <w:rPr>
@@ -756,76 +698,7 @@
                 <w:noProof/>
                 <w:webHidden/>
               </w:rPr>
-              <w:instrText xml:space="preserve"> PAGEREF _Toc240994409 \h </w:instrText>
-            </w:r>
-            <w:r>
-              <w:rPr>
-                <w:noProof/>
-                <w:webHidden/>
-              </w:rPr>
-            </w:r>
-            <w:r>
-              <w:rPr>
-                <w:noProof/>
-                <w:webHidden/>
-              </w:rPr>
-              <w:fldChar w:fldCharType="separate"/>
-            </w:r>
-            <w:r>
-              <w:rPr>
-                <w:noProof/>
-                <w:webHidden/>
-              </w:rPr>
-              <w:t>6</w:t>
-            </w:r>
-            <w:r>
-              <w:rPr>
-                <w:noProof/>
-                <w:webHidden/>
-              </w:rPr>
-              <w:fldChar w:fldCharType="end"/>
-            </w:r>
-          </w:hyperlink>
-        </w:p>
-        <w:p>
-          <w:pPr>
-            <w:pStyle w:val="TDC2"/>
-            <w:tabs>
-              <w:tab w:val="right" w:leader="dot" w:pos="8494"/>
-            </w:tabs>
-            <w:rPr>
-              <w:noProof/>
-            </w:rPr>
-          </w:pPr>
-          <w:hyperlink w:anchor="_Toc240994410" w:history="1">
-            <w:r>
-              <w:rPr>
-                <w:rStyle w:val="Hipervnculo"/>
-                <w:b/>
-                <w:noProof/>
-              </w:rPr>
-              <w:t>SECUNDARIOS:</w:t>
-            </w:r>
-            <w:r>
-              <w:rPr>
-                <w:noProof/>
-                <w:webHidden/>
-              </w:rPr>
-              <w:tab/>
-            </w:r>
-            <w:r>
-              <w:rPr>
-                <w:noProof/>
-                <w:webHidden/>
-              </w:rPr>
-              <w:fldChar w:fldCharType="begin"/>
-            </w:r>
-            <w:r>
-              <w:rPr>
-                <w:noProof/>
-                <w:webHidden/>
-              </w:rPr>
-              <w:instrText xml:space="preserve"> PAGEREF _Toc240994410 \h </w:instrText>
+              <w:instrText xml:space="preserve"> PAGEREF _Toc241167422 \h </w:instrText>
             </w:r>
             <w:r>
               <w:rPr>
@@ -863,17 +736,19 @@
               <w:tab w:val="right" w:leader="dot" w:pos="8494"/>
             </w:tabs>
             <w:rPr>
+              <w:rFonts w:eastAsiaTheme="minorEastAsia"/>
               <w:noProof/>
+              <w:lang w:eastAsia="es-ES"/>
             </w:rPr>
           </w:pPr>
-          <w:hyperlink w:anchor="_Toc240994411" w:history="1">
+          <w:hyperlink w:anchor="_Toc241167423" w:history="1">
             <w:r>
               <w:rPr>
                 <w:rStyle w:val="Hipervnculo"/>
                 <w:b/>
                 <w:noProof/>
               </w:rPr>
-              <w:t>COMPLEMENTARIOS:</w:t>
+              <w:t>PRIMARIOS:</w:t>
             </w:r>
             <w:r>
               <w:rPr>
@@ -894,7 +769,7 @@
                 <w:noProof/>
                 <w:webHidden/>
               </w:rPr>
-              <w:instrText xml:space="preserve"> PAGEREF _Toc240994411 \h </w:instrText>
+              <w:instrText xml:space="preserve"> PAGEREF _Toc241167423 \h </w:instrText>
             </w:r>
             <w:r>
               <w:rPr>
@@ -926,6 +801,148 @@
           </w:hyperlink>
         </w:p>
         <w:p>
+          <w:pPr>
+            <w:pStyle w:val="TDC2"/>
+            <w:tabs>
+              <w:tab w:val="right" w:leader="dot" w:pos="8494"/>
+            </w:tabs>
+            <w:rPr>
+              <w:rFonts w:eastAsiaTheme="minorEastAsia"/>
+              <w:noProof/>
+              <w:lang w:eastAsia="es-ES"/>
+            </w:rPr>
+          </w:pPr>
+          <w:hyperlink w:anchor="_Toc241167424" w:history="1">
+            <w:r>
+              <w:rPr>
+                <w:rStyle w:val="Hipervnculo"/>
+                <w:b/>
+                <w:noProof/>
+              </w:rPr>
+              <w:t>SECUNDARIOS:</w:t>
+            </w:r>
+            <w:r>
+              <w:rPr>
+                <w:noProof/>
+                <w:webHidden/>
+              </w:rPr>
+              <w:tab/>
+            </w:r>
+            <w:r>
+              <w:rPr>
+                <w:noProof/>
+                <w:webHidden/>
+              </w:rPr>
+              <w:fldChar w:fldCharType="begin"/>
+            </w:r>
+            <w:r>
+              <w:rPr>
+                <w:noProof/>
+                <w:webHidden/>
+              </w:rPr>
+              <w:instrText xml:space="preserve"> PAGEREF _Toc241167424 \h </w:instrText>
+            </w:r>
+            <w:r>
+              <w:rPr>
+                <w:noProof/>
+                <w:webHidden/>
+              </w:rPr>
+            </w:r>
+            <w:r>
+              <w:rPr>
+                <w:noProof/>
+                <w:webHidden/>
+              </w:rPr>
+              <w:fldChar w:fldCharType="separate"/>
+            </w:r>
+            <w:r>
+              <w:rPr>
+                <w:noProof/>
+                <w:webHidden/>
+              </w:rPr>
+              <w:t>8</w:t>
+            </w:r>
+            <w:r>
+              <w:rPr>
+                <w:noProof/>
+                <w:webHidden/>
+              </w:rPr>
+              <w:fldChar w:fldCharType="end"/>
+            </w:r>
+          </w:hyperlink>
+        </w:p>
+        <w:p>
+          <w:pPr>
+            <w:pStyle w:val="TDC2"/>
+            <w:tabs>
+              <w:tab w:val="right" w:leader="dot" w:pos="8494"/>
+            </w:tabs>
+            <w:rPr>
+              <w:rFonts w:eastAsiaTheme="minorEastAsia"/>
+              <w:noProof/>
+              <w:lang w:eastAsia="es-ES"/>
+            </w:rPr>
+          </w:pPr>
+          <w:hyperlink w:anchor="_Toc241167425" w:history="1">
+            <w:r>
+              <w:rPr>
+                <w:rStyle w:val="Hipervnculo"/>
+                <w:b/>
+                <w:noProof/>
+              </w:rPr>
+              <w:t>COMPLEMENTARIOS:</w:t>
+            </w:r>
+            <w:r>
+              <w:rPr>
+                <w:noProof/>
+                <w:webHidden/>
+              </w:rPr>
+              <w:tab/>
+            </w:r>
+            <w:r>
+              <w:rPr>
+                <w:noProof/>
+                <w:webHidden/>
+              </w:rPr>
+              <w:fldChar w:fldCharType="begin"/>
+            </w:r>
+            <w:r>
+              <w:rPr>
+                <w:noProof/>
+                <w:webHidden/>
+              </w:rPr>
+              <w:instrText xml:space="preserve"> PAGEREF _Toc241167425 \h </w:instrText>
+            </w:r>
+            <w:r>
+              <w:rPr>
+                <w:noProof/>
+                <w:webHidden/>
+              </w:rPr>
+            </w:r>
+            <w:r>
+              <w:rPr>
+                <w:noProof/>
+                <w:webHidden/>
+              </w:rPr>
+              <w:fldChar w:fldCharType="separate"/>
+            </w:r>
+            <w:r>
+              <w:rPr>
+                <w:noProof/>
+                <w:webHidden/>
+              </w:rPr>
+              <w:t>8</w:t>
+            </w:r>
+            <w:r>
+              <w:rPr>
+                <w:noProof/>
+                <w:webHidden/>
+              </w:rPr>
+              <w:fldChar w:fldCharType="end"/>
+            </w:r>
+          </w:hyperlink>
+        </w:p>
+        <w:p>
           <w:r>
             <w:rPr>
               <w:b/>
@@ -949,16 +966,319 @@
           <w:color w:val="5F0A95" w:themeColor="accent3" w:themeShade="80"/>
         </w:rPr>
       </w:pPr>
-      <w:bookmarkStart w:id="0" w:name="_Toc240994404"/>
+      <w:bookmarkStart w:id="0" w:name="_Toc241167417"/>
       <w:r>
         <w:rPr>
           <w:b/>
           <w:color w:val="5F0A95" w:themeColor="accent3" w:themeShade="80"/>
         </w:rPr>
         <w:lastRenderedPageBreak/>
+        <w:t>I</w:t>
+      </w:r>
+      <w:r>
+        <w:rPr>
+          <w:b/>
+          <w:color w:val="5F0A95" w:themeColor="accent3" w:themeShade="80"/>
+        </w:rPr>
+        <w:t>ntroducción</w:t>
+      </w:r>
+      <w:bookmarkEnd w:id="0"/>
+    </w:p>
+    <w:p>
+      <w:bookmarkStart w:id="1" w:name="_GoBack"/>
+      <w:bookmarkEnd w:id="1"/>
+    </w:p>
+    <w:p>
+      <w:pPr>
+        <w:jc w:val="both"/>
+        <w:rPr>
+          <w:rFonts w:asciiTheme="majorHAnsi" w:hAnsiTheme="majorHAnsi"/>
+          <w:sz w:val="24"/>
+          <w:szCs w:val="24"/>
+        </w:rPr>
+      </w:pPr>
+      <w:r>
+        <w:rPr>
+          <w:rFonts w:asciiTheme="majorHAnsi" w:hAnsiTheme="majorHAnsi"/>
+          <w:sz w:val="24"/>
+          <w:szCs w:val="24"/>
+        </w:rPr>
+        <w:t>BIENVENIDO A LAS DIRECTRICES DE MARCA DE NÉBULA</w:t>
+      </w:r>
+    </w:p>
+    <w:p>
+      <w:pPr>
+        <w:jc w:val="both"/>
+        <w:rPr>
+          <w:rFonts w:asciiTheme="majorHAnsi" w:hAnsiTheme="majorHAnsi"/>
+          <w:sz w:val="24"/>
+          <w:szCs w:val="24"/>
+        </w:rPr>
+      </w:pPr>
+      <w:r>
+        <w:rPr>
+          <w:rFonts w:asciiTheme="majorHAnsi" w:hAnsiTheme="majorHAnsi"/>
+          <w:i/>
+          <w:iCs/>
+          <w:sz w:val="24"/>
+          <w:szCs w:val="24"/>
+        </w:rPr>
+        <w:t>El cielo ha dejado de ser un límite: es nuestra infraestructura de vuelo.</w:t>
+      </w:r>
+    </w:p>
+    <w:p>
+      <w:pPr>
+        <w:jc w:val="both"/>
+        <w:rPr>
+          <w:rFonts w:asciiTheme="majorHAnsi" w:hAnsiTheme="majorHAnsi"/>
+          <w:sz w:val="24"/>
+          <w:szCs w:val="24"/>
+        </w:rPr>
+      </w:pPr>
+      <w:r>
+        <w:rPr>
+          <w:rFonts w:asciiTheme="majorHAnsi" w:hAnsiTheme="majorHAnsi"/>
+          <w:sz w:val="24"/>
+          <w:szCs w:val="24"/>
+        </w:rPr>
+        <w:t xml:space="preserve">En </w:t>
+      </w:r>
+      <w:r>
+        <w:rPr>
+          <w:rFonts w:asciiTheme="majorHAnsi" w:hAnsiTheme="majorHAnsi"/>
+          <w:b/>
+          <w:bCs/>
+          <w:sz w:val="24"/>
+          <w:szCs w:val="24"/>
+        </w:rPr>
+        <w:t>NÉBULA</w:t>
+      </w:r>
+      <w:r>
+        <w:rPr>
+          <w:rFonts w:asciiTheme="majorHAnsi" w:hAnsiTheme="majorHAnsi"/>
+          <w:sz w:val="24"/>
+          <w:szCs w:val="24"/>
+        </w:rPr>
+        <w:t xml:space="preserve"> estamos redefiniendo la movilidad urbana a través de vehículos aéreos autónomos y tecnología orbital de vanguardia. La coherencia absoluta en la ejecución de nuestra identidad visual no es solo una directriz estética: es el principio mediante el cual proyectamos precisión técnica, seguridad vehicular y la confianza necesaria para transformar el transporte del futuro.</w:t>
+      </w:r>
+    </w:p>
+    <w:p>
+      <w:pPr>
+        <w:jc w:val="both"/>
+        <w:rPr>
+          <w:rFonts w:asciiTheme="majorHAnsi" w:hAnsiTheme="majorHAnsi"/>
+          <w:sz w:val="24"/>
+          <w:szCs w:val="24"/>
+        </w:rPr>
+      </w:pPr>
+      <w:r>
+        <w:rPr>
+          <w:rFonts w:asciiTheme="majorHAnsi" w:hAnsiTheme="majorHAnsi"/>
+          <w:sz w:val="24"/>
+          <w:szCs w:val="24"/>
+        </w:rPr>
+        <w:t xml:space="preserve">Estas directrices han sido concebidas como una carta de navegación integral para todas las personas y equipos involucrados en el desarrollo de nuestras comunicaciones, interfaces de usuario y plataformas físicas o digitales. Cada decisión visual —desde el equilibrio de las trayectorias vectoriales de nuestro emblema hasta la tensión luminosa entre el </w:t>
+      </w:r>
+      <w:r>
+        <w:rPr>
+          <w:rFonts w:asciiTheme="majorHAnsi" w:hAnsiTheme="majorHAnsi"/>
+          <w:i/>
+          <w:iCs/>
+          <w:sz w:val="24"/>
+          <w:szCs w:val="24"/>
+        </w:rPr>
+        <w:t>Deep Space Black</w:t>
+      </w:r>
+      <w:r>
+        <w:rPr>
+          <w:rFonts w:asciiTheme="majorHAnsi" w:hAnsiTheme="majorHAnsi"/>
+          <w:sz w:val="24"/>
+          <w:szCs w:val="24"/>
+        </w:rPr>
+        <w:t xml:space="preserve"> y el </w:t>
+      </w:r>
+      <w:r>
+        <w:rPr>
+          <w:rFonts w:asciiTheme="majorHAnsi" w:hAnsiTheme="majorHAnsi"/>
+          <w:i/>
+          <w:iCs/>
+          <w:sz w:val="24"/>
+          <w:szCs w:val="24"/>
+        </w:rPr>
+        <w:t>Electric Cyan</w:t>
+      </w:r>
+      <w:r>
+        <w:rPr>
+          <w:rFonts w:asciiTheme="majorHAnsi" w:hAnsiTheme="majorHAnsi"/>
+          <w:sz w:val="24"/>
+          <w:szCs w:val="24"/>
+        </w:rPr>
+        <w:t>— responde a un propósito exacto: brindar solidez estructural y la serenidad que exige la navegación autónoma.</w:t>
+      </w:r>
+    </w:p>
+    <w:p>
+      <w:pPr>
+        <w:jc w:val="both"/>
+        <w:rPr>
+          <w:rFonts w:asciiTheme="majorHAnsi" w:hAnsiTheme="majorHAnsi"/>
+          <w:sz w:val="24"/>
+          <w:szCs w:val="24"/>
+        </w:rPr>
+      </w:pPr>
+      <w:r>
+        <w:rPr>
+          <w:rFonts w:asciiTheme="majorHAnsi" w:hAnsiTheme="majorHAnsi"/>
+          <w:sz w:val="24"/>
+          <w:szCs w:val="24"/>
+        </w:rPr>
+        <w:t>Te invitamos a leer, comprender y respetar los pilares que sustentan este documento:</w:t>
+      </w:r>
+    </w:p>
+    <w:p>
+      <w:pPr>
+        <w:jc w:val="both"/>
+        <w:rPr>
+          <w:rFonts w:asciiTheme="majorHAnsi" w:hAnsiTheme="majorHAnsi"/>
+          <w:sz w:val="24"/>
+          <w:szCs w:val="24"/>
+        </w:rPr>
+      </w:pPr>
+      <w:r>
+        <w:rPr>
+          <w:rFonts w:asciiTheme="majorHAnsi" w:hAnsiTheme="majorHAnsi"/>
+          <w:b/>
+          <w:bCs/>
+          <w:sz w:val="24"/>
+          <w:szCs w:val="24"/>
+        </w:rPr>
+        <w:t>Posicionamiento Estratégico:</w:t>
+      </w:r>
+      <w:r>
+        <w:rPr>
+          <w:rFonts w:asciiTheme="majorHAnsi" w:hAnsiTheme="majorHAnsi"/>
+          <w:sz w:val="24"/>
+          <w:szCs w:val="24"/>
+        </w:rPr>
+        <w:t xml:space="preserve"> Nuestra misión, anclada en la elegancia técnica, la autonomía y la vanguardia aeroespacial.</w:t>
+      </w:r>
+    </w:p>
+    <w:p>
+      <w:pPr>
+        <w:jc w:val="both"/>
+        <w:rPr>
+          <w:rFonts w:asciiTheme="majorHAnsi" w:hAnsiTheme="majorHAnsi"/>
+          <w:sz w:val="24"/>
+          <w:szCs w:val="24"/>
+        </w:rPr>
+      </w:pPr>
+      <w:r>
+        <w:rPr>
+          <w:rFonts w:asciiTheme="majorHAnsi" w:hAnsiTheme="majorHAnsi"/>
+          <w:b/>
+          <w:bCs/>
+          <w:sz w:val="24"/>
+          <w:szCs w:val="24"/>
+        </w:rPr>
+        <w:t>Arquitectura Visual &amp; Cromática:</w:t>
+      </w:r>
+      <w:r>
+        <w:rPr>
+          <w:rFonts w:asciiTheme="majorHAnsi" w:hAnsiTheme="majorHAnsi"/>
+          <w:sz w:val="24"/>
+          <w:szCs w:val="24"/>
+        </w:rPr>
+        <w:t xml:space="preserve"> Un sistema de alto contraste lumínico y armonías frías formulado para garantizar accesibilidad, serenidad y óptima legibilidad en cabina y entornos digitales.</w:t>
+      </w:r>
+    </w:p>
+    <w:p>
+      <w:pPr>
+        <w:jc w:val="both"/>
+        <w:rPr>
+          <w:rFonts w:asciiTheme="majorHAnsi" w:hAnsiTheme="majorHAnsi"/>
+          <w:sz w:val="24"/>
+          <w:szCs w:val="24"/>
+        </w:rPr>
+      </w:pPr>
+      <w:r>
+        <w:rPr>
+          <w:rFonts w:asciiTheme="majorHAnsi" w:hAnsiTheme="majorHAnsi"/>
+          <w:b/>
+          <w:bCs/>
+          <w:sz w:val="24"/>
+          <w:szCs w:val="24"/>
+        </w:rPr>
+        <w:t>Ecosistema de Aplicaciones:</w:t>
+      </w:r>
+      <w:r>
+        <w:rPr>
+          <w:rFonts w:asciiTheme="majorHAnsi" w:hAnsiTheme="majorHAnsi"/>
+          <w:sz w:val="24"/>
+          <w:szCs w:val="24"/>
+        </w:rPr>
+        <w:t xml:space="preserve"> Criterios de implementación a escala para soportes institucionales, campañas globales y diseño de interfaces interactivas (UI).</w:t>
+      </w:r>
+    </w:p>
+    <w:p>
+      <w:pPr>
+        <w:jc w:val="both"/>
+        <w:rPr>
+          <w:rFonts w:asciiTheme="majorHAnsi" w:hAnsiTheme="majorHAnsi"/>
+          <w:sz w:val="24"/>
+          <w:szCs w:val="24"/>
+        </w:rPr>
+      </w:pPr>
+      <w:r>
+        <w:rPr>
+          <w:rFonts w:asciiTheme="majorHAnsi" w:hAnsiTheme="majorHAnsi"/>
+          <w:sz w:val="24"/>
+          <w:szCs w:val="24"/>
+        </w:rPr>
+        <w:t>A medida que nuestra red de rutas continúe expandiéndose hacia nuevos horizontes, este manual evolucionará a la par de nuestros retos tecnológicos y de diseño.</w:t>
+      </w:r>
+    </w:p>
+    <w:p>
+      <w:pPr>
+        <w:jc w:val="both"/>
+        <w:rPr>
+          <w:rFonts w:asciiTheme="majorHAnsi" w:hAnsiTheme="majorHAnsi"/>
+          <w:sz w:val="24"/>
+          <w:szCs w:val="24"/>
+        </w:rPr>
+      </w:pPr>
+      <w:r>
+        <w:rPr>
+          <w:rFonts w:asciiTheme="majorHAnsi" w:hAnsiTheme="majorHAnsi"/>
+          <w:sz w:val="24"/>
+          <w:szCs w:val="24"/>
+        </w:rPr>
+        <w:t>Gracias por asumir el compromiso de priorizar nuestra marca y hacer despegar esta visión con el más alto estándar de excelencia.</w:t>
+      </w:r>
+    </w:p>
+    <w:p/>
+    <w:p/>
+    <w:p/>
+    <w:p/>
+    <w:p/>
+    <w:p/>
+    <w:p/>
+    <w:p>
+      <w:pPr>
+        <w:pStyle w:val="Ttulo1"/>
+        <w:rPr>
+          <w:b/>
+          <w:color w:val="5F0A95" w:themeColor="accent3" w:themeShade="80"/>
+        </w:rPr>
+      </w:pPr>
+      <w:bookmarkStart w:id="2" w:name="_Toc241167418"/>
+      <w:r>
+        <w:rPr>
+          <w:b/>
+          <w:color w:val="5F0A95" w:themeColor="accent3" w:themeShade="80"/>
+        </w:rPr>
+        <w:lastRenderedPageBreak/>
         <w:t>Concepto de Empresa: NEBULA</w:t>
       </w:r>
-      <w:bookmarkEnd w:id="0"/>
+      <w:bookmarkEnd w:id="2"/>
     </w:p>
     <w:p>
       <w:pPr>
@@ -1099,7 +1419,7 @@
           <w:color w:val="5F0A95" w:themeColor="accent3" w:themeShade="80"/>
         </w:rPr>
       </w:pPr>
-      <w:bookmarkStart w:id="1" w:name="_Toc240994405"/>
+      <w:bookmarkStart w:id="3" w:name="_Toc241167419"/>
       <w:r>
         <w:rPr>
           <w:b/>
@@ -1107,7 +1427,7 @@
         </w:rPr>
         <w:t>Dirección de Arte y Estética Visual</w:t>
       </w:r>
-      <w:bookmarkEnd w:id="1"/>
+      <w:bookmarkEnd w:id="3"/>
     </w:p>
     <w:p>
       <w:pPr>
@@ -1383,7 +1703,7 @@
           <w:noProof/>
         </w:rPr>
         <w:drawing>
-          <wp:anchor distT="0" distB="0" distL="114300" distR="114300" simplePos="0" relativeHeight="251646976" behindDoc="0" locked="0" layoutInCell="1" allowOverlap="1" wp14:anchorId="05E7E93A" wp14:editId="2CEAFCF6">
+          <wp:anchor distT="0" distB="0" distL="114300" distR="114300" simplePos="0" relativeHeight="251648512" behindDoc="0" locked="0" layoutInCell="1" allowOverlap="1" wp14:anchorId="4C3E0910" wp14:editId="02EE8A93">
             <wp:simplePos x="0" y="0"/>
             <wp:positionH relativeFrom="margin">
               <wp:posOffset>257175</wp:posOffset>
@@ -1406,7 +1726,7 @@
                     <pic:cNvPicPr/>
                   </pic:nvPicPr>
                   <pic:blipFill rotWithShape="1">
-                    <a:blip r:embed="rId11" cstate="print">
+                    <a:blip r:embed="rId10" cstate="print">
                       <a:extLst>
                         <a:ext uri="{28A0092B-C50C-407E-A947-70E740481C1C}">
                           <a14:useLocalDpi xmlns:a14="http://schemas.microsoft.com/office/drawing/2010/main" val="0"/>
@@ -1549,7 +1869,7 @@
           <w:color w:val="5F0A95" w:themeColor="accent3" w:themeShade="80"/>
         </w:rPr>
       </w:pPr>
-      <w:bookmarkStart w:id="2" w:name="_Toc240994406"/>
+      <w:bookmarkStart w:id="4" w:name="_Toc241167420"/>
       <w:r>
         <w:rPr>
           <w:b/>
@@ -1558,7 +1878,7 @@
         <w:lastRenderedPageBreak/>
         <w:t>Variantes</w:t>
       </w:r>
-      <w:bookmarkEnd w:id="2"/>
+      <w:bookmarkEnd w:id="4"/>
     </w:p>
     <w:p>
       <w:pPr>
@@ -1593,7 +1913,7 @@
           <w:noProof/>
         </w:rPr>
         <w:drawing>
-          <wp:inline distT="0" distB="0" distL="0" distR="0" wp14:anchorId="4DF72742" wp14:editId="1DA9EA2B">
+          <wp:inline distT="0" distB="0" distL="0" distR="0" wp14:anchorId="1446E220" wp14:editId="7E5DAC5B">
             <wp:extent cx="4314825" cy="897716"/>
             <wp:effectExtent l="0" t="0" r="0" b="0"/>
             <wp:docPr id="3" name="Imagen 3"/>
@@ -1608,7 +1928,7 @@
                     <pic:cNvPicPr/>
                   </pic:nvPicPr>
                   <pic:blipFill>
-                    <a:blip r:embed="rId9" cstate="print">
+                    <a:blip r:embed="rId8" cstate="print">
                       <a:extLst>
                         <a:ext uri="{28A0092B-C50C-407E-A947-70E740481C1C}">
                           <a14:useLocalDpi xmlns:a14="http://schemas.microsoft.com/office/drawing/2010/main" val="0"/>
@@ -1668,7 +1988,7 @@
           <w:noProof/>
         </w:rPr>
         <w:drawing>
-          <wp:anchor distT="0" distB="0" distL="114300" distR="114300" simplePos="0" relativeHeight="251639808" behindDoc="0" locked="0" layoutInCell="1" allowOverlap="1" wp14:anchorId="1A892946" wp14:editId="1B011802">
+          <wp:anchor distT="0" distB="0" distL="114300" distR="114300" simplePos="0" relativeHeight="251642368" behindDoc="0" locked="0" layoutInCell="1" allowOverlap="1" wp14:anchorId="6AAA21E2" wp14:editId="1BE2BAA3">
             <wp:simplePos x="0" y="0"/>
             <wp:positionH relativeFrom="margin">
               <wp:posOffset>882015</wp:posOffset>
@@ -1691,7 +2011,7 @@
                     <pic:cNvPicPr/>
                   </pic:nvPicPr>
                   <pic:blipFill rotWithShape="1">
-                    <a:blip r:embed="rId12" cstate="print">
+                    <a:blip r:embed="rId11" cstate="print">
                       <a:extLst>
                         <a:ext uri="{28A0092B-C50C-407E-A947-70E740481C1C}">
                           <a14:useLocalDpi xmlns:a14="http://schemas.microsoft.com/office/drawing/2010/main" val="0"/>
@@ -1840,7 +2160,7 @@
           <w:noProof/>
         </w:rPr>
         <w:drawing>
-          <wp:anchor distT="0" distB="0" distL="114300" distR="114300" simplePos="0" relativeHeight="251638784" behindDoc="0" locked="0" layoutInCell="1" allowOverlap="1" wp14:anchorId="1402B356" wp14:editId="46A69CF8">
+          <wp:anchor distT="0" distB="0" distL="114300" distR="114300" simplePos="0" relativeHeight="251641344" behindDoc="0" locked="0" layoutInCell="1" allowOverlap="1" wp14:anchorId="641EC964" wp14:editId="0C20FACA">
             <wp:simplePos x="0" y="0"/>
             <wp:positionH relativeFrom="margin">
               <wp:posOffset>1005840</wp:posOffset>
@@ -1863,7 +2183,7 @@
                     <pic:cNvPicPr/>
                   </pic:nvPicPr>
                   <pic:blipFill>
-                    <a:blip r:embed="rId13" cstate="print">
+                    <a:blip r:embed="rId12" cstate="print">
                       <a:extLst>
                         <a:ext uri="{28A0092B-C50C-407E-A947-70E740481C1C}">
                           <a14:useLocalDpi xmlns:a14="http://schemas.microsoft.com/office/drawing/2010/main" val="0"/>
@@ -1992,7 +2312,7 @@
           <w:lang w:eastAsia="es-ES"/>
         </w:rPr>
         <w:drawing>
-          <wp:anchor distT="0" distB="0" distL="114300" distR="114300" simplePos="0" relativeHeight="251640832" behindDoc="0" locked="0" layoutInCell="1" allowOverlap="1" wp14:anchorId="00E0AED0" wp14:editId="469F1770">
+          <wp:anchor distT="0" distB="0" distL="114300" distR="114300" simplePos="0" relativeHeight="251643392" behindDoc="0" locked="0" layoutInCell="1" allowOverlap="1" wp14:anchorId="6841DBB7" wp14:editId="4196EE7F">
             <wp:simplePos x="0" y="0"/>
             <wp:positionH relativeFrom="margin">
               <wp:posOffset>1302302</wp:posOffset>
@@ -2015,7 +2335,7 @@
                     <pic:cNvPicPr/>
                   </pic:nvPicPr>
                   <pic:blipFill>
-                    <a:blip r:embed="rId14" cstate="print">
+                    <a:blip r:embed="rId13" cstate="print">
                       <a:extLst>
                         <a:ext uri="{28A0092B-C50C-407E-A947-70E740481C1C}">
                           <a14:useLocalDpi xmlns:a14="http://schemas.microsoft.com/office/drawing/2010/main" val="0"/>
@@ -2067,7 +2387,7 @@
           <w:color w:val="5F0A95" w:themeColor="accent3" w:themeShade="80"/>
         </w:rPr>
       </w:pPr>
-      <w:bookmarkStart w:id="3" w:name="_Toc240994407"/>
+      <w:bookmarkStart w:id="5" w:name="_Toc241167421"/>
       <w:r>
         <w:rPr>
           <w:b/>
@@ -2075,7 +2395,7 @@
         </w:rPr>
         <w:t>Publicidad:</w:t>
       </w:r>
-      <w:bookmarkEnd w:id="3"/>
+      <w:bookmarkEnd w:id="5"/>
     </w:p>
     <w:p>
       <w:r>
@@ -2084,7 +2404,7 @@
           <w:lang w:eastAsia="es-ES"/>
         </w:rPr>
         <w:drawing>
-          <wp:inline distT="0" distB="0" distL="0" distR="0" wp14:anchorId="6052EE2A" wp14:editId="6887BBB0">
+          <wp:inline distT="0" distB="0" distL="0" distR="0" wp14:anchorId="56485102" wp14:editId="2F588F85">
             <wp:extent cx="5872348" cy="3277301"/>
             <wp:effectExtent l="0" t="0" r="0" b="0"/>
             <wp:docPr id="15" name="Imagen 15"/>
@@ -2099,7 +2419,7 @@
                     <pic:cNvPicPr/>
                   </pic:nvPicPr>
                   <pic:blipFill>
-                    <a:blip r:embed="rId15">
+                    <a:blip r:embed="rId14">
                       <a:extLst>
                         <a:ext uri="{28A0092B-C50C-407E-A947-70E740481C1C}">
                           <a14:useLocalDpi xmlns:a14="http://schemas.microsoft.com/office/drawing/2010/main" val="0"/>
@@ -2138,7 +2458,7 @@
           <w:color w:val="5F0A95" w:themeColor="accent3" w:themeShade="80"/>
         </w:rPr>
       </w:pPr>
-      <w:bookmarkStart w:id="4" w:name="_Toc240994408"/>
+      <w:bookmarkStart w:id="6" w:name="_Toc241167422"/>
       <w:r>
         <w:rPr>
           <w:b/>
@@ -2147,7 +2467,7 @@
         <w:lastRenderedPageBreak/>
         <w:t>Apartado de Colores:</w:t>
       </w:r>
-      <w:bookmarkEnd w:id="4"/>
+      <w:bookmarkEnd w:id="6"/>
     </w:p>
     <w:p>
       <w:r>
@@ -2192,25 +2512,7 @@
           <w:bCs/>
           <w:lang w:eastAsia="es-ES"/>
         </w:rPr>
-        <w:t xml:space="preserve">Justificación </w:t>
-      </w:r>
-      <w:r>
-        <w:rPr>
-          <w:rFonts w:asciiTheme="majorHAnsi" w:eastAsia="Times New Roman" w:hAnsiTheme="majorHAnsi" w:cstheme="majorHAnsi"/>
-          <w:b/>
-          <w:bCs/>
-          <w:lang w:eastAsia="es-ES"/>
-        </w:rPr>
-        <w:t>PPT</w:t>
-      </w:r>
-      <w:r>
-        <w:rPr>
-          <w:rFonts w:asciiTheme="majorHAnsi" w:eastAsia="Times New Roman" w:hAnsiTheme="majorHAnsi" w:cstheme="majorHAnsi"/>
-          <w:b/>
-          <w:bCs/>
-          <w:lang w:eastAsia="es-ES"/>
-        </w:rPr>
-        <w:t>:</w:t>
+        <w:t>Justificación PPT:</w:t>
       </w:r>
       <w:r>
         <w:rPr>
@@ -2310,25 +2612,7 @@
           <w:bCs/>
           <w:lang w:eastAsia="es-ES"/>
         </w:rPr>
-        <w:t xml:space="preserve">Justificación </w:t>
-      </w:r>
-      <w:r>
-        <w:rPr>
-          <w:rFonts w:asciiTheme="majorHAnsi" w:eastAsia="Times New Roman" w:hAnsiTheme="majorHAnsi" w:cstheme="majorHAnsi"/>
-          <w:b/>
-          <w:bCs/>
-          <w:lang w:eastAsia="es-ES"/>
-        </w:rPr>
-        <w:t>PPT</w:t>
-      </w:r>
-      <w:r>
-        <w:rPr>
-          <w:rFonts w:asciiTheme="majorHAnsi" w:eastAsia="Times New Roman" w:hAnsiTheme="majorHAnsi" w:cstheme="majorHAnsi"/>
-          <w:b/>
-          <w:bCs/>
-          <w:lang w:eastAsia="es-ES"/>
-        </w:rPr>
-        <w:t>:</w:t>
+        <w:t>Justificación PPT:</w:t>
       </w:r>
       <w:r>
         <w:rPr>
@@ -2597,7 +2881,7 @@
           <w:color w:val="000000" w:themeColor="text1"/>
         </w:rPr>
       </w:pPr>
-      <w:bookmarkStart w:id="5" w:name="_Toc240994409"/>
+      <w:bookmarkStart w:id="7" w:name="_Toc241167423"/>
       <w:r>
         <w:rPr>
           <w:b/>
@@ -2605,17 +2889,18 @@
         </w:rPr>
         <w:t>PRIMARIOS:</w:t>
       </w:r>
-      <w:bookmarkEnd w:id="5"/>
+      <w:bookmarkEnd w:id="7"/>
     </w:p>
     <w:p>
       <w:r>
         <w:rPr>
           <w:noProof/>
+          <w:lang w:eastAsia="es-ES"/>
         </w:rPr>
         <mc:AlternateContent>
           <mc:Choice Requires="wps">
             <w:drawing>
-              <wp:anchor distT="45720" distB="45720" distL="114300" distR="114300" simplePos="0" relativeHeight="251710464" behindDoc="0" locked="0" layoutInCell="1" allowOverlap="1" wp14:anchorId="3A38477F" wp14:editId="1C1BB6F2">
+              <wp:anchor distT="45720" distB="45720" distL="114300" distR="114300" simplePos="0" relativeHeight="251664896" behindDoc="0" locked="0" layoutInCell="1" allowOverlap="1" wp14:anchorId="7386BA54" wp14:editId="12A720A1">
                 <wp:simplePos x="0" y="0"/>
                 <wp:positionH relativeFrom="column">
                   <wp:posOffset>3673780</wp:posOffset>
@@ -2720,7 +3005,7 @@
           </mc:Choice>
           <mc:Fallback>
             <w:pict>
-              <v:shape w14:anchorId="3A38477F" id="_x0000_s1027" type="#_x0000_t202" style="position:absolute;margin-left:289.25pt;margin-top:22.95pt;width:59.75pt;height:53.75pt;z-index:251710464;visibility:visible;mso-wrap-style:square;mso-width-percent:0;mso-height-percent:0;mso-wrap-distance-left:9pt;mso-wrap-distance-top:3.6pt;mso-wrap-distance-right:9pt;mso-wrap-distance-bottom:3.6pt;mso-position-horizontal:absolute;mso-position-horizontal-relative:text;mso-position-vertical:absolute;mso-position-vertical-relative:text;mso-width-percent:0;mso-height-percent:0;mso-width-relative:margin;mso-height-relative:margin;v-text-anchor:top" o:gfxdata="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">
+              <v:shape w14:anchorId="7386BA54" id="_x0000_s1027" type="#_x0000_t202" style="position:absolute;margin-left:289.25pt;margin-top:22.95pt;width:59.75pt;height:53.75pt;z-index:251664896;visibility:visible;mso-wrap-style:square;mso-width-percent:0;mso-height-percent:0;mso-wrap-distance-left:9pt;mso-wrap-distance-top:3.6pt;mso-wrap-distance-right:9pt;mso-wrap-distance-bottom:3.6pt;mso-position-horizontal:absolute;mso-position-horizontal-relative:text;mso-position-vertical:absolute;mso-position-vertical-relative:text;mso-width-percent:0;mso-height-percent:0;mso-width-relative:margin;mso-height-relative:margin;v-text-anchor:top" o:gfxdata="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">
                 <v:textbox>
                   <w:txbxContent>
                     <w:p>
@@ -2777,11 +3062,12 @@
       <w:r>
         <w:rPr>
           <w:noProof/>
+          <w:lang w:eastAsia="es-ES"/>
         </w:rPr>
         <mc:AlternateContent>
           <mc:Choice Requires="wps">
             <w:drawing>
-              <wp:anchor distT="45720" distB="45720" distL="114300" distR="114300" simplePos="0" relativeHeight="251706368" behindDoc="0" locked="0" layoutInCell="1" allowOverlap="1" wp14:anchorId="6E46134A" wp14:editId="115EF2A0">
+              <wp:anchor distT="45720" distB="45720" distL="114300" distR="114300" simplePos="0" relativeHeight="251662848" behindDoc="0" locked="0" layoutInCell="1" allowOverlap="1" wp14:anchorId="309B7A8F" wp14:editId="57B99105">
                 <wp:simplePos x="0" y="0"/>
                 <wp:positionH relativeFrom="column">
                   <wp:posOffset>1915795</wp:posOffset>
@@ -2875,7 +3161,7 @@
           </mc:Choice>
           <mc:Fallback>
             <w:pict>
-              <v:shape w14:anchorId="6E46134A" id="_x0000_s1028" type="#_x0000_t202" style="position:absolute;margin-left:150.85pt;margin-top:22.9pt;width:59.75pt;height:53.75pt;z-index:251706368;visibility:visible;mso-wrap-style:square;mso-width-percent:0;mso-height-percent:0;mso-wrap-distance-left:9pt;mso-wrap-distance-top:3.6pt;mso-wrap-distance-right:9pt;mso-wrap-distance-bottom:3.6pt;mso-position-horizontal:absolute;mso-position-horizontal-relative:text;mso-position-vertical:absolute;mso-position-vertical-relative:text;mso-width-percent:0;mso-height-percent:0;mso-width-relative:margin;mso-height-relative:margin;v-text-anchor:top" o:gfxdata="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">
+              <v:shape w14:anchorId="309B7A8F" id="_x0000_s1028" type="#_x0000_t202" style="position:absolute;margin-left:150.85pt;margin-top:22.9pt;width:59.75pt;height:53.75pt;z-index:251662848;visibility:visible;mso-wrap-style:square;mso-width-percent:0;mso-height-percent:0;mso-wrap-distance-left:9pt;mso-wrap-distance-top:3.6pt;mso-wrap-distance-right:9pt;mso-wrap-distance-bottom:3.6pt;mso-position-horizontal:absolute;mso-position-horizontal-relative:text;mso-position-vertical:absolute;mso-position-vertical-relative:text;mso-width-percent:0;mso-height-percent:0;mso-width-relative:margin;mso-height-relative:margin;v-text-anchor:top" o:gfxdata="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">
                 <v:textbox>
                   <w:txbxContent>
                     <w:p>
@@ -2923,11 +3209,12 @@
       <w:r>
         <w:rPr>
           <w:noProof/>
+          <w:lang w:eastAsia="es-ES"/>
         </w:rPr>
         <mc:AlternateContent>
           <mc:Choice Requires="wps">
             <w:drawing>
-              <wp:anchor distT="45720" distB="45720" distL="114300" distR="114300" simplePos="0" relativeHeight="251704320" behindDoc="0" locked="0" layoutInCell="1" allowOverlap="1" wp14:anchorId="028E979B" wp14:editId="335AC09E">
+              <wp:anchor distT="45720" distB="45720" distL="114300" distR="114300" simplePos="0" relativeHeight="251661824" behindDoc="0" locked="0" layoutInCell="1" allowOverlap="1" wp14:anchorId="04FD5B31" wp14:editId="06A00946">
                 <wp:simplePos x="0" y="0"/>
                 <wp:positionH relativeFrom="column">
                   <wp:posOffset>995903</wp:posOffset>
@@ -3008,7 +3295,7 @@
           </mc:Choice>
           <mc:Fallback>
             <w:pict>
-              <v:shape w14:anchorId="028E979B" id="_x0000_s1029" type="#_x0000_t202" style="position:absolute;margin-left:78.4pt;margin-top:1.15pt;width:59.75pt;height:53.75pt;z-index:251704320;visibility:visible;mso-wrap-style:square;mso-width-percent:0;mso-height-percent:0;mso-wrap-distance-left:9pt;mso-wrap-distance-top:3.6pt;mso-wrap-distance-right:9pt;mso-wrap-distance-bottom:3.6pt;mso-position-horizontal:absolute;mso-position-horizontal-relative:text;mso-position-vertical:absolute;mso-position-vertical-relative:text;mso-width-percent:0;mso-height-percent:0;mso-width-relative:margin;mso-height-relative:margin;v-text-anchor:top" o:gfxdata="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">
+              <v:shape w14:anchorId="04FD5B31" id="_x0000_s1029" type="#_x0000_t202" style="position:absolute;margin-left:78.4pt;margin-top:1.15pt;width:59.75pt;height:53.75pt;z-index:251661824;visibility:visible;mso-wrap-style:square;mso-width-percent:0;mso-height-percent:0;mso-wrap-distance-left:9pt;mso-wrap-distance-top:3.6pt;mso-wrap-distance-right:9pt;mso-wrap-distance-bottom:3.6pt;mso-position-horizontal:absolute;mso-position-horizontal-relative:text;mso-position-vertical:absolute;mso-position-vertical-relative:text;mso-width-percent:0;mso-height-percent:0;mso-width-relative:margin;mso-height-relative:margin;v-text-anchor:top" o:gfxdata="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">
                 <v:textbox>
                   <w:txbxContent>
                     <w:p>
@@ -3041,11 +3328,12 @@
       <w:r>
         <w:rPr>
           <w:noProof/>
+          <w:lang w:eastAsia="es-ES"/>
         </w:rPr>
         <mc:AlternateContent>
           <mc:Choice Requires="wps">
             <w:drawing>
-              <wp:anchor distT="45720" distB="45720" distL="114300" distR="114300" simplePos="0" relativeHeight="251708416" behindDoc="0" locked="0" layoutInCell="1" allowOverlap="1" wp14:anchorId="3B9C46CA" wp14:editId="7554989C">
+              <wp:anchor distT="45720" distB="45720" distL="114300" distR="114300" simplePos="0" relativeHeight="251663872" behindDoc="0" locked="0" layoutInCell="1" allowOverlap="1" wp14:anchorId="449064D2" wp14:editId="7278B470">
                 <wp:simplePos x="0" y="0"/>
                 <wp:positionH relativeFrom="column">
                   <wp:posOffset>2783255</wp:posOffset>
@@ -3146,7 +3434,7 @@
           </mc:Choice>
           <mc:Fallback>
             <w:pict>
-              <v:shape w14:anchorId="3B9C46CA" id="_x0000_s1030" type="#_x0000_t202" style="position:absolute;margin-left:219.15pt;margin-top:.5pt;width:59.75pt;height:53.75pt;z-index:251708416;visibility:visible;mso-wrap-style:square;mso-width-percent:0;mso-height-percent:0;mso-wrap-distance-left:9pt;mso-wrap-distance-top:3.6pt;mso-wrap-distance-right:9pt;mso-wrap-distance-bottom:3.6pt;mso-position-horizontal:absolute;mso-position-horizontal-relative:text;mso-position-vertical:absolute;mso-position-vertical-relative:text;mso-width-percent:0;mso-height-percent:0;mso-width-relative:margin;mso-height-relative:margin;v-text-anchor:top" o:gfxdata="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">
+              <v:shape w14:anchorId="449064D2" id="_x0000_s1030" type="#_x0000_t202" style="position:absolute;margin-left:219.15pt;margin-top:.5pt;width:59.75pt;height:53.75pt;z-index:251663872;visibility:visible;mso-wrap-style:square;mso-width-percent:0;mso-height-percent:0;mso-wrap-distance-left:9pt;mso-wrap-distance-top:3.6pt;mso-wrap-distance-right:9pt;mso-wrap-distance-bottom:3.6pt;mso-position-horizontal:absolute;mso-position-horizontal-relative:text;mso-position-vertical:absolute;mso-position-vertical-relative:text;mso-width-percent:0;mso-height-percent:0;mso-width-relative:margin;mso-height-relative:margin;v-text-anchor:top" o:gfxdata="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">
                 <v:textbox>
                   <w:txbxContent>
                     <w:p>
@@ -3208,7 +3496,7 @@
         <mc:AlternateContent>
           <mc:Choice Requires="wps">
             <w:drawing>
-              <wp:anchor distT="0" distB="0" distL="114300" distR="114300" simplePos="0" relativeHeight="251685888" behindDoc="0" locked="0" layoutInCell="1" allowOverlap="1" wp14:anchorId="496F81B9" wp14:editId="55D06328">
+              <wp:anchor distT="0" distB="0" distL="114300" distR="114300" simplePos="0" relativeHeight="251649536" behindDoc="0" locked="0" layoutInCell="1" allowOverlap="1" wp14:anchorId="1BAF18F6" wp14:editId="275D5AFA">
                 <wp:simplePos x="0" y="0"/>
                 <wp:positionH relativeFrom="column">
                   <wp:posOffset>1025748</wp:posOffset>
@@ -3288,7 +3576,7 @@
         <mc:AlternateContent>
           <mc:Choice Requires="wps">
             <w:drawing>
-              <wp:anchor distT="0" distB="0" distL="114300" distR="114300" simplePos="0" relativeHeight="251686912" behindDoc="0" locked="0" layoutInCell="1" allowOverlap="1" wp14:anchorId="3678E447" wp14:editId="56DA3D1A">
+              <wp:anchor distT="0" distB="0" distL="114300" distR="114300" simplePos="0" relativeHeight="251650560" behindDoc="0" locked="0" layoutInCell="1" allowOverlap="1" wp14:anchorId="4377F8D8" wp14:editId="6C925001">
                 <wp:simplePos x="0" y="0"/>
                 <wp:positionH relativeFrom="column">
                   <wp:posOffset>1900332</wp:posOffset>
@@ -3368,7 +3656,7 @@
         <mc:AlternateContent>
           <mc:Choice Requires="wps">
             <w:drawing>
-              <wp:anchor distT="0" distB="0" distL="114300" distR="114300" simplePos="0" relativeHeight="251691008" behindDoc="0" locked="0" layoutInCell="1" allowOverlap="1" wp14:anchorId="0D66E8F6" wp14:editId="4003E907">
+              <wp:anchor distT="0" distB="0" distL="114300" distR="114300" simplePos="0" relativeHeight="251651584" behindDoc="0" locked="0" layoutInCell="1" allowOverlap="1" wp14:anchorId="441438E3" wp14:editId="56D7467D">
                 <wp:simplePos x="0" y="0"/>
                 <wp:positionH relativeFrom="column">
                   <wp:posOffset>2773408</wp:posOffset>
@@ -3448,7 +3736,7 @@
         <mc:AlternateContent>
           <mc:Choice Requires="wps">
             <w:drawing>
-              <wp:anchor distT="0" distB="0" distL="114300" distR="114300" simplePos="0" relativeHeight="251692032" behindDoc="0" locked="0" layoutInCell="1" allowOverlap="1" wp14:anchorId="710F8C34" wp14:editId="7C829ED9">
+              <wp:anchor distT="0" distB="0" distL="114300" distR="114300" simplePos="0" relativeHeight="251652608" behindDoc="0" locked="0" layoutInCell="1" allowOverlap="1" wp14:anchorId="1BB80413" wp14:editId="7D811E7F">
                 <wp:simplePos x="0" y="0"/>
                 <wp:positionH relativeFrom="column">
                   <wp:posOffset>3652182</wp:posOffset>
@@ -3532,7 +3820,7 @@
         <mc:AlternateContent>
           <mc:Choice Requires="wps">
             <w:drawing>
-              <wp:anchor distT="0" distB="0" distL="114300" distR="114300" simplePos="0" relativeHeight="251699200" behindDoc="0" locked="0" layoutInCell="1" allowOverlap="1" wp14:anchorId="3A14E3B1" wp14:editId="4E6FD6B1">
+              <wp:anchor distT="0" distB="0" distL="114300" distR="114300" simplePos="0" relativeHeight="251657728" behindDoc="0" locked="0" layoutInCell="1" allowOverlap="1" wp14:anchorId="5D7BE6EB" wp14:editId="7556BE14">
                 <wp:simplePos x="0" y="0"/>
                 <wp:positionH relativeFrom="column">
                   <wp:posOffset>1073150</wp:posOffset>
@@ -3687,7 +3975,7 @@
           </mc:Choice>
           <mc:Fallback>
             <w:pict>
-              <v:roundrect w14:anchorId="3A14E3B1" id="Rectángulo redondeado 27" o:spid="_x0000_s1031" style="position:absolute;margin-left:84.5pt;margin-top:12.95pt;width:50.45pt;height:89.7pt;z-index:251699200;visibility:visible;mso-wrap-style:square;mso-height-percent:0;mso-wrap-distance-left:9pt;mso-wrap-distance-top:0;mso-wrap-distance-right:9pt;mso-wrap-distance-bottom:0;mso-position-horizontal:absolute;mso-position-horizontal-relative:text;mso-position-vertical:absolute;mso-position-vertical-relative:text;mso-height-percent:0;mso-height-relative:margin;v-text-anchor:middle" arcsize="10923f" o:gfxdata="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" fillcolor="#f3f4f6 [3209]" strokecolor="#68738b [1609]" strokeweight="1pt">
+              <v:roundrect w14:anchorId="5D7BE6EB" id="Rectángulo redondeado 27" o:spid="_x0000_s1031" style="position:absolute;margin-left:84.5pt;margin-top:12.95pt;width:50.45pt;height:89.7pt;z-index:251657728;visibility:visible;mso-wrap-style:square;mso-height-percent:0;mso-wrap-distance-left:9pt;mso-wrap-distance-top:0;mso-wrap-distance-right:9pt;mso-wrap-distance-bottom:0;mso-position-horizontal:absolute;mso-position-horizontal-relative:text;mso-position-vertical:absolute;mso-position-vertical-relative:text;mso-height-percent:0;mso-height-relative:margin;v-text-anchor:middle" arcsize="10923f" o:gfxdata="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" fillcolor="#f3f4f6 [3209]" strokecolor="#68738b [1609]" strokeweight="1pt">
                 <v:fill opacity="47288f"/>
                 <v:stroke joinstyle="miter"/>
                 <v:textbox>
@@ -3794,7 +4082,7 @@
         <mc:AlternateContent>
           <mc:Choice Requires="wps">
             <w:drawing>
-              <wp:anchor distT="0" distB="0" distL="114300" distR="114300" simplePos="0" relativeHeight="251694080" behindDoc="0" locked="0" layoutInCell="1" allowOverlap="1" wp14:anchorId="338C1287" wp14:editId="1FAF90CC">
+              <wp:anchor distT="0" distB="0" distL="114300" distR="114300" simplePos="0" relativeHeight="251653632" behindDoc="0" locked="0" layoutInCell="1" allowOverlap="1" wp14:anchorId="1BC6F702" wp14:editId="3AFED760">
                 <wp:simplePos x="0" y="0"/>
                 <wp:positionH relativeFrom="column">
                   <wp:posOffset>1026383</wp:posOffset>
@@ -3863,7 +4151,7 @@
         <mc:AlternateContent>
           <mc:Choice Requires="wps">
             <w:drawing>
-              <wp:anchor distT="0" distB="0" distL="114300" distR="114300" simplePos="0" relativeHeight="251695104" behindDoc="0" locked="0" layoutInCell="1" allowOverlap="1" wp14:anchorId="2D52AE17" wp14:editId="57ED62E0">
+              <wp:anchor distT="0" distB="0" distL="114300" distR="114300" simplePos="0" relativeHeight="251654656" behindDoc="0" locked="0" layoutInCell="1" allowOverlap="1" wp14:anchorId="5D995AEF" wp14:editId="5F427397">
                 <wp:simplePos x="0" y="0"/>
                 <wp:positionH relativeFrom="column">
                   <wp:posOffset>1906509</wp:posOffset>
@@ -3932,7 +4220,7 @@
         <mc:AlternateContent>
           <mc:Choice Requires="wps">
             <w:drawing>
-              <wp:anchor distT="0" distB="0" distL="114300" distR="114300" simplePos="0" relativeHeight="251696128" behindDoc="0" locked="0" layoutInCell="1" allowOverlap="1" wp14:anchorId="48F6FFE5" wp14:editId="46C3C9D6">
+              <wp:anchor distT="0" distB="0" distL="114300" distR="114300" simplePos="0" relativeHeight="251655680" behindDoc="0" locked="0" layoutInCell="1" allowOverlap="1" wp14:anchorId="13594FDC" wp14:editId="645962E4">
                 <wp:simplePos x="0" y="0"/>
                 <wp:positionH relativeFrom="column">
                   <wp:posOffset>2773408</wp:posOffset>
@@ -4001,7 +4289,7 @@
         <mc:AlternateContent>
           <mc:Choice Requires="wps">
             <w:drawing>
-              <wp:anchor distT="0" distB="0" distL="114300" distR="114300" simplePos="0" relativeHeight="251697152" behindDoc="0" locked="0" layoutInCell="1" allowOverlap="1" wp14:anchorId="6022E1D2" wp14:editId="353E0F47">
+              <wp:anchor distT="0" distB="0" distL="114300" distR="114300" simplePos="0" relativeHeight="251656704" behindDoc="0" locked="0" layoutInCell="1" allowOverlap="1" wp14:anchorId="5433B8F7" wp14:editId="5F4BCA66">
                 <wp:simplePos x="0" y="0"/>
                 <wp:positionH relativeFrom="column">
                   <wp:posOffset>3652182</wp:posOffset>
@@ -4070,7 +4358,7 @@
         <mc:AlternateContent>
           <mc:Choice Requires="wps">
             <w:drawing>
-              <wp:anchor distT="0" distB="0" distL="114300" distR="114300" simplePos="0" relativeHeight="251701248" behindDoc="0" locked="0" layoutInCell="1" allowOverlap="1" wp14:anchorId="28DCF667" wp14:editId="3FE59E91">
+              <wp:anchor distT="0" distB="0" distL="114300" distR="114300" simplePos="0" relativeHeight="251658752" behindDoc="0" locked="0" layoutInCell="1" allowOverlap="1" wp14:anchorId="79A08FC1" wp14:editId="1FB7E41D">
                 <wp:simplePos x="0" y="0"/>
                 <wp:positionH relativeFrom="column">
                   <wp:posOffset>1959948</wp:posOffset>
@@ -4200,7 +4488,7 @@
           </mc:Choice>
           <mc:Fallback>
             <w:pict>
-              <v:roundrect w14:anchorId="28DCF667" id="Rectángulo redondeado 29" o:spid="_x0000_s1032" style="position:absolute;margin-left:154.35pt;margin-top:12.6pt;width:50.5pt;height:91.65pt;z-index:251701248;visibility:visible;mso-wrap-style:square;mso-wrap-distance-left:9pt;mso-wrap-distance-top:0;mso-wrap-distance-right:9pt;mso-wrap-distance-bottom:0;mso-position-horizontal:absolute;mso-position-horizontal-relative:text;mso-position-vertical:absolute;mso-position-vertical-relative:text;v-text-anchor:middle" arcsize="10923f" o:gfxdata="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" fillcolor="#f3f4f6 [3209]" strokecolor="#68738b [1609]" strokeweight="1pt">
+              <v:roundrect w14:anchorId="79A08FC1" id="Rectángulo redondeado 29" o:spid="_x0000_s1032" style="position:absolute;margin-left:154.35pt;margin-top:12.6pt;width:50.5pt;height:91.65pt;z-index:251658752;visibility:visible;mso-wrap-style:square;mso-wrap-distance-left:9pt;mso-wrap-distance-top:0;mso-wrap-distance-right:9pt;mso-wrap-distance-bottom:0;mso-position-horizontal:absolute;mso-position-horizontal-relative:text;mso-position-vertical:absolute;mso-position-vertical-relative:text;v-text-anchor:middle" arcsize="10923f" o:gfxdata="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" fillcolor="#f3f4f6 [3209]" strokecolor="#68738b [1609]" strokeweight="1pt">
                 <v:fill opacity="47288f"/>
                 <v:stroke joinstyle="miter"/>
                 <v:textbox>
@@ -4285,7 +4573,7 @@
         <mc:AlternateContent>
           <mc:Choice Requires="wps">
             <w:drawing>
-              <wp:anchor distT="0" distB="0" distL="114300" distR="114300" simplePos="0" relativeHeight="251702272" behindDoc="0" locked="0" layoutInCell="1" allowOverlap="1" wp14:anchorId="6700EFA6" wp14:editId="29F69E61">
+              <wp:anchor distT="0" distB="0" distL="114300" distR="114300" simplePos="0" relativeHeight="251659776" behindDoc="0" locked="0" layoutInCell="1" allowOverlap="1" wp14:anchorId="6CB6EFE5" wp14:editId="411E0958">
                 <wp:simplePos x="0" y="0"/>
                 <wp:positionH relativeFrom="column">
                   <wp:posOffset>2814971</wp:posOffset>
@@ -4414,7 +4702,7 @@
           </mc:Choice>
           <mc:Fallback>
             <w:pict>
-              <v:roundrect w14:anchorId="6700EFA6" id="Rectángulo redondeado 30" o:spid="_x0000_s1033" style="position:absolute;margin-left:221.65pt;margin-top:12.6pt;width:50.5pt;height:91.65pt;z-index:251702272;visibility:visible;mso-wrap-style:square;mso-wrap-distance-left:9pt;mso-wrap-distance-top:0;mso-wrap-distance-right:9pt;mso-wrap-distance-bottom:0;mso-position-horizontal:absolute;mso-position-horizontal-relative:text;mso-position-vertical:absolute;mso-position-vertical-relative:text;v-text-anchor:middle" arcsize="10923f" o:gfxdata="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" fillcolor="#f3f4f6 [3209]" strokecolor="#68738b [1609]" strokeweight="1pt">
+              <v:roundrect w14:anchorId="6CB6EFE5" id="Rectángulo redondeado 30" o:spid="_x0000_s1033" style="position:absolute;margin-left:221.65pt;margin-top:12.6pt;width:50.5pt;height:91.65pt;z-index:251659776;visibility:visible;mso-wrap-style:square;mso-wrap-distance-left:9pt;mso-wrap-distance-top:0;mso-wrap-distance-right:9pt;mso-wrap-distance-bottom:0;mso-position-horizontal:absolute;mso-position-horizontal-relative:text;mso-position-vertical:absolute;mso-position-vertical-relative:text;v-text-anchor:middle" arcsize="10923f" o:gfxdata="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" fillcolor="#f3f4f6 [3209]" strokecolor="#68738b [1609]" strokeweight="1pt">
                 <v:fill opacity="47288f"/>
                 <v:stroke joinstyle="miter"/>
                 <v:textbox>
@@ -4498,7 +4786,7 @@
         <mc:AlternateContent>
           <mc:Choice Requires="wps">
             <w:drawing>
-              <wp:anchor distT="0" distB="0" distL="114300" distR="114300" simplePos="0" relativeHeight="251702272" behindDoc="0" locked="0" layoutInCell="1" allowOverlap="1" wp14:anchorId="7526B85E" wp14:editId="697BD2C6">
+              <wp:anchor distT="0" distB="0" distL="114300" distR="114300" simplePos="0" relativeHeight="251660800" behindDoc="0" locked="0" layoutInCell="1" allowOverlap="1" wp14:anchorId="38595733" wp14:editId="56731E63">
                 <wp:simplePos x="0" y="0"/>
                 <wp:positionH relativeFrom="column">
                   <wp:posOffset>3711559</wp:posOffset>
@@ -4578,18 +4866,7 @@
                                 <w:szCs w:val="12"/>
                                 <w:lang w:eastAsia="es-ES"/>
                               </w:rPr>
-                              <w:t>Lujo, Realeza, Sabiduría y Poder</w:t>
-                            </w:r>
-                            <w:r>
-                              <w:rPr>
-                                <w:rFonts w:asciiTheme="majorHAnsi" w:eastAsia="Times New Roman" w:hAnsiTheme="majorHAnsi" w:cstheme="majorHAnsi"/>
-                                <w:b/>
-                                <w:bCs/>
-                                <w:sz w:val="12"/>
-                                <w:szCs w:val="12"/>
-                                <w:lang w:eastAsia="es-ES"/>
-                              </w:rPr>
-                              <w:t>.</w:t>
+                              <w:t>Lujo, Realeza, Sabiduría y Poder.</w:t>
                             </w:r>
                           </w:p>
                           <w:p>
@@ -4629,7 +4906,7 @@
           </mc:Choice>
           <mc:Fallback>
             <w:pict>
-              <v:roundrect w14:anchorId="7526B85E" id="Rectángulo redondeado 31" o:spid="_x0000_s1034" style="position:absolute;margin-left:292.25pt;margin-top:12.6pt;width:50.5pt;height:91.65pt;z-index:251702272;visibility:visible;mso-wrap-style:square;mso-wrap-distance-left:9pt;mso-wrap-distance-top:0;mso-wrap-distance-right:9pt;mso-wrap-distance-bottom:0;mso-position-horizontal:absolute;mso-position-horizontal-relative:text;mso-position-vertical:absolute;mso-position-vertical-relative:text;v-text-anchor:middle" arcsize="10923f" o:gfxdata="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" fillcolor="#f3f4f6 [3209]" strokecolor="#68738b [1609]" strokeweight="1pt">
+              <v:roundrect w14:anchorId="38595733" id="Rectángulo redondeado 31" o:spid="_x0000_s1034" style="position:absolute;margin-left:292.25pt;margin-top:12.6pt;width:50.5pt;height:91.65pt;z-index:251660800;visibility:visible;mso-wrap-style:square;mso-wrap-distance-left:9pt;mso-wrap-distance-top:0;mso-wrap-distance-right:9pt;mso-wrap-distance-bottom:0;mso-position-horizontal:absolute;mso-position-horizontal-relative:text;mso-position-vertical:absolute;mso-position-vertical-relative:text;v-text-anchor:middle" arcsize="10923f" o:gfxdata="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" fillcolor="#f3f4f6 [3209]" strokecolor="#68738b [1609]" strokeweight="1pt">
                 <v:fill opacity="47288f"/>
                 <v:stroke joinstyle="miter"/>
                 <v:textbox>
@@ -4665,18 +4942,7 @@
                           <w:szCs w:val="12"/>
                           <w:lang w:eastAsia="es-ES"/>
                         </w:rPr>
-                        <w:t>Lujo, Realeza, Sabiduría y Poder</w:t>
-                      </w:r>
-                      <w:r>
-                        <w:rPr>
-                          <w:rFonts w:asciiTheme="majorHAnsi" w:eastAsia="Times New Roman" w:hAnsiTheme="majorHAnsi" w:cstheme="majorHAnsi"/>
-                          <w:b/>
-                          <w:bCs/>
-                          <w:sz w:val="12"/>
-                          <w:szCs w:val="12"/>
-                          <w:lang w:eastAsia="es-ES"/>
-                        </w:rPr>
-                        <w:t>.</w:t>
+                        <w:t>Lujo, Realeza, Sabiduría y Poder.</w:t>
                       </w:r>
                     </w:p>
                     <w:p>
@@ -4724,7 +4990,7 @@
           <w:color w:val="000000" w:themeColor="text1"/>
         </w:rPr>
       </w:pPr>
-      <w:bookmarkStart w:id="6" w:name="_Toc240994410"/>
+      <w:bookmarkStart w:id="8" w:name="_Toc241167424"/>
       <w:r>
         <w:rPr>
           <w:b/>
@@ -4740,14 +5006,18 @@
         </w:rPr>
         <w:t>:</w:t>
       </w:r>
-      <w:bookmarkEnd w:id="6"/>
+      <w:bookmarkEnd w:id="8"/>
     </w:p>
     <w:p>
       <w:r>
+        <w:rPr>
+          <w:noProof/>
+          <w:lang w:eastAsia="es-ES"/>
+        </w:rPr>
         <mc:AlternateContent>
           <mc:Choice Requires="wps">
             <w:drawing>
-              <wp:anchor distT="45720" distB="45720" distL="114300" distR="114300" simplePos="0" relativeHeight="251719680" behindDoc="0" locked="0" layoutInCell="1" allowOverlap="1" wp14:anchorId="4E51F409" wp14:editId="390BCBA5">
+              <wp:anchor distT="45720" distB="45720" distL="114300" distR="114300" simplePos="0" relativeHeight="251673088" behindDoc="0" locked="0" layoutInCell="1" allowOverlap="1" wp14:anchorId="19619428" wp14:editId="4F7D945A">
                 <wp:simplePos x="0" y="0"/>
                 <wp:positionH relativeFrom="column">
                   <wp:posOffset>2753360</wp:posOffset>
@@ -4844,7 +5114,7 @@
           </mc:Choice>
           <mc:Fallback>
             <w:pict>
-              <v:shape w14:anchorId="4E51F409" id="_x0000_s1035" type="#_x0000_t202" style="position:absolute;margin-left:216.8pt;margin-top:19.05pt;width:59.75pt;height:53.75pt;z-index:251719680;visibility:visible;mso-wrap-style:square;mso-width-percent:0;mso-height-percent:0;mso-wrap-distance-left:9pt;mso-wrap-distance-top:3.6pt;mso-wrap-distance-right:9pt;mso-wrap-distance-bottom:3.6pt;mso-position-horizontal:absolute;mso-position-horizontal-relative:text;mso-position-vertical:absolute;mso-position-vertical-relative:text;mso-width-percent:0;mso-height-percent:0;mso-width-relative:margin;mso-height-relative:margin;v-text-anchor:top" o:gfxdata="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">
+              <v:shape w14:anchorId="19619428" id="_x0000_s1035" type="#_x0000_t202" style="position:absolute;margin-left:216.8pt;margin-top:19.05pt;width:59.75pt;height:53.75pt;z-index:251673088;visibility:visible;mso-wrap-style:square;mso-width-percent:0;mso-height-percent:0;mso-wrap-distance-left:9pt;mso-wrap-distance-top:3.6pt;mso-wrap-distance-right:9pt;mso-wrap-distance-bottom:3.6pt;mso-position-horizontal:absolute;mso-position-horizontal-relative:text;mso-position-vertical:absolute;mso-position-vertical-relative:text;mso-width-percent:0;mso-height-percent:0;mso-width-relative:margin;mso-height-relative:margin;v-text-anchor:top" o:gfxdata="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">
                 <v:textbox>
                   <w:txbxContent>
                     <w:p>
@@ -4891,10 +5161,14 @@
         </mc:AlternateContent>
       </w:r>
       <w:r>
+        <w:rPr>
+          <w:noProof/>
+          <w:lang w:eastAsia="es-ES"/>
+        </w:rPr>
         <mc:AlternateContent>
           <mc:Choice Requires="wps">
             <w:drawing>
-              <wp:anchor distT="45720" distB="45720" distL="114300" distR="114300" simplePos="0" relativeHeight="251718656" behindDoc="0" locked="0" layoutInCell="1" allowOverlap="1" wp14:anchorId="149052A2" wp14:editId="7FBED495">
+              <wp:anchor distT="45720" distB="45720" distL="114300" distR="114300" simplePos="0" relativeHeight="251672064" behindDoc="0" locked="0" layoutInCell="1" allowOverlap="1" wp14:anchorId="1FB12806" wp14:editId="6A593429">
                 <wp:simplePos x="0" y="0"/>
                 <wp:positionH relativeFrom="column">
                   <wp:posOffset>1874297</wp:posOffset>
@@ -4993,7 +5267,7 @@
           </mc:Choice>
           <mc:Fallback>
             <w:pict>
-              <v:shape w14:anchorId="149052A2" id="_x0000_s1036" type="#_x0000_t202" style="position:absolute;margin-left:147.6pt;margin-top:18.55pt;width:59.75pt;height:53.75pt;z-index:251718656;visibility:visible;mso-wrap-style:square;mso-width-percent:0;mso-height-percent:0;mso-wrap-distance-left:9pt;mso-wrap-distance-top:3.6pt;mso-wrap-distance-right:9pt;mso-wrap-distance-bottom:3.6pt;mso-position-horizontal:absolute;mso-position-horizontal-relative:text;mso-position-vertical:absolute;mso-position-vertical-relative:text;mso-width-percent:0;mso-height-percent:0;mso-width-relative:margin;mso-height-relative:margin;v-text-anchor:top" o:gfxdata="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">
+              <v:shape w14:anchorId="1FB12806" id="_x0000_s1036" type="#_x0000_t202" style="position:absolute;margin-left:147.6pt;margin-top:18.55pt;width:59.75pt;height:53.75pt;z-index:251672064;visibility:visible;mso-wrap-style:square;mso-width-percent:0;mso-height-percent:0;mso-wrap-distance-left:9pt;mso-wrap-distance-top:3.6pt;mso-wrap-distance-right:9pt;mso-wrap-distance-bottom:3.6pt;mso-position-horizontal:absolute;mso-position-horizontal-relative:text;mso-position-vertical:absolute;mso-position-vertical-relative:text;mso-width-percent:0;mso-height-percent:0;mso-width-relative:margin;mso-height-relative:margin;v-text-anchor:top" o:gfxdata="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">
                 <v:textbox>
                   <w:txbxContent>
                     <w:p>
@@ -5044,10 +5318,14 @@
     </w:p>
     <w:p>
       <w:r>
+        <w:rPr>
+          <w:noProof/>
+          <w:lang w:eastAsia="es-ES"/>
+        </w:rPr>
         <mc:AlternateContent>
           <mc:Choice Requires="wps">
             <w:drawing>
-              <wp:anchor distT="0" distB="0" distL="114300" distR="114300" simplePos="0" relativeHeight="251712512" behindDoc="0" locked="0" layoutInCell="1" allowOverlap="1" wp14:anchorId="56EE601F" wp14:editId="11EA792E">
+              <wp:anchor distT="0" distB="0" distL="114300" distR="114300" simplePos="0" relativeHeight="251665920" behindDoc="0" locked="0" layoutInCell="1" allowOverlap="1" wp14:anchorId="7B32FBC2" wp14:editId="6DF12CC5">
                 <wp:simplePos x="0" y="0"/>
                 <wp:positionH relativeFrom="column">
                   <wp:posOffset>1864360</wp:posOffset>
@@ -5120,10 +5398,14 @@
         </mc:AlternateContent>
       </w:r>
       <w:r>
+        <w:rPr>
+          <w:noProof/>
+          <w:lang w:eastAsia="es-ES"/>
+        </w:rPr>
         <mc:AlternateContent>
           <mc:Choice Requires="wps">
             <w:drawing>
-              <wp:anchor distT="0" distB="0" distL="114300" distR="114300" simplePos="0" relativeHeight="251713536" behindDoc="0" locked="0" layoutInCell="1" allowOverlap="1" wp14:anchorId="6B378D1C" wp14:editId="4D2D5C3D">
+              <wp:anchor distT="0" distB="0" distL="114300" distR="114300" simplePos="0" relativeHeight="251666944" behindDoc="0" locked="0" layoutInCell="1" allowOverlap="1" wp14:anchorId="584F85F7" wp14:editId="7DD32D11">
                 <wp:simplePos x="0" y="0"/>
                 <wp:positionH relativeFrom="column">
                   <wp:posOffset>2737485</wp:posOffset>
@@ -5194,10 +5476,14 @@
         </mc:AlternateContent>
       </w:r>
       <w:r>
+        <w:rPr>
+          <w:noProof/>
+          <w:lang w:eastAsia="es-ES"/>
+        </w:rPr>
         <mc:AlternateContent>
           <mc:Choice Requires="wps">
             <w:drawing>
-              <wp:anchor distT="0" distB="0" distL="114300" distR="114300" simplePos="0" relativeHeight="251714560" behindDoc="0" locked="0" layoutInCell="1" allowOverlap="1" wp14:anchorId="60386DBE" wp14:editId="6FD70D34">
+              <wp:anchor distT="0" distB="0" distL="114300" distR="114300" simplePos="0" relativeHeight="251667968" behindDoc="0" locked="0" layoutInCell="1" allowOverlap="1" wp14:anchorId="2974EB4D" wp14:editId="0573A1D9">
                 <wp:simplePos x="0" y="0"/>
                 <wp:positionH relativeFrom="column">
                   <wp:posOffset>1870710</wp:posOffset>
@@ -5259,10 +5545,14 @@
         </mc:AlternateContent>
       </w:r>
       <w:r>
+        <w:rPr>
+          <w:noProof/>
+          <w:lang w:eastAsia="es-ES"/>
+        </w:rPr>
         <mc:AlternateContent>
           <mc:Choice Requires="wps">
             <w:drawing>
-              <wp:anchor distT="0" distB="0" distL="114300" distR="114300" simplePos="0" relativeHeight="251715584" behindDoc="0" locked="0" layoutInCell="1" allowOverlap="1" wp14:anchorId="28227569" wp14:editId="4CFEF7D0">
+              <wp:anchor distT="0" distB="0" distL="114300" distR="114300" simplePos="0" relativeHeight="251668992" behindDoc="0" locked="0" layoutInCell="1" allowOverlap="1" wp14:anchorId="4014B023" wp14:editId="74B6124B">
                 <wp:simplePos x="0" y="0"/>
                 <wp:positionH relativeFrom="column">
                   <wp:posOffset>2737485</wp:posOffset>
@@ -5324,10 +5614,14 @@
         </mc:AlternateContent>
       </w:r>
       <w:r>
+        <w:rPr>
+          <w:noProof/>
+          <w:lang w:eastAsia="es-ES"/>
+        </w:rPr>
         <mc:AlternateContent>
           <mc:Choice Requires="wps">
             <w:drawing>
-              <wp:anchor distT="0" distB="0" distL="114300" distR="114300" simplePos="0" relativeHeight="251716608" behindDoc="0" locked="0" layoutInCell="1" allowOverlap="1" wp14:anchorId="6C75C904" wp14:editId="7DAD9237">
+              <wp:anchor distT="0" distB="0" distL="114300" distR="114300" simplePos="0" relativeHeight="251670016" behindDoc="0" locked="0" layoutInCell="1" allowOverlap="1" wp14:anchorId="07E8B073" wp14:editId="04C5E028">
                 <wp:simplePos x="0" y="0"/>
                 <wp:positionH relativeFrom="column">
                   <wp:posOffset>1924050</wp:posOffset>
@@ -5477,7 +5771,7 @@
           </mc:Choice>
           <mc:Fallback>
             <w:pict>
-              <v:roundrect w14:anchorId="6C75C904" id="Rectángulo redondeado 209" o:spid="_x0000_s1037" style="position:absolute;margin-left:151.5pt;margin-top:138.65pt;width:50.45pt;height:91.6pt;z-index:251716608;visibility:visible;mso-wrap-style:square;mso-wrap-distance-left:9pt;mso-wrap-distance-top:0;mso-wrap-distance-right:9pt;mso-wrap-distance-bottom:0;mso-position-horizontal:absolute;mso-position-horizontal-relative:text;mso-position-vertical:absolute;mso-position-vertical-relative:text;v-text-anchor:middle" arcsize="10923f" o:gfxdata="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" fillcolor="#f3f4f6 [3209]" strokecolor="#68738b [1609]" strokeweight="1pt">
+              <v:roundrect w14:anchorId="07E8B073" id="Rectángulo redondeado 209" o:spid="_x0000_s1037" style="position:absolute;margin-left:151.5pt;margin-top:138.65pt;width:50.45pt;height:91.6pt;z-index:251670016;visibility:visible;mso-wrap-style:square;mso-wrap-distance-left:9pt;mso-wrap-distance-top:0;mso-wrap-distance-right:9pt;mso-wrap-distance-bottom:0;mso-position-horizontal:absolute;mso-position-horizontal-relative:text;mso-position-vertical:absolute;mso-position-vertical-relative:text;v-text-anchor:middle" arcsize="10923f" o:gfxdata="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" fillcolor="#f3f4f6 [3209]" strokecolor="#68738b [1609]" strokeweight="1pt">
                 <v:fill opacity="47288f"/>
                 <v:stroke joinstyle="miter"/>
                 <v:textbox>
@@ -5575,10 +5869,14 @@
         </mc:AlternateContent>
       </w:r>
       <w:r>
+        <w:rPr>
+          <w:noProof/>
+          <w:lang w:eastAsia="es-ES"/>
+        </w:rPr>
         <mc:AlternateContent>
           <mc:Choice Requires="wps">
             <w:drawing>
-              <wp:anchor distT="0" distB="0" distL="114300" distR="114300" simplePos="0" relativeHeight="251717632" behindDoc="0" locked="0" layoutInCell="1" allowOverlap="1" wp14:anchorId="06CF3A40" wp14:editId="56FA5CE0">
+              <wp:anchor distT="0" distB="0" distL="114300" distR="114300" simplePos="0" relativeHeight="251671040" behindDoc="0" locked="0" layoutInCell="1" allowOverlap="1" wp14:anchorId="363510BC" wp14:editId="2CCFCA99">
                 <wp:simplePos x="0" y="0"/>
                 <wp:positionH relativeFrom="column">
                   <wp:posOffset>2779395</wp:posOffset>
@@ -5718,7 +6016,7 @@
           </mc:Choice>
           <mc:Fallback>
             <w:pict>
-              <v:roundrect w14:anchorId="06CF3A40" id="Rectángulo redondeado 210" o:spid="_x0000_s1038" style="position:absolute;margin-left:218.85pt;margin-top:138.65pt;width:50.45pt;height:91.6pt;z-index:251717632;visibility:visible;mso-wrap-style:square;mso-wrap-distance-left:9pt;mso-wrap-distance-top:0;mso-wrap-distance-right:9pt;mso-wrap-distance-bottom:0;mso-position-horizontal:absolute;mso-position-horizontal-relative:text;mso-position-vertical:absolute;mso-position-vertical-relative:text;v-text-anchor:middle" arcsize="10923f" o:gfxdata="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" fillcolor="#f3f4f6 [3209]" strokecolor="#68738b [1609]" strokeweight="1pt">
+              <v:roundrect w14:anchorId="363510BC" id="Rectángulo redondeado 210" o:spid="_x0000_s1038" style="position:absolute;margin-left:218.85pt;margin-top:138.65pt;width:50.45pt;height:91.6pt;z-index:251671040;visibility:visible;mso-wrap-style:square;mso-wrap-distance-left:9pt;mso-wrap-distance-top:0;mso-wrap-distance-right:9pt;mso-wrap-distance-bottom:0;mso-position-horizontal:absolute;mso-position-horizontal-relative:text;mso-position-vertical:absolute;mso-position-vertical-relative:text;v-text-anchor:middle" arcsize="10923f" o:gfxdata="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" fillcolor="#f3f4f6 [3209]" strokecolor="#68738b [1609]" strokeweight="1pt">
                 <v:fill opacity="47288f"/>
                 <v:stroke joinstyle="miter"/>
                 <v:textbox>
@@ -5830,29 +6128,22 @@
           <w:color w:val="000000" w:themeColor="text1"/>
         </w:rPr>
       </w:pPr>
-      <w:bookmarkStart w:id="7" w:name="_Toc240994411"/>
+      <w:bookmarkStart w:id="9" w:name="_Toc241167425"/>
       <w:r>
         <w:rPr>
           <w:b/>
           <w:color w:val="000000" w:themeColor="text1"/>
         </w:rPr>
-        <w:t>COMPLEMENT</w:t>
+        <w:t>COMPLEMENTARIOS</w:t>
       </w:r>
       <w:r>
         <w:rPr>
           <w:b/>
           <w:color w:val="000000" w:themeColor="text1"/>
         </w:rPr>
-        <w:t>ARIOS</w:t>
-      </w:r>
-      <w:r>
-        <w:rPr>
-          <w:b/>
-          <w:color w:val="000000" w:themeColor="text1"/>
-        </w:rPr>
         <w:t>:</w:t>
       </w:r>
-      <w:bookmarkEnd w:id="7"/>
+      <w:bookmarkEnd w:id="9"/>
     </w:p>
     <w:p>
       <w:pPr>
@@ -5880,8 +6171,6 @@
       <w:r>
         <w:t xml:space="preserve"> Mis colores son fríos y estos son completamente cálidos.</w:t>
       </w:r>
-      <w:bookmarkStart w:id="8" w:name="_GoBack"/>
-      <w:bookmarkEnd w:id="8"/>
     </w:p>
     <w:p/>
     <w:p>
@@ -5891,7 +6180,7 @@
           <w:lang w:eastAsia="es-ES"/>
         </w:rPr>
         <w:drawing>
-          <wp:anchor distT="0" distB="0" distL="114300" distR="114300" simplePos="0" relativeHeight="251720704" behindDoc="0" locked="0" layoutInCell="1" allowOverlap="1" wp14:anchorId="5F972232" wp14:editId="4407C81B">
+          <wp:anchor distT="0" distB="0" distL="114300" distR="114300" simplePos="0" relativeHeight="251674112" behindDoc="0" locked="0" layoutInCell="1" allowOverlap="1" wp14:anchorId="5F972232" wp14:editId="4407C81B">
             <wp:simplePos x="0" y="0"/>
             <wp:positionH relativeFrom="margin">
               <wp:posOffset>1532981</wp:posOffset>
@@ -5914,7 +6203,7 @@
                     <pic:cNvPicPr/>
                   </pic:nvPicPr>
                   <pic:blipFill rotWithShape="1">
-                    <a:blip r:embed="rId16">
+                    <a:blip r:embed="rId15">
                       <a:extLst>
                         <a:ext uri="{28A0092B-C50C-407E-A947-70E740481C1C}">
                           <a14:useLocalDpi xmlns:a14="http://schemas.microsoft.com/office/drawing/2010/main" val="0"/>
@@ -6089,7 +6378,7 @@
       </w:pPr>
     </w:p>
     <w:sectPr>
-      <w:footerReference w:type="default" r:id="rId17"/>
+      <w:footerReference w:type="default" r:id="rId16"/>
       <w:pgSz w:w="11906" w:h="16838"/>
       <w:pgMar w:top="1417" w:right="1701" w:bottom="1417" w:left="1701" w:header="708" w:footer="708" w:gutter="0"/>
       <w:cols w:space="708"/>
@@ -6134,6 +6423,7 @@
         <w:docPartUnique/>
       </w:docPartObj>
     </w:sdtPr>
+    <w:sdtEndPr/>
     <w:sdtContent>
       <w:p>
         <w:pPr>
@@ -6266,7 +6556,7 @@
                                     <w:sz w:val="16"/>
                                     <w:szCs w:val="16"/>
                                   </w:rPr>
-                                  <w:t>7</w:t>
+                                  <w:t>3</w:t>
                                 </w:r>
                                 <w:r>
                                   <w:rPr>
@@ -6329,7 +6619,7 @@
                               <w:sz w:val="16"/>
                               <w:szCs w:val="16"/>
                             </w:rPr>
-                            <w:t>7</w:t>
+                            <w:t>3</w:t>
                           </w:r>
                           <w:r>
                             <w:rPr>
@@ -6383,7 +6673,7 @@
 <w:numbering xmlns:wpc="http://schemas.microsoft.com/office/word/2010/wordprocessingCanvas" xmlns:cx="http://schemas.microsoft.com/office/drawing/2014/chartex" xmlns:mc="http://schemas.openxmlformats.org/markup-compatibility/2006" xmlns:o="urn:schemas-microsoft-com:office:office" xmlns:r="http://schemas.openxmlformats.org/officeDocument/2006/relationships" xmlns:m="http://schemas.openxmlformats.org/officeDocument/2006/math" xmlns:v="urn:schemas-microsoft-com:vml" xmlns:wp14="http://schemas.microsoft.com/office/word/2010/wordprocessingDrawing" xmlns:wp="http://schemas.openxmlformats.org/drawingml/2006/wordprocessingDrawing" xmlns:w10="urn:schemas-microsoft-com:office:word" xmlns:w="http://schemas.openxmlformats.org/wordprocessingml/2006/main" xmlns:w14="http://schemas.microsoft.com/office/word/2010/wordml" xmlns:w15="http://schemas.microsoft.com/office/word/2012/wordml" xmlns:w16se="http://schemas.microsoft.com/office/word/2015/wordml/symex" xmlns:wpg="http://schemas.microsoft.com/office/word/2010/wordprocessingGroup" xmlns:wpi="http://schemas.microsoft.com/office/word/2010/wordprocessingInk" xmlns:wne="http://schemas.microsoft.com/office/word/2006/wordml" xmlns:wps="http://schemas.microsoft.com/office/word/2010/wordprocessingShape" mc:Ignorable="w14 w15 w16se wp14">
   <w:numPicBullet w:numPicBulletId="0">
     <w:pict>
-      <v:shapetype id="_x0000_t75" coordsize="21600,21600" o:spt="75" o:preferrelative="t" path="m@4@5l@4@11@9@11@9@5xe" filled="f" stroked="f">
+      <v:shapetype w14:anchorId="370E91E4" id="_x0000_t75" coordsize="21600,21600" o:spt="75" o:preferrelative="t" path="m@4@5l@4@11@9@11@9@5xe" filled="f" stroked="f">
         <v:stroke joinstyle="miter"/>
         <v:formulas>
           <v:f eqn="if lineDrawn pixelLineWidth 0"/>
@@ -6402,7 +6692,7 @@
         <v:path o:extrusionok="f" gradientshapeok="t" o:connecttype="rect"/>
         <o:lock v:ext="edit" aspectratio="t"/>
       </v:shapetype>
-      <v:shape id="_x0000_i1082" type="#_x0000_t75" style="width:80.9pt;height:90.7pt" o:bullet="t">
+      <v:shape id="_x0000_i1043" type="#_x0000_t75" style="width:80.65pt;height:90.45pt" o:bullet="t">
         <v:imagedata r:id="rId1" o:title="ISOTIPO_NEBULA"/>
       </v:shape>
     </w:pict>
@@ -7165,6 +7455,155 @@
     </w:lvl>
   </w:abstractNum>
   <w:abstractNum w:abstractNumId="6" w15:restartNumberingAfterBreak="0">
+    <w:nsid w:val="4DE63770"/>
+    <w:multiLevelType w:val="multilevel"/>
+    <w:tmpl w:val="1C94D920"/>
+    <w:lvl w:ilvl="0">
+      <w:start w:val="1"/>
+      <w:numFmt w:val="bullet"/>
+      <w:lvlText w:val=""/>
+      <w:lvlJc w:val="left"/>
+      <w:pPr>
+        <w:tabs>
+          <w:tab w:val="num" w:pos="720"/>
+        </w:tabs>
+        <w:ind w:left="720" w:hanging="360"/>
+      </w:pPr>
+      <w:rPr>
+        <w:rFonts w:ascii="Symbol" w:hAnsi="Symbol" w:hint="default"/>
+        <w:sz w:val="20"/>
+      </w:rPr>
+    </w:lvl>
+    <w:lvl w:ilvl="1" w:tentative="1">
+      <w:start w:val="1"/>
+      <w:numFmt w:val="bullet"/>
+      <w:lvlText w:val="o"/>
+      <w:lvlJc w:val="left"/>
+      <w:pPr>
+        <w:tabs>
+          <w:tab w:val="num" w:pos="1440"/>
+        </w:tabs>
+        <w:ind w:left="1440" w:hanging="360"/>
+      </w:pPr>
+      <w:rPr>
+        <w:rFonts w:ascii="Courier New" w:hAnsi="Courier New" w:hint="default"/>
+        <w:sz w:val="20"/>
+      </w:rPr>
+    </w:lvl>
+    <w:lvl w:ilvl="2" w:tentative="1">
+      <w:start w:val="1"/>
+      <w:numFmt w:val="bullet"/>
+      <w:lvlText w:val=""/>
+      <w:lvlJc w:val="left"/>
+      <w:pPr>
+        <w:tabs>
+          <w:tab w:val="num" w:pos="2160"/>
+        </w:tabs>
+        <w:ind w:left="2160" w:hanging="360"/>
+      </w:pPr>
+      <w:rPr>
+        <w:rFonts w:ascii="Wingdings" w:hAnsi="Wingdings" w:hint="default"/>
+        <w:sz w:val="20"/>
+      </w:rPr>
+    </w:lvl>
+    <w:lvl w:ilvl="3" w:tentative="1">
+      <w:start w:val="1"/>
+      <w:numFmt w:val="bullet"/>
+      <w:lvlText w:val=""/>
+      <w:lvlJc w:val="left"/>
+      <w:pPr>
+        <w:tabs>
+          <w:tab w:val="num" w:pos="2880"/>
+        </w:tabs>
+        <w:ind w:left="2880" w:hanging="360"/>
+      </w:pPr>
+      <w:rPr>
+        <w:rFonts w:ascii="Wingdings" w:hAnsi="Wingdings" w:hint="default"/>
+        <w:sz w:val="20"/>
+      </w:rPr>
+    </w:lvl>
+    <w:lvl w:ilvl="4" w:tentative="1">
+      <w:start w:val="1"/>
+      <w:numFmt w:val="bullet"/>
+      <w:lvlText w:val=""/>
+      <w:lvlJc w:val="left"/>
+      <w:pPr>
+        <w:tabs>
+          <w:tab w:val="num" w:pos="3600"/>
+        </w:tabs>
+        <w:ind w:left="3600" w:hanging="360"/>
+      </w:pPr>
+      <w:rPr>
+        <w:rFonts w:ascii="Wingdings" w:hAnsi="Wingdings" w:hint="default"/>
+        <w:sz w:val="20"/>
+      </w:rPr>
+    </w:lvl>
+    <w:lvl w:ilvl="5" w:tentative="1">
+      <w:start w:val="1"/>
+      <w:numFmt w:val="bullet"/>
+      <w:lvlText w:val=""/>
+      <w:lvlJc w:val="left"/>
+      <w:pPr>
+        <w:tabs>
+          <w:tab w:val="num" w:pos="4320"/>
+        </w:tabs>
+        <w:ind w:left="4320" w:hanging="360"/>
+      </w:pPr>
+      <w:rPr>
+        <w:rFonts w:ascii="Wingdings" w:hAnsi="Wingdings" w:hint="default"/>
+        <w:sz w:val="20"/>
+      </w:rPr>
+    </w:lvl>
+    <w:lvl w:ilvl="6" w:tentative="1">
+      <w:start w:val="1"/>
+      <w:numFmt w:val="bullet"/>
+      <w:lvlText w:val=""/>
+      <w:lvlJc w:val="left"/>
+      <w:pPr>
+        <w:tabs>
+          <w:tab w:val="num" w:pos="5040"/>
+        </w:tabs>
+        <w:ind w:left="5040" w:hanging="360"/>
+      </w:pPr>
+      <w:rPr>
+        <w:rFonts w:ascii="Wingdings" w:hAnsi="Wingdings" w:hint="default"/>
+        <w:sz w:val="20"/>
+      </w:rPr>
+    </w:lvl>
+    <w:lvl w:ilvl="7" w:tentative="1">
+      <w:start w:val="1"/>
+      <w:numFmt w:val="bullet"/>
+      <w:lvlText w:val=""/>
+      <w:lvlJc w:val="left"/>
+      <w:pPr>
+        <w:tabs>
+          <w:tab w:val="num" w:pos="5760"/>
+        </w:tabs>
+        <w:ind w:left="5760" w:hanging="360"/>
+      </w:pPr>
+      <w:rPr>
+        <w:rFonts w:ascii="Wingdings" w:hAnsi="Wingdings" w:hint="default"/>
+        <w:sz w:val="20"/>
+      </w:rPr>
+    </w:lvl>
+    <w:lvl w:ilvl="8" w:tentative="1">
+      <w:start w:val="1"/>
+      <w:numFmt w:val="bullet"/>
+      <w:lvlText w:val=""/>
+      <w:lvlJc w:val="left"/>
+      <w:pPr>
+        <w:tabs>
+          <w:tab w:val="num" w:pos="6480"/>
+        </w:tabs>
+        <w:ind w:left="6480" w:hanging="360"/>
+      </w:pPr>
+      <w:rPr>
+        <w:rFonts w:ascii="Wingdings" w:hAnsi="Wingdings" w:hint="default"/>
+        <w:sz w:val="20"/>
+      </w:rPr>
+    </w:lvl>
+  </w:abstractNum>
+  <w:abstractNum w:abstractNumId="7" w15:restartNumberingAfterBreak="0">
     <w:nsid w:val="665769E2"/>
     <w:multiLevelType w:val="multilevel"/>
     <w:tmpl w:val="AC9A233E"/>
@@ -7281,7 +7720,7 @@
       </w:pPr>
     </w:lvl>
   </w:abstractNum>
-  <w:abstractNum w:abstractNumId="7" w15:restartNumberingAfterBreak="0">
+  <w:abstractNum w:abstractNumId="8" w15:restartNumberingAfterBreak="0">
     <w:nsid w:val="6A813273"/>
     <w:multiLevelType w:val="multilevel"/>
     <w:tmpl w:val="3452A19A"/>
@@ -7430,7 +7869,7 @@
       </w:rPr>
     </w:lvl>
   </w:abstractNum>
-  <w:abstractNum w:abstractNumId="8" w15:restartNumberingAfterBreak="0">
+  <w:abstractNum w:abstractNumId="9" w15:restartNumberingAfterBreak="0">
     <w:nsid w:val="6C3D2E20"/>
     <w:multiLevelType w:val="multilevel"/>
     <w:tmpl w:val="75582B64"/>
@@ -7579,7 +8018,7 @@
       </w:rPr>
     </w:lvl>
   </w:abstractNum>
-  <w:abstractNum w:abstractNumId="9" w15:restartNumberingAfterBreak="0">
+  <w:abstractNum w:abstractNumId="10" w15:restartNumberingAfterBreak="0">
     <w:nsid w:val="71EA7BF6"/>
     <w:multiLevelType w:val="hybridMultilevel"/>
     <w:tmpl w:val="CD96810C"/>
@@ -7693,13 +8132,13 @@
     </w:lvl>
   </w:abstractNum>
   <w:num w:numId="1">
-    <w:abstractNumId w:val="7"/>
+    <w:abstractNumId w:val="8"/>
   </w:num>
   <w:num w:numId="2">
     <w:abstractNumId w:val="3"/>
   </w:num>
   <w:num w:numId="3">
-    <w:abstractNumId w:val="8"/>
+    <w:abstractNumId w:val="9"/>
   </w:num>
   <w:num w:numId="4">
     <w:abstractNumId w:val="2"/>
@@ -7708,7 +8147,7 @@
     <w:abstractNumId w:val="0"/>
   </w:num>
   <w:num w:numId="6">
-    <w:abstractNumId w:val="6"/>
+    <w:abstractNumId w:val="7"/>
   </w:num>
   <w:num w:numId="7">
     <w:abstractNumId w:val="4"/>
@@ -7720,7 +8159,10 @@
     <w:abstractNumId w:val="1"/>
   </w:num>
   <w:num w:numId="10">
-    <w:abstractNumId w:val="9"/>
+    <w:abstractNumId w:val="10"/>
+  </w:num>
+  <w:num w:numId="11">
+    <w:abstractNumId w:val="6"/>
   </w:num>
 </w:numbering>
 </file>
@@ -8162,6 +8604,29 @@
       <w:szCs w:val="26"/>
     </w:rPr>
   </w:style>
+  <w:style w:type="paragraph" w:styleId="Ttulo3">
+    <w:name w:val="heading 3"/>
+    <w:basedOn w:val="Normal"/>
+    <w:next w:val="Normal"/>
+    <w:link w:val="Ttulo3Car"/>
+    <w:uiPriority w:val="9"/>
+    <w:semiHidden/>
+    <w:unhideWhenUsed/>
+    <w:qFormat/>
+    <w:rsid w:val="006A717B"/>
+    <w:pPr>
+      <w:keepNext/>
+      <w:keepLines/>
+      <w:spacing w:before="40" w:after="0"/>
+      <w:outlineLvl w:val="2"/>
+    </w:pPr>
+    <w:rPr>
+      <w:rFonts w:asciiTheme="majorHAnsi" w:eastAsiaTheme="majorEastAsia" w:hAnsiTheme="majorHAnsi" w:cstheme="majorBidi"/>
+      <w:color w:val="040407" w:themeColor="accent1" w:themeShade="7F"/>
+      <w:sz w:val="24"/>
+      <w:szCs w:val="24"/>
+    </w:rPr>
+  </w:style>
   <w:style w:type="character" w:default="1" w:styleId="Fuentedeprrafopredeter">
     <w:name w:val="Default Paragraph Font"/>
     <w:uiPriority w:val="1"/>
@@ -8358,6 +8823,20 @@
       <w:spacing w:after="100"/>
       <w:ind w:left="220"/>
     </w:pPr>
+  </w:style>
+  <w:style w:type="character" w:customStyle="1" w:styleId="Ttulo3Car">
+    <w:name w:val="Título 3 Car"/>
+    <w:basedOn w:val="Fuentedeprrafopredeter"/>
+    <w:link w:val="Ttulo3"/>
+    <w:uiPriority w:val="9"/>
+    <w:semiHidden/>
+    <w:rsid w:val="006A717B"/>
+    <w:rPr>
+      <w:rFonts w:asciiTheme="majorHAnsi" w:eastAsiaTheme="majorEastAsia" w:hAnsiTheme="majorHAnsi" w:cstheme="majorBidi"/>
+      <w:color w:val="040407" w:themeColor="accent1" w:themeShade="7F"/>
+      <w:sz w:val="24"/>
+      <w:szCs w:val="24"/>
+    </w:rPr>
   </w:style>
 </w:styles>
 </file>
@@ -8628,7 +9107,7 @@
 </file>
 
 <file path=customXml/itemProps1.xml><?xml version="1.0" encoding="utf-8"?>
-<ds:datastoreItem xmlns:ds="http://schemas.openxmlformats.org/officeDocument/2006/customXml" ds:itemID="{DC708A15-6AA8-430D-9199-E0868DCD0D18}">
+<ds:datastoreItem xmlns:ds="http://schemas.openxmlformats.org/officeDocument/2006/customXml" ds:itemID="{8E49FEFF-BE5C-4687-8B56-A0FC00687023}">
   <ds:schemaRefs>
     <ds:schemaRef ds:uri="http://schemas.openxmlformats.org/officeDocument/2006/bibliography"/>
   </ds:schemaRefs>

--- a/UD1/P1/Act1_UD1_FrancellaRojas v2.docx
+++ b/UD1/P1/Act1_UD1_FrancellaRojas v2.docx
@@ -14,7 +14,7 @@
         <mc:AlternateContent>
           <mc:Choice Requires="wps">
             <w:drawing>
-              <wp:anchor distT="45720" distB="45720" distL="114300" distR="114300" simplePos="0" relativeHeight="251643392" behindDoc="0" locked="0" layoutInCell="1" allowOverlap="1" wp14:anchorId="3EFC96C9" wp14:editId="7B317FFF">
+              <wp:anchor distT="45720" distB="45720" distL="114300" distR="114300" simplePos="0" relativeHeight="251611648" behindDoc="0" locked="0" layoutInCell="1" allowOverlap="1" wp14:anchorId="3EFC96C9" wp14:editId="7B317FFF">
                 <wp:simplePos x="0" y="0"/>
                 <wp:positionH relativeFrom="margin">
                   <wp:posOffset>1052195</wp:posOffset>
@@ -113,7 +113,7 @@
                 <v:stroke joinstyle="miter"/>
                 <v:path gradientshapeok="t" o:connecttype="rect"/>
               </v:shapetype>
-              <v:shape id="Cuadro de texto 2" o:spid="_x0000_s1026" type="#_x0000_t202" style="position:absolute;margin-left:82.85pt;margin-top:232.15pt;width:280.5pt;height:121.5pt;z-index:251643392;visibility:visible;mso-wrap-style:square;mso-width-percent:0;mso-height-percent:0;mso-wrap-distance-left:9pt;mso-wrap-distance-top:3.6pt;mso-wrap-distance-right:9pt;mso-wrap-distance-bottom:3.6pt;mso-position-horizontal:absolute;mso-position-horizontal-relative:margin;mso-position-vertical:absolute;mso-position-vertical-relative:margin;mso-width-percent:0;mso-height-percent:0;mso-width-relative:margin;mso-height-relative:margin;v-text-anchor:top" o:gfxdata="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" filled="f" stroked="f">
+              <v:shape id="Cuadro de texto 2" o:spid="_x0000_s1026" type="#_x0000_t202" style="position:absolute;margin-left:82.85pt;margin-top:232.15pt;width:280.5pt;height:121.5pt;z-index:251611648;visibility:visible;mso-wrap-style:square;mso-width-percent:0;mso-height-percent:0;mso-wrap-distance-left:9pt;mso-wrap-distance-top:3.6pt;mso-wrap-distance-right:9pt;mso-wrap-distance-bottom:3.6pt;mso-position-horizontal:absolute;mso-position-horizontal-relative:margin;mso-position-vertical:absolute;mso-position-vertical-relative:margin;mso-width-percent:0;mso-height-percent:0;mso-width-relative:margin;mso-height-relative:margin;v-text-anchor:top" o:gfxdata="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" filled="f" stroked="f">
                 <v:textbox>
                   <w:txbxContent>
                     <w:p>
@@ -167,7 +167,7 @@
           <w:lang w:eastAsia="es-ES"/>
         </w:rPr>
         <w:drawing>
-          <wp:anchor distT="0" distB="0" distL="114300" distR="114300" simplePos="0" relativeHeight="251641344" behindDoc="0" locked="0" layoutInCell="1" allowOverlap="1" wp14:anchorId="4C823DE5" wp14:editId="3B8D4EA3">
+          <wp:anchor distT="0" distB="0" distL="114300" distR="114300" simplePos="0" relativeHeight="251609600" behindDoc="0" locked="0" layoutInCell="1" allowOverlap="1" wp14:anchorId="4C823DE5" wp14:editId="3B8D4EA3">
             <wp:simplePos x="0" y="0"/>
             <wp:positionH relativeFrom="margin">
               <wp:posOffset>-876300</wp:posOffset>
@@ -222,7 +222,7 @@
           <w:lang w:eastAsia="es-ES"/>
         </w:rPr>
         <w:drawing>
-          <wp:anchor distT="0" distB="0" distL="114300" distR="114300" simplePos="0" relativeHeight="251640320" behindDoc="0" locked="0" layoutInCell="1" allowOverlap="1" wp14:anchorId="370E91E4" wp14:editId="44FFA707">
+          <wp:anchor distT="0" distB="0" distL="114300" distR="114300" simplePos="0" relativeHeight="251608576" behindDoc="0" locked="0" layoutInCell="1" allowOverlap="1" wp14:anchorId="370E91E4" wp14:editId="44FFA707">
             <wp:simplePos x="0" y="0"/>
             <wp:positionH relativeFrom="page">
               <wp:align>left</wp:align>
@@ -312,7 +312,7 @@
               <w:noProof/>
             </w:rPr>
             <w:drawing>
-              <wp:anchor distT="0" distB="0" distL="114300" distR="114300" simplePos="0" relativeHeight="251707904" behindDoc="0" locked="0" layoutInCell="1" allowOverlap="1" wp14:anchorId="25C257B1" wp14:editId="2BAAEC88">
+              <wp:anchor distT="0" distB="0" distL="114300" distR="114300" simplePos="0" relativeHeight="251702784" behindDoc="0" locked="0" layoutInCell="1" allowOverlap="1" wp14:anchorId="0D666C36" wp14:editId="2D520140">
                 <wp:simplePos x="0" y="0"/>
                 <wp:positionH relativeFrom="page">
                   <wp:align>right</wp:align>
@@ -399,7 +399,7 @@
           <w:r>
             <w:fldChar w:fldCharType="separate"/>
           </w:r>
-          <w:hyperlink w:anchor="_Toc241258525" w:history="1">
+          <w:hyperlink w:anchor="_Toc241595848" w:history="1">
             <w:r>
               <w:rPr>
                 <w:rStyle w:val="Hipervnculo"/>
@@ -427,7 +427,7 @@
                 <w:noProof/>
                 <w:webHidden/>
               </w:rPr>
-              <w:instrText xml:space="preserve"> PAGEREF _Toc241258525 \h </w:instrText>
+              <w:instrText xml:space="preserve"> PAGEREF _Toc241595848 \h </w:instrText>
             </w:r>
             <w:r>
               <w:rPr>
@@ -470,7 +470,7 @@
               <w:lang w:eastAsia="es-ES"/>
             </w:rPr>
           </w:pPr>
-          <w:hyperlink w:anchor="_Toc241258526" w:history="1">
+          <w:hyperlink w:anchor="_Toc241595849" w:history="1">
             <w:r>
               <w:rPr>
                 <w:rStyle w:val="Hipervnculo"/>
@@ -498,7 +498,7 @@
                 <w:noProof/>
                 <w:webHidden/>
               </w:rPr>
-              <w:instrText xml:space="preserve"> PAGEREF _Toc241258526 \h </w:instrText>
+              <w:instrText xml:space="preserve"> PAGEREF _Toc241595849 \h </w:instrText>
             </w:r>
             <w:r>
               <w:rPr>
@@ -541,7 +541,7 @@
               <w:lang w:eastAsia="es-ES"/>
             </w:rPr>
           </w:pPr>
-          <w:hyperlink w:anchor="_Toc241258527" w:history="1">
+          <w:hyperlink w:anchor="_Toc241595850" w:history="1">
             <w:r>
               <w:rPr>
                 <w:rStyle w:val="Hipervnculo"/>
@@ -569,7 +569,7 @@
                 <w:noProof/>
                 <w:webHidden/>
               </w:rPr>
-              <w:instrText xml:space="preserve"> PAGEREF _Toc241258527 \h </w:instrText>
+              <w:instrText xml:space="preserve"> PAGEREF _Toc241595850 \h </w:instrText>
             </w:r>
             <w:r>
               <w:rPr>
@@ -612,7 +612,7 @@
               <w:lang w:eastAsia="es-ES"/>
             </w:rPr>
           </w:pPr>
-          <w:hyperlink w:anchor="_Toc241258528" w:history="1">
+          <w:hyperlink w:anchor="_Toc241595851" w:history="1">
             <w:r>
               <w:rPr>
                 <w:rStyle w:val="Hipervnculo"/>
@@ -640,7 +640,7 @@
                 <w:noProof/>
                 <w:webHidden/>
               </w:rPr>
-              <w:instrText xml:space="preserve"> PAGEREF _Toc241258528 \h </w:instrText>
+              <w:instrText xml:space="preserve"> PAGEREF _Toc241595851 \h </w:instrText>
             </w:r>
             <w:r>
               <w:rPr>
@@ -683,7 +683,7 @@
               <w:lang w:eastAsia="es-ES"/>
             </w:rPr>
           </w:pPr>
-          <w:hyperlink w:anchor="_Toc241258529" w:history="1">
+          <w:hyperlink w:anchor="_Toc241595852" w:history="1">
             <w:r>
               <w:rPr>
                 <w:rStyle w:val="Hipervnculo"/>
@@ -711,7 +711,7 @@
                 <w:noProof/>
                 <w:webHidden/>
               </w:rPr>
-              <w:instrText xml:space="preserve"> PAGEREF _Toc241258529 \h </w:instrText>
+              <w:instrText xml:space="preserve"> PAGEREF _Toc241595852 \h </w:instrText>
             </w:r>
             <w:r>
               <w:rPr>
@@ -754,7 +754,7 @@
               <w:lang w:eastAsia="es-ES"/>
             </w:rPr>
           </w:pPr>
-          <w:hyperlink w:anchor="_Toc241258530" w:history="1">
+          <w:hyperlink w:anchor="_Toc241595853" w:history="1">
             <w:r>
               <w:rPr>
                 <w:rStyle w:val="Hipervnculo"/>
@@ -782,7 +782,7 @@
                 <w:noProof/>
                 <w:webHidden/>
               </w:rPr>
-              <w:instrText xml:space="preserve"> PAGEREF _Toc241258530 \h </w:instrText>
+              <w:instrText xml:space="preserve"> PAGEREF _Toc241595853 \h </w:instrText>
             </w:r>
             <w:r>
               <w:rPr>
@@ -825,7 +825,7 @@
               <w:lang w:eastAsia="es-ES"/>
             </w:rPr>
           </w:pPr>
-          <w:hyperlink w:anchor="_Toc241258531" w:history="1">
+          <w:hyperlink w:anchor="_Toc241595854" w:history="1">
             <w:r>
               <w:rPr>
                 <w:rStyle w:val="Hipervnculo"/>
@@ -853,7 +853,7 @@
                 <w:noProof/>
                 <w:webHidden/>
               </w:rPr>
-              <w:instrText xml:space="preserve"> PAGEREF _Toc241258531 \h </w:instrText>
+              <w:instrText xml:space="preserve"> PAGEREF _Toc241595854 \h </w:instrText>
             </w:r>
             <w:r>
               <w:rPr>
@@ -896,7 +896,7 @@
               <w:lang w:eastAsia="es-ES"/>
             </w:rPr>
           </w:pPr>
-          <w:hyperlink w:anchor="_Toc241258532" w:history="1">
+          <w:hyperlink w:anchor="_Toc241595855" w:history="1">
             <w:r>
               <w:rPr>
                 <w:rStyle w:val="Hipervnculo"/>
@@ -924,7 +924,7 @@
                 <w:noProof/>
                 <w:webHidden/>
               </w:rPr>
-              <w:instrText xml:space="preserve"> PAGEREF _Toc241258532 \h </w:instrText>
+              <w:instrText xml:space="preserve"> PAGEREF _Toc241595855 \h </w:instrText>
             </w:r>
             <w:r>
               <w:rPr>
@@ -967,7 +967,7 @@
               <w:lang w:eastAsia="es-ES"/>
             </w:rPr>
           </w:pPr>
-          <w:hyperlink w:anchor="_Toc241258533" w:history="1">
+          <w:hyperlink w:anchor="_Toc241595856" w:history="1">
             <w:r>
               <w:rPr>
                 <w:rStyle w:val="Hipervnculo"/>
@@ -995,7 +995,7 @@
                 <w:noProof/>
                 <w:webHidden/>
               </w:rPr>
-              <w:instrText xml:space="preserve"> PAGEREF _Toc241258533 \h </w:instrText>
+              <w:instrText xml:space="preserve"> PAGEREF _Toc241595856 \h </w:instrText>
             </w:r>
             <w:r>
               <w:rPr>
@@ -1016,6 +1016,568 @@
                 <w:webHidden/>
               </w:rPr>
               <w:t>8</w:t>
+            </w:r>
+            <w:r>
+              <w:rPr>
+                <w:noProof/>
+                <w:webHidden/>
+              </w:rPr>
+              <w:fldChar w:fldCharType="end"/>
+            </w:r>
+          </w:hyperlink>
+        </w:p>
+        <w:p>
+          <w:pPr>
+            <w:pStyle w:val="TDC2"/>
+            <w:tabs>
+              <w:tab w:val="right" w:leader="dot" w:pos="8494"/>
+            </w:tabs>
+            <w:rPr>
+              <w:rFonts w:eastAsiaTheme="minorEastAsia"/>
+              <w:noProof/>
+              <w:lang w:eastAsia="es-ES"/>
+            </w:rPr>
+          </w:pPr>
+          <w:hyperlink w:anchor="_Toc241595857" w:history="1">
+            <w:r>
+              <w:rPr>
+                <w:rStyle w:val="Hipervnculo"/>
+                <w:b/>
+                <w:noProof/>
+              </w:rPr>
+              <w:t>Detalle del Sistema Cromático de Nébula:</w:t>
+            </w:r>
+            <w:r>
+              <w:rPr>
+                <w:noProof/>
+                <w:webHidden/>
+              </w:rPr>
+              <w:tab/>
+            </w:r>
+            <w:r>
+              <w:rPr>
+                <w:noProof/>
+                <w:webHidden/>
+              </w:rPr>
+              <w:fldChar w:fldCharType="begin"/>
+            </w:r>
+            <w:r>
+              <w:rPr>
+                <w:noProof/>
+                <w:webHidden/>
+              </w:rPr>
+              <w:instrText xml:space="preserve"> PAGEREF _Toc241595857 \h </w:instrText>
+            </w:r>
+            <w:r>
+              <w:rPr>
+                <w:noProof/>
+                <w:webHidden/>
+              </w:rPr>
+            </w:r>
+            <w:r>
+              <w:rPr>
+                <w:noProof/>
+                <w:webHidden/>
+              </w:rPr>
+              <w:fldChar w:fldCharType="separate"/>
+            </w:r>
+            <w:r>
+              <w:rPr>
+                <w:noProof/>
+                <w:webHidden/>
+              </w:rPr>
+              <w:t>9</w:t>
+            </w:r>
+            <w:r>
+              <w:rPr>
+                <w:noProof/>
+                <w:webHidden/>
+              </w:rPr>
+              <w:fldChar w:fldCharType="end"/>
+            </w:r>
+          </w:hyperlink>
+        </w:p>
+        <w:p>
+          <w:pPr>
+            <w:pStyle w:val="TDC1"/>
+            <w:tabs>
+              <w:tab w:val="right" w:leader="dot" w:pos="8494"/>
+            </w:tabs>
+            <w:rPr>
+              <w:rFonts w:eastAsiaTheme="minorEastAsia"/>
+              <w:noProof/>
+              <w:lang w:eastAsia="es-ES"/>
+            </w:rPr>
+          </w:pPr>
+          <w:hyperlink w:anchor="_Toc241595858" w:history="1">
+            <w:r>
+              <w:rPr>
+                <w:rStyle w:val="Hipervnculo"/>
+                <w:b/>
+                <w:noProof/>
+              </w:rPr>
+              <w:t>Positivos y Negativos:</w:t>
+            </w:r>
+            <w:r>
+              <w:rPr>
+                <w:noProof/>
+                <w:webHidden/>
+              </w:rPr>
+              <w:tab/>
+            </w:r>
+            <w:r>
+              <w:rPr>
+                <w:noProof/>
+                <w:webHidden/>
+              </w:rPr>
+              <w:fldChar w:fldCharType="begin"/>
+            </w:r>
+            <w:r>
+              <w:rPr>
+                <w:noProof/>
+                <w:webHidden/>
+              </w:rPr>
+              <w:instrText xml:space="preserve"> PAGEREF _Toc241595858 \h </w:instrText>
+            </w:r>
+            <w:r>
+              <w:rPr>
+                <w:noProof/>
+                <w:webHidden/>
+              </w:rPr>
+            </w:r>
+            <w:r>
+              <w:rPr>
+                <w:noProof/>
+                <w:webHidden/>
+              </w:rPr>
+              <w:fldChar w:fldCharType="separate"/>
+            </w:r>
+            <w:r>
+              <w:rPr>
+                <w:noProof/>
+                <w:webHidden/>
+              </w:rPr>
+              <w:t>10</w:t>
+            </w:r>
+            <w:r>
+              <w:rPr>
+                <w:noProof/>
+                <w:webHidden/>
+              </w:rPr>
+              <w:fldChar w:fldCharType="end"/>
+            </w:r>
+          </w:hyperlink>
+        </w:p>
+        <w:p>
+          <w:pPr>
+            <w:pStyle w:val="TDC2"/>
+            <w:tabs>
+              <w:tab w:val="right" w:leader="dot" w:pos="8494"/>
+            </w:tabs>
+            <w:rPr>
+              <w:rFonts w:eastAsiaTheme="minorEastAsia"/>
+              <w:noProof/>
+              <w:lang w:eastAsia="es-ES"/>
+            </w:rPr>
+          </w:pPr>
+          <w:hyperlink w:anchor="_Toc241595859" w:history="1">
+            <w:r>
+              <w:rPr>
+                <w:rStyle w:val="Hipervnculo"/>
+                <w:noProof/>
+              </w:rPr>
+              <w:t>Blanco y Negro en Positivo</w:t>
+            </w:r>
+            <w:r>
+              <w:rPr>
+                <w:noProof/>
+                <w:webHidden/>
+              </w:rPr>
+              <w:tab/>
+            </w:r>
+            <w:r>
+              <w:rPr>
+                <w:noProof/>
+                <w:webHidden/>
+              </w:rPr>
+              <w:fldChar w:fldCharType="begin"/>
+            </w:r>
+            <w:r>
+              <w:rPr>
+                <w:noProof/>
+                <w:webHidden/>
+              </w:rPr>
+              <w:instrText xml:space="preserve"> PAGEREF _Toc241595859 \h </w:instrText>
+            </w:r>
+            <w:r>
+              <w:rPr>
+                <w:noProof/>
+                <w:webHidden/>
+              </w:rPr>
+            </w:r>
+            <w:r>
+              <w:rPr>
+                <w:noProof/>
+                <w:webHidden/>
+              </w:rPr>
+              <w:fldChar w:fldCharType="separate"/>
+            </w:r>
+            <w:r>
+              <w:rPr>
+                <w:noProof/>
+                <w:webHidden/>
+              </w:rPr>
+              <w:t>10</w:t>
+            </w:r>
+            <w:r>
+              <w:rPr>
+                <w:noProof/>
+                <w:webHidden/>
+              </w:rPr>
+              <w:fldChar w:fldCharType="end"/>
+            </w:r>
+          </w:hyperlink>
+        </w:p>
+        <w:p>
+          <w:pPr>
+            <w:pStyle w:val="TDC2"/>
+            <w:tabs>
+              <w:tab w:val="right" w:leader="dot" w:pos="8494"/>
+            </w:tabs>
+            <w:rPr>
+              <w:rFonts w:eastAsiaTheme="minorEastAsia"/>
+              <w:noProof/>
+              <w:lang w:eastAsia="es-ES"/>
+            </w:rPr>
+          </w:pPr>
+          <w:hyperlink w:anchor="_Toc241595860" w:history="1">
+            <w:r>
+              <w:rPr>
+                <w:rStyle w:val="Hipervnculo"/>
+                <w:noProof/>
+              </w:rPr>
+              <w:t>Blanco y Negro en Negativo</w:t>
+            </w:r>
+            <w:r>
+              <w:rPr>
+                <w:noProof/>
+                <w:webHidden/>
+              </w:rPr>
+              <w:tab/>
+            </w:r>
+            <w:r>
+              <w:rPr>
+                <w:noProof/>
+                <w:webHidden/>
+              </w:rPr>
+              <w:fldChar w:fldCharType="begin"/>
+            </w:r>
+            <w:r>
+              <w:rPr>
+                <w:noProof/>
+                <w:webHidden/>
+              </w:rPr>
+              <w:instrText xml:space="preserve"> PAGEREF _Toc241595860 \h </w:instrText>
+            </w:r>
+            <w:r>
+              <w:rPr>
+                <w:noProof/>
+                <w:webHidden/>
+              </w:rPr>
+            </w:r>
+            <w:r>
+              <w:rPr>
+                <w:noProof/>
+                <w:webHidden/>
+              </w:rPr>
+              <w:fldChar w:fldCharType="separate"/>
+            </w:r>
+            <w:r>
+              <w:rPr>
+                <w:noProof/>
+                <w:webHidden/>
+              </w:rPr>
+              <w:t>10</w:t>
+            </w:r>
+            <w:r>
+              <w:rPr>
+                <w:noProof/>
+                <w:webHidden/>
+              </w:rPr>
+              <w:fldChar w:fldCharType="end"/>
+            </w:r>
+          </w:hyperlink>
+        </w:p>
+        <w:p>
+          <w:pPr>
+            <w:pStyle w:val="TDC2"/>
+            <w:tabs>
+              <w:tab w:val="right" w:leader="dot" w:pos="8494"/>
+            </w:tabs>
+            <w:rPr>
+              <w:rFonts w:eastAsiaTheme="minorEastAsia"/>
+              <w:noProof/>
+              <w:lang w:eastAsia="es-ES"/>
+            </w:rPr>
+          </w:pPr>
+          <w:hyperlink w:anchor="_Toc241595861" w:history="1">
+            <w:r>
+              <w:rPr>
+                <w:rStyle w:val="Hipervnculo"/>
+                <w:noProof/>
+              </w:rPr>
+              <w:t>Color en Positivo</w:t>
+            </w:r>
+            <w:r>
+              <w:rPr>
+                <w:noProof/>
+                <w:webHidden/>
+              </w:rPr>
+              <w:tab/>
+            </w:r>
+            <w:r>
+              <w:rPr>
+                <w:noProof/>
+                <w:webHidden/>
+              </w:rPr>
+              <w:fldChar w:fldCharType="begin"/>
+            </w:r>
+            <w:r>
+              <w:rPr>
+                <w:noProof/>
+                <w:webHidden/>
+              </w:rPr>
+              <w:instrText xml:space="preserve"> PAGEREF _Toc241595861 \h </w:instrText>
+            </w:r>
+            <w:r>
+              <w:rPr>
+                <w:noProof/>
+                <w:webHidden/>
+              </w:rPr>
+            </w:r>
+            <w:r>
+              <w:rPr>
+                <w:noProof/>
+                <w:webHidden/>
+              </w:rPr>
+              <w:fldChar w:fldCharType="separate"/>
+            </w:r>
+            <w:r>
+              <w:rPr>
+                <w:noProof/>
+                <w:webHidden/>
+              </w:rPr>
+              <w:t>11</w:t>
+            </w:r>
+            <w:r>
+              <w:rPr>
+                <w:noProof/>
+                <w:webHidden/>
+              </w:rPr>
+              <w:fldChar w:fldCharType="end"/>
+            </w:r>
+          </w:hyperlink>
+        </w:p>
+        <w:p>
+          <w:pPr>
+            <w:pStyle w:val="TDC2"/>
+            <w:tabs>
+              <w:tab w:val="right" w:leader="dot" w:pos="8494"/>
+            </w:tabs>
+            <w:rPr>
+              <w:rFonts w:eastAsiaTheme="minorEastAsia"/>
+              <w:noProof/>
+              <w:lang w:eastAsia="es-ES"/>
+            </w:rPr>
+          </w:pPr>
+          <w:hyperlink w:anchor="_Toc241595862" w:history="1">
+            <w:r>
+              <w:rPr>
+                <w:rStyle w:val="Hipervnculo"/>
+                <w:noProof/>
+              </w:rPr>
+              <w:t>Color en Negativo</w:t>
+            </w:r>
+            <w:r>
+              <w:rPr>
+                <w:noProof/>
+                <w:webHidden/>
+              </w:rPr>
+              <w:tab/>
+            </w:r>
+            <w:r>
+              <w:rPr>
+                <w:noProof/>
+                <w:webHidden/>
+              </w:rPr>
+              <w:fldChar w:fldCharType="begin"/>
+            </w:r>
+            <w:r>
+              <w:rPr>
+                <w:noProof/>
+                <w:webHidden/>
+              </w:rPr>
+              <w:instrText xml:space="preserve"> PAGEREF _Toc241595862 \h </w:instrText>
+            </w:r>
+            <w:r>
+              <w:rPr>
+                <w:noProof/>
+                <w:webHidden/>
+              </w:rPr>
+            </w:r>
+            <w:r>
+              <w:rPr>
+                <w:noProof/>
+                <w:webHidden/>
+              </w:rPr>
+              <w:fldChar w:fldCharType="separate"/>
+            </w:r>
+            <w:r>
+              <w:rPr>
+                <w:noProof/>
+                <w:webHidden/>
+              </w:rPr>
+              <w:t>11</w:t>
+            </w:r>
+            <w:r>
+              <w:rPr>
+                <w:noProof/>
+                <w:webHidden/>
+              </w:rPr>
+              <w:fldChar w:fldCharType="end"/>
+            </w:r>
+          </w:hyperlink>
+        </w:p>
+        <w:p>
+          <w:pPr>
+            <w:pStyle w:val="TDC2"/>
+            <w:tabs>
+              <w:tab w:val="right" w:leader="dot" w:pos="8494"/>
+            </w:tabs>
+            <w:rPr>
+              <w:rFonts w:eastAsiaTheme="minorEastAsia"/>
+              <w:noProof/>
+              <w:lang w:eastAsia="es-ES"/>
+            </w:rPr>
+          </w:pPr>
+          <w:hyperlink w:anchor="_Toc241595863" w:history="1">
+            <w:r>
+              <w:rPr>
+                <w:rStyle w:val="Hipervnculo"/>
+                <w:noProof/>
+              </w:rPr>
+              <w:t>Un tono de color en Positivo</w:t>
+            </w:r>
+            <w:r>
+              <w:rPr>
+                <w:noProof/>
+                <w:webHidden/>
+              </w:rPr>
+              <w:tab/>
+            </w:r>
+            <w:r>
+              <w:rPr>
+                <w:noProof/>
+                <w:webHidden/>
+              </w:rPr>
+              <w:fldChar w:fldCharType="begin"/>
+            </w:r>
+            <w:r>
+              <w:rPr>
+                <w:noProof/>
+                <w:webHidden/>
+              </w:rPr>
+              <w:instrText xml:space="preserve"> PAGEREF _Toc241595863 \h </w:instrText>
+            </w:r>
+            <w:r>
+              <w:rPr>
+                <w:noProof/>
+                <w:webHidden/>
+              </w:rPr>
+            </w:r>
+            <w:r>
+              <w:rPr>
+                <w:noProof/>
+                <w:webHidden/>
+              </w:rPr>
+              <w:fldChar w:fldCharType="separate"/>
+            </w:r>
+            <w:r>
+              <w:rPr>
+                <w:noProof/>
+                <w:webHidden/>
+              </w:rPr>
+              <w:t>11</w:t>
+            </w:r>
+            <w:r>
+              <w:rPr>
+                <w:noProof/>
+                <w:webHidden/>
+              </w:rPr>
+              <w:fldChar w:fldCharType="end"/>
+            </w:r>
+          </w:hyperlink>
+        </w:p>
+        <w:p>
+          <w:pPr>
+            <w:pStyle w:val="TDC2"/>
+            <w:tabs>
+              <w:tab w:val="right" w:leader="dot" w:pos="8494"/>
+            </w:tabs>
+            <w:rPr>
+              <w:rFonts w:eastAsiaTheme="minorEastAsia"/>
+              <w:noProof/>
+              <w:lang w:eastAsia="es-ES"/>
+            </w:rPr>
+          </w:pPr>
+          <w:hyperlink w:anchor="_Toc241595864" w:history="1">
+            <w:r>
+              <w:rPr>
+                <w:rStyle w:val="Hipervnculo"/>
+                <w:noProof/>
+              </w:rPr>
+              <w:t>Un tono de color en Negativo</w:t>
+            </w:r>
+            <w:r>
+              <w:rPr>
+                <w:noProof/>
+                <w:webHidden/>
+              </w:rPr>
+              <w:tab/>
+            </w:r>
+            <w:r>
+              <w:rPr>
+                <w:noProof/>
+                <w:webHidden/>
+              </w:rPr>
+              <w:fldChar w:fldCharType="begin"/>
+            </w:r>
+            <w:r>
+              <w:rPr>
+                <w:noProof/>
+                <w:webHidden/>
+              </w:rPr>
+              <w:instrText xml:space="preserve"> PAGEREF _Toc241595864 \h </w:instrText>
+            </w:r>
+            <w:r>
+              <w:rPr>
+                <w:noProof/>
+                <w:webHidden/>
+              </w:rPr>
+            </w:r>
+            <w:r>
+              <w:rPr>
+                <w:noProof/>
+                <w:webHidden/>
+              </w:rPr>
+              <w:fldChar w:fldCharType="separate"/>
+            </w:r>
+            <w:r>
+              <w:rPr>
+                <w:noProof/>
+                <w:webHidden/>
+              </w:rPr>
+              <w:t>11</w:t>
             </w:r>
             <w:r>
               <w:rPr>
@@ -1050,7 +1612,7 @@
           <w:color w:val="5F0A95" w:themeColor="accent3" w:themeShade="80"/>
         </w:rPr>
       </w:pPr>
-      <w:bookmarkStart w:id="0" w:name="_Toc241258525"/>
+      <w:bookmarkStart w:id="0" w:name="_Toc241595848"/>
       <w:r>
         <w:rPr>
           <w:b/>
@@ -1077,7 +1639,7 @@
           <w:color w:val="auto"/>
         </w:rPr>
       </w:pPr>
-      <w:bookmarkStart w:id="1" w:name="_Toc241258526"/>
+      <w:bookmarkStart w:id="1" w:name="_Toc241595849"/>
       <w:r>
         <w:rPr>
           <w:b/>
@@ -1348,7 +1910,7 @@
           <w:lang w:eastAsia="es-ES"/>
         </w:rPr>
         <w:drawing>
-          <wp:anchor distT="0" distB="0" distL="114300" distR="114300" simplePos="0" relativeHeight="251673088" behindDoc="0" locked="0" layoutInCell="1" allowOverlap="1" wp14:anchorId="0154495B" wp14:editId="198EE1D5">
+          <wp:anchor distT="0" distB="0" distL="114300" distR="114300" simplePos="0" relativeHeight="251641344" behindDoc="0" locked="0" layoutInCell="1" allowOverlap="1" wp14:anchorId="3E06BF7A" wp14:editId="23EC933F">
             <wp:simplePos x="0" y="0"/>
             <wp:positionH relativeFrom="margin">
               <wp:posOffset>-2249495</wp:posOffset>
@@ -1420,7 +1982,7 @@
           <w:color w:val="5F0A95" w:themeColor="accent3" w:themeShade="80"/>
         </w:rPr>
       </w:pPr>
-      <w:bookmarkStart w:id="2" w:name="_Toc241258527"/>
+      <w:bookmarkStart w:id="2" w:name="_Toc241595850"/>
       <w:r>
         <w:rPr>
           <w:b/>
@@ -1570,7 +2132,7 @@
           <w:color w:val="5F0A95" w:themeColor="accent3" w:themeShade="80"/>
         </w:rPr>
       </w:pPr>
-      <w:bookmarkStart w:id="3" w:name="_Toc241258528"/>
+      <w:bookmarkStart w:id="3" w:name="_Toc241595851"/>
       <w:r>
         <w:rPr>
           <w:b/>
@@ -1895,7 +2457,7 @@
           <w:noProof/>
         </w:rPr>
         <w:drawing>
-          <wp:anchor distT="0" distB="0" distL="114300" distR="114300" simplePos="0" relativeHeight="251684352" behindDoc="0" locked="0" layoutInCell="1" allowOverlap="1" wp14:anchorId="197A5D95" wp14:editId="0664DAC3">
+          <wp:anchor distT="0" distB="0" distL="114300" distR="114300" simplePos="0" relativeHeight="251652608" behindDoc="0" locked="0" layoutInCell="1" allowOverlap="1" wp14:anchorId="45D9AF41" wp14:editId="4B252282">
             <wp:simplePos x="0" y="0"/>
             <wp:positionH relativeFrom="page">
               <wp:align>right</wp:align>
@@ -1972,7 +2534,7 @@
           <w:color w:val="5F0A95" w:themeColor="accent3" w:themeShade="80"/>
         </w:rPr>
       </w:pPr>
-      <w:bookmarkStart w:id="4" w:name="_Toc241258529"/>
+      <w:bookmarkStart w:id="4" w:name="_Toc241595852"/>
       <w:r>
         <w:rPr>
           <w:b/>
@@ -2016,7 +2578,7 @@
           <w:noProof/>
         </w:rPr>
         <w:drawing>
-          <wp:inline distT="0" distB="0" distL="0" distR="0" wp14:anchorId="66291A74" wp14:editId="51E8D1C2">
+          <wp:inline distT="0" distB="0" distL="0" distR="0" wp14:anchorId="6AA9C385" wp14:editId="0DBEAD8C">
             <wp:extent cx="4314825" cy="897716"/>
             <wp:effectExtent l="0" t="0" r="0" b="0"/>
             <wp:docPr id="3" name="Imagen 3"/>
@@ -2073,7 +2635,7 @@
           <w:noProof/>
         </w:rPr>
         <w:drawing>
-          <wp:anchor distT="0" distB="0" distL="114300" distR="114300" simplePos="0" relativeHeight="251638272" behindDoc="0" locked="0" layoutInCell="1" allowOverlap="1" wp14:anchorId="6BC3DA23" wp14:editId="539468AD">
+          <wp:anchor distT="0" distB="0" distL="114300" distR="114300" simplePos="0" relativeHeight="251606528" behindDoc="0" locked="0" layoutInCell="1" allowOverlap="1" wp14:anchorId="67147A5F" wp14:editId="17A7764A">
             <wp:simplePos x="0" y="0"/>
             <wp:positionH relativeFrom="margin">
               <wp:align>center</wp:align>
@@ -2245,7 +2807,7 @@
           <w:noProof/>
         </w:rPr>
         <w:drawing>
-          <wp:anchor distT="0" distB="0" distL="114300" distR="114300" simplePos="0" relativeHeight="251637248" behindDoc="0" locked="0" layoutInCell="1" allowOverlap="1" wp14:anchorId="7F808757" wp14:editId="00D5144A">
+          <wp:anchor distT="0" distB="0" distL="114300" distR="114300" simplePos="0" relativeHeight="251605504" behindDoc="0" locked="0" layoutInCell="1" allowOverlap="1" wp14:anchorId="0E71BE51" wp14:editId="3C9EDD34">
             <wp:simplePos x="0" y="0"/>
             <wp:positionH relativeFrom="margin">
               <wp:posOffset>1096025</wp:posOffset>
@@ -2414,7 +2976,7 @@
           <w:lang w:eastAsia="es-ES"/>
         </w:rPr>
         <w:drawing>
-          <wp:anchor distT="0" distB="0" distL="114300" distR="114300" simplePos="0" relativeHeight="251639296" behindDoc="0" locked="0" layoutInCell="1" allowOverlap="1" wp14:anchorId="0977FBC8" wp14:editId="5B02D12B">
+          <wp:anchor distT="0" distB="0" distL="114300" distR="114300" simplePos="0" relativeHeight="251607552" behindDoc="0" locked="0" layoutInCell="1" allowOverlap="1" wp14:anchorId="3598DB13" wp14:editId="441930CF">
             <wp:simplePos x="0" y="0"/>
             <wp:positionH relativeFrom="margin">
               <wp:align>center</wp:align>
@@ -2506,7 +3068,7 @@
           <w:color w:val="5F0A95" w:themeColor="accent3" w:themeShade="80"/>
         </w:rPr>
       </w:pPr>
-      <w:bookmarkStart w:id="5" w:name="_Toc241258530"/>
+      <w:bookmarkStart w:id="5" w:name="_Toc241595853"/>
       <w:r>
         <w:rPr>
           <w:b/>
@@ -2518,6 +3080,9 @@
       <w:bookmarkEnd w:id="5"/>
     </w:p>
     <w:p>
+      <w:pPr>
+        <w:jc w:val="both"/>
+      </w:pPr>
       <w:r>
         <w:t>Originalmente había elegido yo estos colores, mi empresa es de Diseño Futurista Tecnológico, creo yo que debería transmitir:</w:t>
       </w:r>
@@ -2548,6 +3113,7 @@
           <w:numId w:val="9"/>
         </w:numPr>
         <w:spacing w:before="100" w:beforeAutospacing="1" w:after="100" w:afterAutospacing="1" w:line="240" w:lineRule="auto"/>
+        <w:jc w:val="both"/>
         <w:rPr>
           <w:rFonts w:asciiTheme="majorHAnsi" w:eastAsia="Times New Roman" w:hAnsiTheme="majorHAnsi" w:cstheme="majorHAnsi"/>
           <w:lang w:eastAsia="es-ES"/>
@@ -2592,6 +3158,7 @@
           <w:numId w:val="9"/>
         </w:numPr>
         <w:spacing w:before="100" w:beforeAutospacing="1" w:after="100" w:afterAutospacing="1" w:line="240" w:lineRule="auto"/>
+        <w:jc w:val="both"/>
         <w:rPr>
           <w:rFonts w:asciiTheme="majorHAnsi" w:eastAsia="Times New Roman" w:hAnsiTheme="majorHAnsi" w:cstheme="majorHAnsi"/>
           <w:lang w:eastAsia="es-ES"/>
@@ -2648,6 +3215,7 @@
           <w:numId w:val="9"/>
         </w:numPr>
         <w:spacing w:before="100" w:beforeAutospacing="1" w:after="100" w:afterAutospacing="1" w:line="240" w:lineRule="auto"/>
+        <w:jc w:val="both"/>
         <w:rPr>
           <w:rFonts w:asciiTheme="majorHAnsi" w:eastAsia="Times New Roman" w:hAnsiTheme="majorHAnsi" w:cstheme="majorHAnsi"/>
           <w:lang w:eastAsia="es-ES"/>
@@ -2692,6 +3260,7 @@
           <w:numId w:val="9"/>
         </w:numPr>
         <w:spacing w:before="100" w:beforeAutospacing="1" w:after="100" w:afterAutospacing="1" w:line="240" w:lineRule="auto"/>
+        <w:jc w:val="both"/>
         <w:rPr>
           <w:rFonts w:asciiTheme="majorHAnsi" w:eastAsia="Times New Roman" w:hAnsiTheme="majorHAnsi" w:cstheme="majorHAnsi"/>
           <w:lang w:eastAsia="es-ES"/>
@@ -2740,6 +3309,7 @@
           <w:numId w:val="9"/>
         </w:numPr>
         <w:spacing w:before="100" w:beforeAutospacing="1" w:after="100" w:afterAutospacing="1" w:line="240" w:lineRule="auto"/>
+        <w:jc w:val="both"/>
         <w:rPr>
           <w:rFonts w:asciiTheme="majorHAnsi" w:eastAsia="Times New Roman" w:hAnsiTheme="majorHAnsi" w:cstheme="majorHAnsi"/>
           <w:lang w:eastAsia="es-ES"/>
@@ -2832,6 +3402,7 @@
           <w:numId w:val="9"/>
         </w:numPr>
         <w:spacing w:before="100" w:beforeAutospacing="1" w:after="100" w:afterAutospacing="1" w:line="240" w:lineRule="auto"/>
+        <w:jc w:val="both"/>
         <w:rPr>
           <w:rFonts w:asciiTheme="majorHAnsi" w:eastAsia="Times New Roman" w:hAnsiTheme="majorHAnsi" w:cstheme="majorHAnsi"/>
           <w:lang w:eastAsia="es-ES"/>
@@ -2852,6 +3423,7 @@
           <w:numId w:val="9"/>
         </w:numPr>
         <w:spacing w:before="100" w:beforeAutospacing="1" w:after="100" w:afterAutospacing="1" w:line="240" w:lineRule="auto"/>
+        <w:jc w:val="both"/>
         <w:rPr>
           <w:rFonts w:asciiTheme="majorHAnsi" w:eastAsia="Times New Roman" w:hAnsiTheme="majorHAnsi" w:cstheme="majorHAnsi"/>
           <w:lang w:eastAsia="es-ES"/>
@@ -2919,7 +3491,7 @@
           <w:color w:val="000000" w:themeColor="text1"/>
         </w:rPr>
       </w:pPr>
-      <w:bookmarkStart w:id="6" w:name="_Toc241258531"/>
+      <w:bookmarkStart w:id="6" w:name="_Toc241595854"/>
       <w:r>
         <w:rPr>
           <w:b/>
@@ -2939,7 +3511,7 @@
         <mc:AlternateContent>
           <mc:Choice Requires="wpg">
             <w:drawing>
-              <wp:anchor distT="0" distB="0" distL="114300" distR="114300" simplePos="0" relativeHeight="251661824" behindDoc="0" locked="0" layoutInCell="1" allowOverlap="1" wp14:anchorId="161F35BA" wp14:editId="465CED4C">
+              <wp:anchor distT="0" distB="0" distL="114300" distR="114300" simplePos="0" relativeHeight="251630080" behindDoc="0" locked="0" layoutInCell="1" allowOverlap="1" wp14:anchorId="157244ED" wp14:editId="5BCAF5C3">
                 <wp:simplePos x="0" y="0"/>
                 <wp:positionH relativeFrom="column">
                   <wp:posOffset>993214</wp:posOffset>
@@ -4006,7 +4578,7 @@
           </mc:Choice>
           <mc:Fallback>
             <w:pict>
-              <v:group w14:anchorId="161F35BA" id="Grupo 234" o:spid="_x0000_s1027" style="position:absolute;margin-left:78.2pt;margin-top:.45pt;width:270.75pt;height:241.1pt;z-index:251661824" coordsize="34382,30622" o:gfxdata="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">
+              <v:group w14:anchorId="157244ED" id="Grupo 234" o:spid="_x0000_s1027" style="position:absolute;margin-left:78.2pt;margin-top:.45pt;width:270.75pt;height:241.1pt;z-index:251630080" coordsize="34382,30622" o:gfxdata="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">
                 <v:shape id="Recortar y redondear rectángulo de esquina sencilla 6" o:spid="_x0000_s1028" style="position:absolute;left:318;top:8612;width:7595;height:8668;visibility:visible;mso-wrap-style:square;v-text-anchor:middle" coordsize="759460,866775" o:gfxdata="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" path="m126579,l632881,,759460,126579r,740196l,866775,,126579c,56671,56671,,126579,xe" fillcolor="#080a10" strokecolor="#080a10" strokeweight="1pt">
                   <v:stroke joinstyle="miter"/>
                   <v:path arrowok="t" o:connecttype="custom" o:connectlocs="126579,0;632881,0;759460,126579;759460,866775;0,866775;0,126579;126579,0" o:connectangles="0,0,0,0,0,0,0"/>
@@ -4525,7 +5097,7 @@
           <w:color w:val="000000" w:themeColor="text1"/>
         </w:rPr>
       </w:pPr>
-      <w:bookmarkStart w:id="7" w:name="_Toc241258532"/>
+      <w:bookmarkStart w:id="7" w:name="_Toc241595855"/>
       <w:r>
         <w:rPr>
           <w:b/>
@@ -4552,7 +5124,7 @@
         <mc:AlternateContent>
           <mc:Choice Requires="wpg">
             <w:drawing>
-              <wp:anchor distT="0" distB="0" distL="114300" distR="114300" simplePos="0" relativeHeight="251683328" behindDoc="0" locked="0" layoutInCell="1" allowOverlap="1" wp14:anchorId="76085672" wp14:editId="38E94B73">
+              <wp:anchor distT="0" distB="0" distL="114300" distR="114300" simplePos="0" relativeHeight="251651584" behindDoc="0" locked="0" layoutInCell="1" allowOverlap="1" wp14:anchorId="1443267D" wp14:editId="6F284B6B">
                 <wp:simplePos x="0" y="0"/>
                 <wp:positionH relativeFrom="column">
                   <wp:posOffset>833725</wp:posOffset>
@@ -5076,9 +5648,7 @@
                             <a:srgbClr val="47588F"/>
                           </a:solidFill>
                           <a:ln>
-                            <a:solidFill>
-                              <a:srgbClr val="080A10"/>
-                            </a:solidFill>
+                            <a:noFill/>
                           </a:ln>
                         </wps:spPr>
                         <wps:style>
@@ -5272,77 +5842,7 @@
                                   <w:szCs w:val="18"/>
                                   <w:lang w:eastAsia="es-ES"/>
                                 </w:rPr>
-                                <w:t xml:space="preserve"> (</w:t>
-                              </w:r>
-                              <w:r>
-                                <w:rPr>
-                                  <w:rFonts w:asciiTheme="majorHAnsi" w:eastAsia="Times New Roman" w:hAnsiTheme="majorHAnsi" w:cstheme="majorHAnsi"/>
-                                  <w:b/>
-                                  <w:sz w:val="18"/>
-                                  <w:szCs w:val="18"/>
-                                  <w:lang w:eastAsia="es-ES"/>
-                                </w:rPr>
-                                <w:t xml:space="preserve">RGB </w:t>
-                              </w:r>
-                              <w:r>
-                                <w:rPr>
-                                  <w:rFonts w:asciiTheme="majorHAnsi" w:eastAsia="Times New Roman" w:hAnsiTheme="majorHAnsi" w:cstheme="majorHAnsi"/>
-                                  <w:b/>
-                                  <w:sz w:val="18"/>
-                                  <w:szCs w:val="18"/>
-                                  <w:lang w:eastAsia="es-ES"/>
-                                </w:rPr>
-                                <w:t>71</w:t>
-                              </w:r>
-                              <w:r>
-                                <w:rPr>
-                                  <w:rFonts w:asciiTheme="majorHAnsi" w:eastAsia="Times New Roman" w:hAnsiTheme="majorHAnsi" w:cstheme="majorHAnsi"/>
-                                  <w:b/>
-                                  <w:sz w:val="18"/>
-                                  <w:szCs w:val="18"/>
-                                  <w:lang w:eastAsia="es-ES"/>
-                                </w:rPr>
-                                <w:t>,</w:t>
-                              </w:r>
-                              <w:r>
-                                <w:rPr>
-                                  <w:rFonts w:asciiTheme="majorHAnsi" w:eastAsia="Times New Roman" w:hAnsiTheme="majorHAnsi" w:cstheme="majorHAnsi"/>
-                                  <w:b/>
-                                  <w:sz w:val="18"/>
-                                  <w:szCs w:val="18"/>
-                                  <w:lang w:eastAsia="es-ES"/>
-                                </w:rPr>
-                                <w:t>88</w:t>
-                              </w:r>
-                              <w:r>
-                                <w:rPr>
-                                  <w:rFonts w:asciiTheme="majorHAnsi" w:eastAsia="Times New Roman" w:hAnsiTheme="majorHAnsi" w:cstheme="majorHAnsi"/>
-                                  <w:b/>
-                                  <w:sz w:val="18"/>
-                                  <w:szCs w:val="18"/>
-                                  <w:lang w:eastAsia="es-ES"/>
-                                </w:rPr>
-                                <w:t>,</w:t>
-                              </w:r>
-                              <w:r>
-                                <w:rPr>
-                                  <w:rFonts w:asciiTheme="majorHAnsi" w:eastAsia="Times New Roman" w:hAnsiTheme="majorHAnsi" w:cstheme="majorHAnsi"/>
-                                  <w:b/>
-                                  <w:sz w:val="18"/>
-                                  <w:szCs w:val="18"/>
-                                  <w:lang w:eastAsia="es-ES"/>
-                                </w:rPr>
-                                <w:t>143</w:t>
-                              </w:r>
-                              <w:r>
-                                <w:rPr>
-                                  <w:rFonts w:asciiTheme="majorHAnsi" w:eastAsia="Times New Roman" w:hAnsiTheme="majorHAnsi" w:cstheme="majorHAnsi"/>
-                                  <w:b/>
-                                  <w:sz w:val="18"/>
-                                  <w:szCs w:val="18"/>
-                                  <w:lang w:eastAsia="es-ES"/>
-                                </w:rPr>
-                                <w:t>)</w:t>
+                                <w:t xml:space="preserve"> (RGB 71,88,143)</w:t>
                               </w:r>
                             </w:p>
                           </w:txbxContent>
@@ -5407,17 +5907,7 @@
                                   <w:szCs w:val="18"/>
                                   <w:lang w:eastAsia="es-ES"/>
                                 </w:rPr>
-                                <w:t xml:space="preserve"> (RGB 203, 207, 215</w:t>
-                              </w:r>
-                              <w:r>
-                                <w:rPr>
-                                  <w:rFonts w:asciiTheme="majorHAnsi" w:eastAsia="Times New Roman" w:hAnsiTheme="majorHAnsi" w:cstheme="majorHAnsi"/>
-                                  <w:b/>
-                                  <w:sz w:val="18"/>
-                                  <w:szCs w:val="18"/>
-                                  <w:lang w:eastAsia="es-ES"/>
-                                </w:rPr>
-                                <w:t>)</w:t>
+                                <w:t xml:space="preserve"> (RGB 203, 207, 215)</w:t>
                               </w:r>
                             </w:p>
                           </w:txbxContent>
@@ -5556,7 +6046,7 @@
           </mc:Choice>
           <mc:Fallback>
             <w:pict>
-              <v:group w14:anchorId="76085672" id="Grupo 216" o:spid="_x0000_s1044" style="position:absolute;margin-left:65.65pt;margin-top:14.15pt;width:302.55pt;height:239.35pt;z-index:251683328" coordsize="38422,30397" o:gfxdata="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">
+              <v:group w14:anchorId="1443267D" id="Grupo 216" o:spid="_x0000_s1044" style="position:absolute;margin-left:65.65pt;margin-top:14.15pt;width:302.55pt;height:239.35pt;z-index:251651584" coordsize="38422,30397" o:gfxdata="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">
                 <v:shape id="Recortar y redondear rectángulo de esquina sencilla 205" o:spid="_x0000_s1045" style="position:absolute;left:20308;top:8080;width:7594;height:8668;visibility:visible;mso-wrap-style:square;v-text-anchor:middle" coordsize="759460,866775" o:gfxdata="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" path="m126579,l632881,,759460,126579r,740196l,866775,,126579c,56671,56671,,126579,xe" fillcolor="#00f2fe" strokecolor="#f3f4f6" strokeweight="1pt">
                   <v:stroke joinstyle="miter"/>
                   <v:path arrowok="t" o:connecttype="custom" o:connectlocs="126579,0;632881,0;759460,126579;759460,866775;0,866775;0,126579;126579,0" o:connectangles="0,0,0,0,0,0,0"/>
@@ -5771,7 +6261,7 @@
                     </w:txbxContent>
                   </v:textbox>
                 </v:shape>
-                <v:shape id="Recortar y redondear rectángulo de esquina sencilla 194" o:spid="_x0000_s1053" style="position:absolute;left:106;top:8187;width:7594;height:8667;visibility:visible;mso-wrap-style:square;v-text-anchor:middle" coordsize="759460,866775" o:gfxdata="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" path="m126579,l632881,,759460,126579r,740196l,866775,,126579c,56671,56671,,126579,xe" fillcolor="#47588f" strokecolor="#080a10" strokeweight="1pt">
+                <v:shape id="Recortar y redondear rectángulo de esquina sencilla 194" o:spid="_x0000_s1053" style="position:absolute;left:106;top:8187;width:7594;height:8667;visibility:visible;mso-wrap-style:square;v-text-anchor:middle" coordsize="759460,866775" o:gfxdata="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" path="m126579,l632881,,759460,126579r,740196l,866775,,126579c,56671,56671,,126579,xe" fillcolor="#47588f" stroked="f" strokeweight="1pt">
                   <v:stroke joinstyle="miter"/>
                   <v:path arrowok="t" o:connecttype="custom" o:connectlocs="126579,0;632881,0;759460,126579;759460,866775;0,866775;0,126579;126579,0" o:connectangles="0,0,0,0,0,0,0"/>
                 </v:shape>
@@ -5806,77 +6296,7 @@
                             <w:szCs w:val="18"/>
                             <w:lang w:eastAsia="es-ES"/>
                           </w:rPr>
-                          <w:t xml:space="preserve"> (</w:t>
-                        </w:r>
-                        <w:r>
-                          <w:rPr>
-                            <w:rFonts w:asciiTheme="majorHAnsi" w:eastAsia="Times New Roman" w:hAnsiTheme="majorHAnsi" w:cstheme="majorHAnsi"/>
-                            <w:b/>
-                            <w:sz w:val="18"/>
-                            <w:szCs w:val="18"/>
-                            <w:lang w:eastAsia="es-ES"/>
-                          </w:rPr>
-                          <w:t xml:space="preserve">RGB </w:t>
-                        </w:r>
-                        <w:r>
-                          <w:rPr>
-                            <w:rFonts w:asciiTheme="majorHAnsi" w:eastAsia="Times New Roman" w:hAnsiTheme="majorHAnsi" w:cstheme="majorHAnsi"/>
-                            <w:b/>
-                            <w:sz w:val="18"/>
-                            <w:szCs w:val="18"/>
-                            <w:lang w:eastAsia="es-ES"/>
-                          </w:rPr>
-                          <w:t>71</w:t>
-                        </w:r>
-                        <w:r>
-                          <w:rPr>
-                            <w:rFonts w:asciiTheme="majorHAnsi" w:eastAsia="Times New Roman" w:hAnsiTheme="majorHAnsi" w:cstheme="majorHAnsi"/>
-                            <w:b/>
-                            <w:sz w:val="18"/>
-                            <w:szCs w:val="18"/>
-                            <w:lang w:eastAsia="es-ES"/>
-                          </w:rPr>
-                          <w:t>,</w:t>
-                        </w:r>
-                        <w:r>
-                          <w:rPr>
-                            <w:rFonts w:asciiTheme="majorHAnsi" w:eastAsia="Times New Roman" w:hAnsiTheme="majorHAnsi" w:cstheme="majorHAnsi"/>
-                            <w:b/>
-                            <w:sz w:val="18"/>
-                            <w:szCs w:val="18"/>
-                            <w:lang w:eastAsia="es-ES"/>
-                          </w:rPr>
-                          <w:t>88</w:t>
-                        </w:r>
-                        <w:r>
-                          <w:rPr>
-                            <w:rFonts w:asciiTheme="majorHAnsi" w:eastAsia="Times New Roman" w:hAnsiTheme="majorHAnsi" w:cstheme="majorHAnsi"/>
-                            <w:b/>
-                            <w:sz w:val="18"/>
-                            <w:szCs w:val="18"/>
-                            <w:lang w:eastAsia="es-ES"/>
-                          </w:rPr>
-                          <w:t>,</w:t>
-                        </w:r>
-                        <w:r>
-                          <w:rPr>
-                            <w:rFonts w:asciiTheme="majorHAnsi" w:eastAsia="Times New Roman" w:hAnsiTheme="majorHAnsi" w:cstheme="majorHAnsi"/>
-                            <w:b/>
-                            <w:sz w:val="18"/>
-                            <w:szCs w:val="18"/>
-                            <w:lang w:eastAsia="es-ES"/>
-                          </w:rPr>
-                          <w:t>143</w:t>
-                        </w:r>
-                        <w:r>
-                          <w:rPr>
-                            <w:rFonts w:asciiTheme="majorHAnsi" w:eastAsia="Times New Roman" w:hAnsiTheme="majorHAnsi" w:cstheme="majorHAnsi"/>
-                            <w:b/>
-                            <w:sz w:val="18"/>
-                            <w:szCs w:val="18"/>
-                            <w:lang w:eastAsia="es-ES"/>
-                          </w:rPr>
-                          <w:t>)</w:t>
+                          <w:t xml:space="preserve"> (RGB 71,88,143)</w:t>
                         </w:r>
                       </w:p>
                     </w:txbxContent>
@@ -5905,17 +6325,7 @@
                             <w:szCs w:val="18"/>
                             <w:lang w:eastAsia="es-ES"/>
                           </w:rPr>
-                          <w:t xml:space="preserve"> (RGB 203, 207, 215</w:t>
-                        </w:r>
-                        <w:r>
-                          <w:rPr>
-                            <w:rFonts w:asciiTheme="majorHAnsi" w:eastAsia="Times New Roman" w:hAnsiTheme="majorHAnsi" w:cstheme="majorHAnsi"/>
-                            <w:b/>
-                            <w:sz w:val="18"/>
-                            <w:szCs w:val="18"/>
-                            <w:lang w:eastAsia="es-ES"/>
-                          </w:rPr>
-                          <w:t>)</w:t>
+                          <w:t xml:space="preserve"> (RGB 203, 207, 215)</w:t>
                         </w:r>
                       </w:p>
                     </w:txbxContent>
@@ -6012,7 +6422,7 @@
           <w:color w:val="000000" w:themeColor="text1"/>
         </w:rPr>
       </w:pPr>
-      <w:bookmarkStart w:id="8" w:name="_Toc241258533"/>
+      <w:bookmarkStart w:id="8" w:name="_Toc241595856"/>
       <w:r>
         <w:rPr>
           <w:b/>
@@ -6038,20 +6448,598 @@
           <w:lang w:eastAsia="es-ES"/>
         </w:rPr>
         <mc:AlternateContent>
+          <mc:Choice Requires="wps">
+            <w:drawing>
+              <wp:anchor distT="0" distB="0" distL="114300" distR="114300" simplePos="0" relativeHeight="251700736" behindDoc="0" locked="0" layoutInCell="1" allowOverlap="1" wp14:anchorId="77E2490B" wp14:editId="3F1930E5">
+                <wp:simplePos x="0" y="0"/>
+                <wp:positionH relativeFrom="column">
+                  <wp:posOffset>4667522</wp:posOffset>
+                </wp:positionH>
+                <wp:positionV relativeFrom="paragraph">
+                  <wp:posOffset>3851</wp:posOffset>
+                </wp:positionV>
+                <wp:extent cx="871855" cy="682625"/>
+                <wp:effectExtent l="0" t="0" r="23495" b="22225"/>
+                <wp:wrapNone/>
+                <wp:docPr id="235" name="Cuadro de texto 2"/>
+                <wp:cNvGraphicFramePr>
+                  <a:graphicFrameLocks xmlns:a="http://schemas.openxmlformats.org/drawingml/2006/main"/>
+                </wp:cNvGraphicFramePr>
+                <a:graphic xmlns:a="http://schemas.openxmlformats.org/drawingml/2006/main">
+                  <a:graphicData uri="http://schemas.microsoft.com/office/word/2010/wordprocessingShape">
+                    <wps:wsp>
+                      <wps:cNvSpPr txBox="1">
+                        <a:spLocks noChangeArrowheads="1"/>
+                      </wps:cNvSpPr>
+                      <wps:spPr bwMode="auto">
+                        <a:xfrm>
+                          <a:off x="0" y="0"/>
+                          <a:ext cx="871855" cy="682625"/>
+                        </a:xfrm>
+                        <a:prstGeom prst="rect">
+                          <a:avLst/>
+                        </a:prstGeom>
+                        <a:solidFill>
+                          <a:srgbClr val="FFFFFF"/>
+                        </a:solidFill>
+                        <a:ln w="9525">
+                          <a:solidFill>
+                            <a:srgbClr val="000000"/>
+                          </a:solidFill>
+                          <a:miter lim="800000"/>
+                          <a:headEnd/>
+                          <a:tailEnd/>
+                        </a:ln>
+                      </wps:spPr>
+                      <wps:txbx>
+                        <w:txbxContent>
+                          <w:p>
+                            <w:pPr>
+                              <w:jc w:val="center"/>
+                              <w:rPr>
+                                <w:rFonts w:asciiTheme="majorHAnsi" w:eastAsia="Times New Roman" w:hAnsiTheme="majorHAnsi" w:cstheme="majorHAnsi"/>
+                                <w:b/>
+                                <w:bCs/>
+                                <w:sz w:val="24"/>
+                                <w:szCs w:val="24"/>
+                                <w:lang w:eastAsia="es-ES"/>
+                              </w:rPr>
+                            </w:pPr>
+                            <w:r>
+                              <w:rPr>
+                                <w:rFonts w:asciiTheme="majorHAnsi" w:hAnsiTheme="majorHAnsi" w:cstheme="majorHAnsi"/>
+                                <w:b/>
+                                <w:sz w:val="24"/>
+                                <w:szCs w:val="24"/>
+                              </w:rPr>
+                              <w:t>Ion Flare Lima</w:t>
+                            </w:r>
+                          </w:p>
+                        </w:txbxContent>
+                      </wps:txbx>
+                      <wps:bodyPr rot="0" vert="horz" wrap="square" lIns="91440" tIns="45720" rIns="91440" bIns="45720" anchor="t" anchorCtr="0">
+                        <a:noAutofit/>
+                      </wps:bodyPr>
+                    </wps:wsp>
+                  </a:graphicData>
+                </a:graphic>
+              </wp:anchor>
+            </w:drawing>
+          </mc:Choice>
+          <mc:Fallback>
+            <w:pict>
+              <v:shape w14:anchorId="77E2490B" id="_x0000_s1061" type="#_x0000_t202" style="position:absolute;margin-left:367.5pt;margin-top:.3pt;width:68.65pt;height:53.75pt;z-index:251700736;visibility:visible;mso-wrap-style:square;mso-wrap-distance-left:9pt;mso-wrap-distance-top:0;mso-wrap-distance-right:9pt;mso-wrap-distance-bottom:0;mso-position-horizontal:absolute;mso-position-horizontal-relative:text;mso-position-vertical:absolute;mso-position-vertical-relative:text;v-text-anchor:top" o:gfxdata="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">
+                <v:textbox>
+                  <w:txbxContent>
+                    <w:p>
+                      <w:pPr>
+                        <w:jc w:val="center"/>
+                        <w:rPr>
+                          <w:rFonts w:asciiTheme="majorHAnsi" w:eastAsia="Times New Roman" w:hAnsiTheme="majorHAnsi" w:cstheme="majorHAnsi"/>
+                          <w:b/>
+                          <w:bCs/>
+                          <w:sz w:val="24"/>
+                          <w:szCs w:val="24"/>
+                          <w:lang w:eastAsia="es-ES"/>
+                        </w:rPr>
+                      </w:pPr>
+                      <w:r>
+                        <w:rPr>
+                          <w:rFonts w:asciiTheme="majorHAnsi" w:hAnsiTheme="majorHAnsi" w:cstheme="majorHAnsi"/>
+                          <w:b/>
+                          <w:sz w:val="24"/>
+                          <w:szCs w:val="24"/>
+                        </w:rPr>
+                        <w:t>Ion Flare Lima</w:t>
+                      </w:r>
+                    </w:p>
+                  </w:txbxContent>
+                </v:textbox>
+              </v:shape>
+            </w:pict>
+          </mc:Fallback>
+        </mc:AlternateContent>
+      </w:r>
+      <w:r>
+        <w:rPr>
+          <w:noProof/>
+          <w:lang w:eastAsia="es-ES"/>
+        </w:rPr>
+        <mc:AlternateContent>
+          <mc:Choice Requires="wps">
+            <w:drawing>
+              <wp:anchor distT="0" distB="0" distL="114300" distR="114300" simplePos="0" relativeHeight="251707904" behindDoc="0" locked="0" layoutInCell="1" allowOverlap="1" wp14:anchorId="44758B72" wp14:editId="6C736E7A">
+                <wp:simplePos x="0" y="0"/>
+                <wp:positionH relativeFrom="column">
+                  <wp:posOffset>213995</wp:posOffset>
+                </wp:positionH>
+                <wp:positionV relativeFrom="paragraph">
+                  <wp:posOffset>8032</wp:posOffset>
+                </wp:positionV>
+                <wp:extent cx="758190" cy="681990"/>
+                <wp:effectExtent l="0" t="0" r="22860" b="22860"/>
+                <wp:wrapNone/>
+                <wp:docPr id="225" name="Cuadro de texto 2"/>
+                <wp:cNvGraphicFramePr>
+                  <a:graphicFrameLocks xmlns:a="http://schemas.openxmlformats.org/drawingml/2006/main"/>
+                </wp:cNvGraphicFramePr>
+                <a:graphic xmlns:a="http://schemas.openxmlformats.org/drawingml/2006/main">
+                  <a:graphicData uri="http://schemas.microsoft.com/office/word/2010/wordprocessingShape">
+                    <wps:wsp>
+                      <wps:cNvSpPr txBox="1">
+                        <a:spLocks noChangeArrowheads="1"/>
+                      </wps:cNvSpPr>
+                      <wps:spPr bwMode="auto">
+                        <a:xfrm>
+                          <a:off x="0" y="0"/>
+                          <a:ext cx="758190" cy="681990"/>
+                        </a:xfrm>
+                        <a:prstGeom prst="rect">
+                          <a:avLst/>
+                        </a:prstGeom>
+                        <a:solidFill>
+                          <a:srgbClr val="FFFFFF"/>
+                        </a:solidFill>
+                        <a:ln w="9525">
+                          <a:solidFill>
+                            <a:srgbClr val="000000"/>
+                          </a:solidFill>
+                          <a:miter lim="800000"/>
+                          <a:headEnd/>
+                          <a:tailEnd/>
+                        </a:ln>
+                      </wps:spPr>
+                      <wps:txbx>
+                        <w:txbxContent>
+                          <w:p>
+                            <w:pPr>
+                              <w:jc w:val="center"/>
+                              <w:rPr>
+                                <w:rFonts w:asciiTheme="majorHAnsi" w:hAnsiTheme="majorHAnsi" w:cstheme="majorHAnsi"/>
+                                <w:b/>
+                                <w:sz w:val="24"/>
+                                <w:szCs w:val="24"/>
+                              </w:rPr>
+                            </w:pPr>
+                            <w:r>
+                              <w:rPr>
+                                <w:rFonts w:asciiTheme="majorHAnsi" w:hAnsiTheme="majorHAnsi" w:cstheme="majorHAnsi"/>
+                                <w:b/>
+                                <w:sz w:val="24"/>
+                                <w:szCs w:val="24"/>
+                              </w:rPr>
+                              <w:t>Aero Bronce</w:t>
+                            </w:r>
+                          </w:p>
+                        </w:txbxContent>
+                      </wps:txbx>
+                      <wps:bodyPr rot="0" vert="horz" wrap="square" lIns="91440" tIns="45720" rIns="91440" bIns="45720" anchor="t" anchorCtr="0">
+                        <a:noAutofit/>
+                      </wps:bodyPr>
+                    </wps:wsp>
+                  </a:graphicData>
+                </a:graphic>
+              </wp:anchor>
+            </w:drawing>
+          </mc:Choice>
+          <mc:Fallback>
+            <w:pict>
+              <v:shape w14:anchorId="44758B72" id="_x0000_s1062" type="#_x0000_t202" style="position:absolute;margin-left:16.85pt;margin-top:.65pt;width:59.7pt;height:53.7pt;z-index:251707904;visibility:visible;mso-wrap-style:square;mso-wrap-distance-left:9pt;mso-wrap-distance-top:0;mso-wrap-distance-right:9pt;mso-wrap-distance-bottom:0;mso-position-horizontal:absolute;mso-position-horizontal-relative:text;mso-position-vertical:absolute;mso-position-vertical-relative:text;v-text-anchor:top" o:gfxdata="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">
+                <v:textbox>
+                  <w:txbxContent>
+                    <w:p>
+                      <w:pPr>
+                        <w:jc w:val="center"/>
+                        <w:rPr>
+                          <w:rFonts w:asciiTheme="majorHAnsi" w:hAnsiTheme="majorHAnsi" w:cstheme="majorHAnsi"/>
+                          <w:b/>
+                          <w:sz w:val="24"/>
+                          <w:szCs w:val="24"/>
+                        </w:rPr>
+                      </w:pPr>
+                      <w:r>
+                        <w:rPr>
+                          <w:rFonts w:asciiTheme="majorHAnsi" w:hAnsiTheme="majorHAnsi" w:cstheme="majorHAnsi"/>
+                          <w:b/>
+                          <w:sz w:val="24"/>
+                          <w:szCs w:val="24"/>
+                        </w:rPr>
+                        <w:t>Aero Bronce</w:t>
+                      </w:r>
+                    </w:p>
+                  </w:txbxContent>
+                </v:textbox>
+              </v:shape>
+            </w:pict>
+          </mc:Fallback>
+        </mc:AlternateContent>
+      </w:r>
+      <w:r>
+        <w:rPr>
+          <w:noProof/>
+          <w:lang w:eastAsia="es-ES"/>
+        </w:rPr>
+        <mc:AlternateContent>
+          <mc:Choice Requires="wps">
+            <w:drawing>
+              <wp:anchor distT="0" distB="0" distL="114300" distR="114300" simplePos="0" relativeHeight="251694592" behindDoc="0" locked="0" layoutInCell="1" allowOverlap="1" wp14:anchorId="236224E6" wp14:editId="072E58A9">
+                <wp:simplePos x="0" y="0"/>
+                <wp:positionH relativeFrom="column">
+                  <wp:posOffset>1098550</wp:posOffset>
+                </wp:positionH>
+                <wp:positionV relativeFrom="paragraph">
+                  <wp:posOffset>14828</wp:posOffset>
+                </wp:positionV>
+                <wp:extent cx="758190" cy="681990"/>
+                <wp:effectExtent l="0" t="0" r="22860" b="22860"/>
+                <wp:wrapNone/>
+                <wp:docPr id="232" name="Cuadro de texto 2"/>
+                <wp:cNvGraphicFramePr>
+                  <a:graphicFrameLocks xmlns:a="http://schemas.openxmlformats.org/drawingml/2006/main"/>
+                </wp:cNvGraphicFramePr>
+                <a:graphic xmlns:a="http://schemas.openxmlformats.org/drawingml/2006/main">
+                  <a:graphicData uri="http://schemas.microsoft.com/office/word/2010/wordprocessingShape">
+                    <wps:wsp>
+                      <wps:cNvSpPr txBox="1">
+                        <a:spLocks noChangeArrowheads="1"/>
+                      </wps:cNvSpPr>
+                      <wps:spPr bwMode="auto">
+                        <a:xfrm>
+                          <a:off x="0" y="0"/>
+                          <a:ext cx="758190" cy="681990"/>
+                        </a:xfrm>
+                        <a:prstGeom prst="rect">
+                          <a:avLst/>
+                        </a:prstGeom>
+                        <a:solidFill>
+                          <a:srgbClr val="FFFFFF"/>
+                        </a:solidFill>
+                        <a:ln w="9525">
+                          <a:solidFill>
+                            <a:srgbClr val="000000"/>
+                          </a:solidFill>
+                          <a:miter lim="800000"/>
+                          <a:headEnd/>
+                          <a:tailEnd/>
+                        </a:ln>
+                      </wps:spPr>
+                      <wps:txbx>
+                        <w:txbxContent>
+                          <w:p>
+                            <w:pPr>
+                              <w:jc w:val="center"/>
+                              <w:rPr>
+                                <w:rFonts w:asciiTheme="majorHAnsi" w:hAnsiTheme="majorHAnsi" w:cstheme="majorHAnsi"/>
+                                <w:b/>
+                                <w:sz w:val="24"/>
+                                <w:szCs w:val="24"/>
+                              </w:rPr>
+                            </w:pPr>
+                            <w:r>
+                              <w:rPr>
+                                <w:rFonts w:asciiTheme="majorHAnsi" w:hAnsiTheme="majorHAnsi" w:cstheme="majorHAnsi"/>
+                                <w:b/>
+                                <w:sz w:val="24"/>
+                                <w:szCs w:val="24"/>
+                              </w:rPr>
+                              <w:t>Solar Amber</w:t>
+                            </w:r>
+                          </w:p>
+                        </w:txbxContent>
+                      </wps:txbx>
+                      <wps:bodyPr rot="0" vert="horz" wrap="square" lIns="91440" tIns="45720" rIns="91440" bIns="45720" anchor="t" anchorCtr="0">
+                        <a:noAutofit/>
+                      </wps:bodyPr>
+                    </wps:wsp>
+                  </a:graphicData>
+                </a:graphic>
+              </wp:anchor>
+            </w:drawing>
+          </mc:Choice>
+          <mc:Fallback>
+            <w:pict>
+              <v:shape w14:anchorId="236224E6" id="_x0000_s1063" type="#_x0000_t202" style="position:absolute;margin-left:86.5pt;margin-top:1.15pt;width:59.7pt;height:53.7pt;z-index:251694592;visibility:visible;mso-wrap-style:square;mso-wrap-distance-left:9pt;mso-wrap-distance-top:0;mso-wrap-distance-right:9pt;mso-wrap-distance-bottom:0;mso-position-horizontal:absolute;mso-position-horizontal-relative:text;mso-position-vertical:absolute;mso-position-vertical-relative:text;v-text-anchor:top" o:gfxdata="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">
+                <v:textbox>
+                  <w:txbxContent>
+                    <w:p>
+                      <w:pPr>
+                        <w:jc w:val="center"/>
+                        <w:rPr>
+                          <w:rFonts w:asciiTheme="majorHAnsi" w:hAnsiTheme="majorHAnsi" w:cstheme="majorHAnsi"/>
+                          <w:b/>
+                          <w:sz w:val="24"/>
+                          <w:szCs w:val="24"/>
+                        </w:rPr>
+                      </w:pPr>
+                      <w:r>
+                        <w:rPr>
+                          <w:rFonts w:asciiTheme="majorHAnsi" w:hAnsiTheme="majorHAnsi" w:cstheme="majorHAnsi"/>
+                          <w:b/>
+                          <w:sz w:val="24"/>
+                          <w:szCs w:val="24"/>
+                        </w:rPr>
+                        <w:t>Solar Amber</w:t>
+                      </w:r>
+                    </w:p>
+                  </w:txbxContent>
+                </v:textbox>
+              </v:shape>
+            </w:pict>
+          </mc:Fallback>
+        </mc:AlternateContent>
+      </w:r>
+      <w:r>
+        <w:rPr>
+          <w:noProof/>
+          <w:lang w:eastAsia="es-ES"/>
+        </w:rPr>
+        <mc:AlternateContent>
+          <mc:Choice Requires="wps">
+            <w:drawing>
+              <wp:anchor distT="0" distB="0" distL="114300" distR="114300" simplePos="0" relativeHeight="251682304" behindDoc="0" locked="0" layoutInCell="1" allowOverlap="1" wp14:anchorId="180BFB5A" wp14:editId="1EB668C4">
+                <wp:simplePos x="0" y="0"/>
+                <wp:positionH relativeFrom="column">
+                  <wp:posOffset>2848833</wp:posOffset>
+                </wp:positionH>
+                <wp:positionV relativeFrom="paragraph">
+                  <wp:posOffset>13970</wp:posOffset>
+                </wp:positionV>
+                <wp:extent cx="758825" cy="682625"/>
+                <wp:effectExtent l="0" t="0" r="22225" b="22225"/>
+                <wp:wrapNone/>
+                <wp:docPr id="224" name="Cuadro de texto 2"/>
+                <wp:cNvGraphicFramePr>
+                  <a:graphicFrameLocks xmlns:a="http://schemas.openxmlformats.org/drawingml/2006/main"/>
+                </wp:cNvGraphicFramePr>
+                <a:graphic xmlns:a="http://schemas.openxmlformats.org/drawingml/2006/main">
+                  <a:graphicData uri="http://schemas.microsoft.com/office/word/2010/wordprocessingShape">
+                    <wps:wsp>
+                      <wps:cNvSpPr txBox="1">
+                        <a:spLocks noChangeArrowheads="1"/>
+                      </wps:cNvSpPr>
+                      <wps:spPr bwMode="auto">
+                        <a:xfrm>
+                          <a:off x="0" y="0"/>
+                          <a:ext cx="758825" cy="682625"/>
+                        </a:xfrm>
+                        <a:prstGeom prst="rect">
+                          <a:avLst/>
+                        </a:prstGeom>
+                        <a:solidFill>
+                          <a:srgbClr val="FFFFFF"/>
+                        </a:solidFill>
+                        <a:ln w="9525">
+                          <a:solidFill>
+                            <a:srgbClr val="000000"/>
+                          </a:solidFill>
+                          <a:miter lim="800000"/>
+                          <a:headEnd/>
+                          <a:tailEnd/>
+                        </a:ln>
+                      </wps:spPr>
+                      <wps:txbx>
+                        <w:txbxContent>
+                          <w:p>
+                            <w:pPr>
+                              <w:jc w:val="center"/>
+                              <w:rPr>
+                                <w:rFonts w:asciiTheme="majorHAnsi" w:eastAsia="Times New Roman" w:hAnsiTheme="majorHAnsi" w:cstheme="majorHAnsi"/>
+                                <w:b/>
+                                <w:bCs/>
+                                <w:sz w:val="24"/>
+                                <w:szCs w:val="24"/>
+                                <w:lang w:eastAsia="es-ES"/>
+                              </w:rPr>
+                            </w:pPr>
+                            <w:r>
+                              <w:rPr>
+                                <w:rFonts w:asciiTheme="majorHAnsi" w:hAnsiTheme="majorHAnsi" w:cstheme="majorHAnsi"/>
+                                <w:b/>
+                                <w:sz w:val="24"/>
+                                <w:szCs w:val="24"/>
+                              </w:rPr>
+                              <w:t>Thruster Crimson</w:t>
+                            </w:r>
+                          </w:p>
+                        </w:txbxContent>
+                      </wps:txbx>
+                      <wps:bodyPr rot="0" vert="horz" wrap="square" lIns="91440" tIns="45720" rIns="91440" bIns="45720" anchor="t" anchorCtr="0">
+                        <a:noAutofit/>
+                      </wps:bodyPr>
+                    </wps:wsp>
+                  </a:graphicData>
+                </a:graphic>
+              </wp:anchor>
+            </w:drawing>
+          </mc:Choice>
+          <mc:Fallback>
+            <w:pict>
+              <v:shape w14:anchorId="180BFB5A" id="_x0000_s1064" type="#_x0000_t202" style="position:absolute;margin-left:224.3pt;margin-top:1.1pt;width:59.75pt;height:53.75pt;z-index:251682304;visibility:visible;mso-wrap-style:square;mso-wrap-distance-left:9pt;mso-wrap-distance-top:0;mso-wrap-distance-right:9pt;mso-wrap-distance-bottom:0;mso-position-horizontal:absolute;mso-position-horizontal-relative:text;mso-position-vertical:absolute;mso-position-vertical-relative:text;v-text-anchor:top" o:gfxdata="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">
+                <v:textbox>
+                  <w:txbxContent>
+                    <w:p>
+                      <w:pPr>
+                        <w:jc w:val="center"/>
+                        <w:rPr>
+                          <w:rFonts w:asciiTheme="majorHAnsi" w:eastAsia="Times New Roman" w:hAnsiTheme="majorHAnsi" w:cstheme="majorHAnsi"/>
+                          <w:b/>
+                          <w:bCs/>
+                          <w:sz w:val="24"/>
+                          <w:szCs w:val="24"/>
+                          <w:lang w:eastAsia="es-ES"/>
+                        </w:rPr>
+                      </w:pPr>
+                      <w:r>
+                        <w:rPr>
+                          <w:rFonts w:asciiTheme="majorHAnsi" w:hAnsiTheme="majorHAnsi" w:cstheme="majorHAnsi"/>
+                          <w:b/>
+                          <w:sz w:val="24"/>
+                          <w:szCs w:val="24"/>
+                        </w:rPr>
+                        <w:t>Thruster Crimson</w:t>
+                      </w:r>
+                    </w:p>
+                  </w:txbxContent>
+                </v:textbox>
+              </v:shape>
+            </w:pict>
+          </mc:Fallback>
+        </mc:AlternateContent>
+      </w:r>
+      <w:r>
+        <w:rPr>
+          <w:noProof/>
+          <w:lang w:eastAsia="es-ES"/>
+        </w:rPr>
+        <mc:AlternateContent>
+          <mc:Choice Requires="wps">
+            <w:drawing>
+              <wp:anchor distT="0" distB="0" distL="114300" distR="114300" simplePos="0" relativeHeight="251690496" behindDoc="0" locked="0" layoutInCell="1" allowOverlap="1" wp14:anchorId="56DDDC1A" wp14:editId="1851B46E">
+                <wp:simplePos x="0" y="0"/>
+                <wp:positionH relativeFrom="column">
+                  <wp:posOffset>1968912</wp:posOffset>
+                </wp:positionH>
+                <wp:positionV relativeFrom="paragraph">
+                  <wp:posOffset>13970</wp:posOffset>
+                </wp:positionV>
+                <wp:extent cx="758825" cy="682625"/>
+                <wp:effectExtent l="0" t="0" r="22225" b="22225"/>
+                <wp:wrapNone/>
+                <wp:docPr id="233" name="Cuadro de texto 2"/>
+                <wp:cNvGraphicFramePr>
+                  <a:graphicFrameLocks xmlns:a="http://schemas.openxmlformats.org/drawingml/2006/main"/>
+                </wp:cNvGraphicFramePr>
+                <a:graphic xmlns:a="http://schemas.openxmlformats.org/drawingml/2006/main">
+                  <a:graphicData uri="http://schemas.microsoft.com/office/word/2010/wordprocessingShape">
+                    <wps:wsp>
+                      <wps:cNvSpPr txBox="1">
+                        <a:spLocks noChangeArrowheads="1"/>
+                      </wps:cNvSpPr>
+                      <wps:spPr bwMode="auto">
+                        <a:xfrm>
+                          <a:off x="0" y="0"/>
+                          <a:ext cx="758825" cy="682625"/>
+                        </a:xfrm>
+                        <a:prstGeom prst="rect">
+                          <a:avLst/>
+                        </a:prstGeom>
+                        <a:solidFill>
+                          <a:srgbClr val="FFFFFF"/>
+                        </a:solidFill>
+                        <a:ln w="9525">
+                          <a:solidFill>
+                            <a:srgbClr val="000000"/>
+                          </a:solidFill>
+                          <a:miter lim="800000"/>
+                          <a:headEnd/>
+                          <a:tailEnd/>
+                        </a:ln>
+                      </wps:spPr>
+                      <wps:txbx>
+                        <w:txbxContent>
+                          <w:p>
+                            <w:pPr>
+                              <w:jc w:val="center"/>
+                              <w:rPr>
+                                <w:rFonts w:asciiTheme="majorHAnsi" w:hAnsiTheme="majorHAnsi" w:cstheme="majorHAnsi"/>
+                                <w:b/>
+                                <w:sz w:val="24"/>
+                                <w:szCs w:val="24"/>
+                              </w:rPr>
+                            </w:pPr>
+                            <w:r>
+                              <w:rPr>
+                                <w:rFonts w:asciiTheme="majorHAnsi" w:hAnsiTheme="majorHAnsi" w:cstheme="majorHAnsi"/>
+                                <w:b/>
+                                <w:sz w:val="24"/>
+                                <w:szCs w:val="24"/>
+                              </w:rPr>
+                              <w:t>Solar Flare Gold</w:t>
+                            </w:r>
+                          </w:p>
+                        </w:txbxContent>
+                      </wps:txbx>
+                      <wps:bodyPr rot="0" vert="horz" wrap="square" lIns="91440" tIns="45720" rIns="91440" bIns="45720" anchor="t" anchorCtr="0">
+                        <a:noAutofit/>
+                      </wps:bodyPr>
+                    </wps:wsp>
+                  </a:graphicData>
+                </a:graphic>
+              </wp:anchor>
+            </w:drawing>
+          </mc:Choice>
+          <mc:Fallback>
+            <w:pict>
+              <v:shape w14:anchorId="56DDDC1A" id="_x0000_s1065" type="#_x0000_t202" style="position:absolute;margin-left:155.05pt;margin-top:1.1pt;width:59.75pt;height:53.75pt;z-index:251690496;visibility:visible;mso-wrap-style:square;mso-wrap-distance-left:9pt;mso-wrap-distance-top:0;mso-wrap-distance-right:9pt;mso-wrap-distance-bottom:0;mso-position-horizontal:absolute;mso-position-horizontal-relative:text;mso-position-vertical:absolute;mso-position-vertical-relative:text;v-text-anchor:top" o:gfxdata="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">
+                <v:textbox>
+                  <w:txbxContent>
+                    <w:p>
+                      <w:pPr>
+                        <w:jc w:val="center"/>
+                        <w:rPr>
+                          <w:rFonts w:asciiTheme="majorHAnsi" w:hAnsiTheme="majorHAnsi" w:cstheme="majorHAnsi"/>
+                          <w:b/>
+                          <w:sz w:val="24"/>
+                          <w:szCs w:val="24"/>
+                        </w:rPr>
+                      </w:pPr>
+                      <w:r>
+                        <w:rPr>
+                          <w:rFonts w:asciiTheme="majorHAnsi" w:hAnsiTheme="majorHAnsi" w:cstheme="majorHAnsi"/>
+                          <w:b/>
+                          <w:sz w:val="24"/>
+                          <w:szCs w:val="24"/>
+                        </w:rPr>
+                        <w:t>Solar Flare Gold</w:t>
+                      </w:r>
+                    </w:p>
+                  </w:txbxContent>
+                </v:textbox>
+              </v:shape>
+            </w:pict>
+          </mc:Fallback>
+        </mc:AlternateContent>
+      </w:r>
+      <w:r>
+        <w:rPr>
+          <w:noProof/>
+          <w:lang w:eastAsia="es-ES"/>
+        </w:rPr>
+        <mc:AlternateContent>
           <mc:Choice Requires="wpg">
             <w:drawing>
-              <wp:anchor distT="0" distB="0" distL="114300" distR="114300" simplePos="0" relativeHeight="251706880" behindDoc="0" locked="0" layoutInCell="1" allowOverlap="1" wp14:anchorId="159F2C67" wp14:editId="1677227E">
+              <wp:anchor distT="0" distB="0" distL="114300" distR="114300" simplePos="0" relativeHeight="251704832" behindDoc="0" locked="0" layoutInCell="1" allowOverlap="1" wp14:anchorId="1183916B" wp14:editId="7F6E64D9">
                 <wp:simplePos x="0" y="0"/>
                 <wp:positionH relativeFrom="column">
-                  <wp:posOffset>844519</wp:posOffset>
+                  <wp:posOffset>3721182</wp:posOffset>
                 </wp:positionH>
                 <wp:positionV relativeFrom="paragraph">
-                  <wp:posOffset>5065</wp:posOffset>
+                  <wp:posOffset>1831</wp:posOffset>
                 </wp:positionV>
-                <wp:extent cx="3880869" cy="3092908"/>
-                <wp:effectExtent l="0" t="0" r="24765" b="12700"/>
+                <wp:extent cx="871855" cy="3051175"/>
+                <wp:effectExtent l="0" t="0" r="23495" b="15875"/>
                 <wp:wrapNone/>
-                <wp:docPr id="240" name="Grupo 240"/>
+                <wp:docPr id="13" name="Grupo 13"/>
                 <wp:cNvGraphicFramePr/>
                 <a:graphic xmlns:a="http://schemas.openxmlformats.org/drawingml/2006/main">
                   <a:graphicData uri="http://schemas.microsoft.com/office/word/2010/wordprocessingGroup">
@@ -6060,872 +7048,148 @@
                       <wpg:grpSpPr>
                         <a:xfrm>
                           <a:off x="0" y="0"/>
-                          <a:ext cx="3880869" cy="3092908"/>
+                          <a:ext cx="871855" cy="3051175"/>
                           <a:chOff x="0" y="0"/>
-                          <a:chExt cx="3880869" cy="3092908"/>
+                          <a:chExt cx="871855" cy="3051175"/>
                         </a:xfrm>
                       </wpg:grpSpPr>
-                      <wpg:grpSp>
-                        <wpg:cNvPr id="239" name="Grupo 239"/>
-                        <wpg:cNvGrpSpPr/>
-                        <wpg:grpSpPr>
-                          <a:xfrm>
-                            <a:off x="0" y="0"/>
-                            <a:ext cx="3880869" cy="3092908"/>
-                            <a:chOff x="0" y="0"/>
-                            <a:chExt cx="3880869" cy="3092908"/>
-                          </a:xfrm>
-                        </wpg:grpSpPr>
-                        <wps:wsp>
-                          <wps:cNvPr id="218" name="Recortar y redondear rectángulo de esquina sencilla 218"/>
-                          <wps:cNvSpPr/>
-                          <wps:spPr>
-                            <a:xfrm>
-                              <a:off x="2009553" y="850605"/>
-                              <a:ext cx="759460" cy="866775"/>
-                            </a:xfrm>
-                            <a:prstGeom prst="snipRoundRect">
-                              <a:avLst/>
-                            </a:prstGeom>
-                            <a:solidFill>
-                              <a:srgbClr val="FF4433"/>
-                            </a:solidFill>
-                            <a:ln>
-                              <a:solidFill>
-                                <a:srgbClr val="F3F4F6"/>
-                              </a:solidFill>
-                            </a:ln>
-                          </wps:spPr>
-                          <wps:style>
-                            <a:lnRef idx="2">
-                              <a:schemeClr val="accent1">
-                                <a:shade val="50000"/>
-                              </a:schemeClr>
-                            </a:lnRef>
-                            <a:fillRef idx="1">
-                              <a:schemeClr val="accent1"/>
-                            </a:fillRef>
-                            <a:effectRef idx="0">
-                              <a:schemeClr val="accent1"/>
-                            </a:effectRef>
-                            <a:fontRef idx="minor">
-                              <a:schemeClr val="lt1"/>
-                            </a:fontRef>
-                          </wps:style>
-                          <wps:bodyPr rot="0" spcFirstLastPara="0" vertOverflow="overflow" horzOverflow="overflow" vert="horz" wrap="square" lIns="91440" tIns="45720" rIns="91440" bIns="45720" numCol="1" spcCol="0" rtlCol="0" fromWordArt="0" anchor="ctr" anchorCtr="0" forceAA="0" compatLnSpc="1">
-                            <a:prstTxWarp prst="textNoShape">
-                              <a:avLst/>
-                            </a:prstTxWarp>
-                            <a:noAutofit/>
-                          </wps:bodyPr>
-                        </wps:wsp>
-                        <wps:wsp>
-                          <wps:cNvPr id="219" name="Recortar y redondear rectángulo de esquina sencilla 219"/>
-                          <wps:cNvSpPr/>
-                          <wps:spPr>
-                            <a:xfrm>
-                              <a:off x="3051544" y="850605"/>
-                              <a:ext cx="759460" cy="866775"/>
-                            </a:xfrm>
-                            <a:prstGeom prst="snipRoundRect">
-                              <a:avLst/>
-                            </a:prstGeom>
-                            <a:solidFill>
-                              <a:srgbClr val="FF7043"/>
-                            </a:solidFill>
-                            <a:ln>
-                              <a:noFill/>
-                            </a:ln>
-                          </wps:spPr>
-                          <wps:style>
-                            <a:lnRef idx="2">
-                              <a:schemeClr val="accent1">
-                                <a:shade val="50000"/>
-                              </a:schemeClr>
-                            </a:lnRef>
-                            <a:fillRef idx="1">
-                              <a:schemeClr val="accent1"/>
-                            </a:fillRef>
-                            <a:effectRef idx="0">
-                              <a:schemeClr val="accent1"/>
-                            </a:effectRef>
-                            <a:fontRef idx="minor">
-                              <a:schemeClr val="lt1"/>
-                            </a:fontRef>
-                          </wps:style>
-                          <wps:bodyPr rot="0" spcFirstLastPara="0" vertOverflow="overflow" horzOverflow="overflow" vert="horz" wrap="square" lIns="91440" tIns="45720" rIns="91440" bIns="45720" numCol="1" spcCol="0" rtlCol="0" fromWordArt="0" anchor="ctr" anchorCtr="0" forceAA="0" compatLnSpc="1">
-                            <a:prstTxWarp prst="textNoShape">
-                              <a:avLst/>
-                            </a:prstTxWarp>
-                            <a:noAutofit/>
-                          </wps:bodyPr>
-                        </wps:wsp>
-                        <wps:wsp>
-                          <wps:cNvPr id="220" name="Rectángulo 220"/>
-                          <wps:cNvSpPr/>
-                          <wps:spPr>
-                            <a:xfrm>
-                              <a:off x="2020186" y="1818168"/>
-                              <a:ext cx="747395" cy="1228725"/>
-                            </a:xfrm>
-                            <a:prstGeom prst="rect">
-                              <a:avLst/>
-                            </a:prstGeom>
-                          </wps:spPr>
-                          <wps:style>
-                            <a:lnRef idx="2">
-                              <a:schemeClr val="accent1">
-                                <a:shade val="50000"/>
-                              </a:schemeClr>
-                            </a:lnRef>
-                            <a:fillRef idx="1">
-                              <a:schemeClr val="accent1"/>
-                            </a:fillRef>
-                            <a:effectRef idx="0">
-                              <a:schemeClr val="accent1"/>
-                            </a:effectRef>
-                            <a:fontRef idx="minor">
-                              <a:schemeClr val="lt1"/>
-                            </a:fontRef>
-                          </wps:style>
-                          <wps:bodyPr rot="0" spcFirstLastPara="0" vertOverflow="overflow" horzOverflow="overflow" vert="horz" wrap="square" lIns="91440" tIns="45720" rIns="91440" bIns="45720" numCol="1" spcCol="0" rtlCol="0" fromWordArt="0" anchor="ctr" anchorCtr="0" forceAA="0" compatLnSpc="1">
-                            <a:prstTxWarp prst="textNoShape">
-                              <a:avLst/>
-                            </a:prstTxWarp>
-                            <a:noAutofit/>
-                          </wps:bodyPr>
-                        </wps:wsp>
-                        <wps:wsp>
-                          <wps:cNvPr id="221" name="Rectángulo 221"/>
-                          <wps:cNvSpPr/>
-                          <wps:spPr>
-                            <a:xfrm>
-                              <a:off x="3051544" y="1828800"/>
-                              <a:ext cx="747395" cy="1222375"/>
-                            </a:xfrm>
-                            <a:prstGeom prst="rect">
-                              <a:avLst/>
-                            </a:prstGeom>
-                          </wps:spPr>
-                          <wps:style>
-                            <a:lnRef idx="2">
-                              <a:schemeClr val="accent1">
-                                <a:shade val="50000"/>
-                              </a:schemeClr>
-                            </a:lnRef>
-                            <a:fillRef idx="1">
-                              <a:schemeClr val="accent1"/>
-                            </a:fillRef>
-                            <a:effectRef idx="0">
-                              <a:schemeClr val="accent1"/>
-                            </a:effectRef>
-                            <a:fontRef idx="minor">
-                              <a:schemeClr val="lt1"/>
-                            </a:fontRef>
-                          </wps:style>
-                          <wps:bodyPr rot="0" spcFirstLastPara="0" vertOverflow="overflow" horzOverflow="overflow" vert="horz" wrap="square" lIns="91440" tIns="45720" rIns="91440" bIns="45720" numCol="1" spcCol="0" rtlCol="0" fromWordArt="0" anchor="ctr" anchorCtr="0" forceAA="0" compatLnSpc="1">
-                            <a:prstTxWarp prst="textNoShape">
-                              <a:avLst/>
-                            </a:prstTxWarp>
-                            <a:noAutofit/>
-                          </wps:bodyPr>
-                        </wps:wsp>
-                        <wps:wsp>
-                          <wps:cNvPr id="222" name="Rectángulo redondeado 222"/>
-                          <wps:cNvSpPr/>
-                          <wps:spPr>
-                            <a:xfrm>
-                              <a:off x="2073349" y="1860698"/>
-                              <a:ext cx="640715" cy="1163320"/>
-                            </a:xfrm>
-                            <a:prstGeom prst="roundRect">
-                              <a:avLst/>
-                            </a:prstGeom>
-                            <a:solidFill>
-                              <a:schemeClr val="accent6">
-                                <a:alpha val="72000"/>
-                              </a:schemeClr>
-                            </a:solidFill>
-                          </wps:spPr>
-                          <wps:style>
-                            <a:lnRef idx="2">
-                              <a:schemeClr val="accent6">
-                                <a:shade val="50000"/>
-                              </a:schemeClr>
-                            </a:lnRef>
-                            <a:fillRef idx="1">
-                              <a:schemeClr val="accent6"/>
-                            </a:fillRef>
-                            <a:effectRef idx="0">
-                              <a:schemeClr val="accent6"/>
-                            </a:effectRef>
-                            <a:fontRef idx="minor">
-                              <a:schemeClr val="lt1"/>
-                            </a:fontRef>
-                          </wps:style>
-                          <wps:txbx>
-                            <w:txbxContent>
-                              <w:p>
-                                <w:pPr>
-                                  <w:jc w:val="center"/>
-                                  <w:rPr>
-                                    <w:rFonts w:asciiTheme="majorHAnsi" w:hAnsiTheme="majorHAnsi" w:cstheme="majorHAnsi"/>
-                                    <w:b/>
-                                    <w:sz w:val="18"/>
-                                    <w:szCs w:val="18"/>
-                                  </w:rPr>
-                                </w:pPr>
-                                <w:r>
-                                  <w:rPr>
-                                    <w:rFonts w:asciiTheme="majorHAnsi" w:eastAsia="Times New Roman" w:hAnsiTheme="majorHAnsi" w:cstheme="majorHAnsi"/>
-                                    <w:b/>
-                                    <w:sz w:val="18"/>
-                                    <w:szCs w:val="18"/>
-                                    <w:lang w:eastAsia="es-ES"/>
-                                  </w:rPr>
-                                  <w:t xml:space="preserve"> (RGB </w:t>
-                                </w:r>
-                                <w:r>
-                                  <w:rPr>
-                                    <w:rFonts w:asciiTheme="majorHAnsi" w:eastAsia="Times New Roman" w:hAnsiTheme="majorHAnsi" w:cstheme="majorHAnsi"/>
-                                    <w:b/>
-                                    <w:sz w:val="18"/>
-                                    <w:szCs w:val="18"/>
-                                    <w:lang w:eastAsia="es-ES"/>
-                                  </w:rPr>
-                                  <w:t>255, 68, 51</w:t>
-                                </w:r>
-                                <w:r>
-                                  <w:rPr>
-                                    <w:rFonts w:asciiTheme="majorHAnsi" w:eastAsia="Times New Roman" w:hAnsiTheme="majorHAnsi" w:cstheme="majorHAnsi"/>
-                                    <w:b/>
-                                    <w:sz w:val="18"/>
-                                    <w:szCs w:val="18"/>
-                                    <w:lang w:eastAsia="es-ES"/>
-                                  </w:rPr>
-                                  <w:t>)</w:t>
-                                </w:r>
-                              </w:p>
-                            </w:txbxContent>
-                          </wps:txbx>
-                          <wps:bodyPr rot="0" spcFirstLastPara="0" vertOverflow="overflow" horzOverflow="overflow" vert="horz" wrap="square" lIns="91440" tIns="45720" rIns="91440" bIns="45720" numCol="1" spcCol="0" rtlCol="0" fromWordArt="0" anchor="ctr" anchorCtr="0" forceAA="0" compatLnSpc="1">
-                            <a:prstTxWarp prst="textNoShape">
-                              <a:avLst/>
-                            </a:prstTxWarp>
-                            <a:noAutofit/>
-                          </wps:bodyPr>
-                        </wps:wsp>
-                        <wps:wsp>
-                          <wps:cNvPr id="224" name="Cuadro de texto 2"/>
-                          <wps:cNvSpPr txBox="1">
-                            <a:spLocks noChangeArrowheads="1"/>
-                          </wps:cNvSpPr>
-                          <wps:spPr bwMode="auto">
-                            <a:xfrm>
-                              <a:off x="1988288" y="10633"/>
-                              <a:ext cx="758825" cy="682625"/>
-                            </a:xfrm>
-                            <a:prstGeom prst="rect">
-                              <a:avLst/>
-                            </a:prstGeom>
-                            <a:solidFill>
-                              <a:srgbClr val="FFFFFF"/>
-                            </a:solidFill>
-                            <a:ln w="9525">
-                              <a:solidFill>
-                                <a:srgbClr val="000000"/>
-                              </a:solidFill>
-                              <a:miter lim="800000"/>
-                              <a:headEnd/>
-                              <a:tailEnd/>
-                            </a:ln>
-                          </wps:spPr>
-                          <wps:txbx>
-                            <w:txbxContent>
-                              <w:p>
-                                <w:pPr>
-                                  <w:jc w:val="center"/>
-                                  <w:rPr>
-                                    <w:rFonts w:asciiTheme="majorHAnsi" w:eastAsia="Times New Roman" w:hAnsiTheme="majorHAnsi" w:cstheme="majorHAnsi"/>
-                                    <w:b/>
-                                    <w:bCs/>
-                                    <w:sz w:val="24"/>
-                                    <w:szCs w:val="24"/>
-                                    <w:lang w:eastAsia="es-ES"/>
-                                  </w:rPr>
-                                </w:pPr>
-                                <w:r>
-                                  <w:rPr>
-                                    <w:rFonts w:asciiTheme="majorHAnsi" w:hAnsiTheme="majorHAnsi" w:cstheme="majorHAnsi"/>
-                                    <w:b/>
-                                    <w:sz w:val="24"/>
-                                    <w:szCs w:val="24"/>
-                                  </w:rPr>
-                                  <w:t>Thruster Crimson</w:t>
-                                </w:r>
-                              </w:p>
-                            </w:txbxContent>
-                          </wps:txbx>
-                          <wps:bodyPr rot="0" vert="horz" wrap="square" lIns="91440" tIns="45720" rIns="91440" bIns="45720" anchor="t" anchorCtr="0">
-                            <a:noAutofit/>
-                          </wps:bodyPr>
-                        </wps:wsp>
-                        <wps:wsp>
-                          <wps:cNvPr id="226" name="Recortar y redondear rectángulo de esquina sencilla 226"/>
-                          <wps:cNvSpPr/>
-                          <wps:spPr>
-                            <a:xfrm>
-                              <a:off x="0" y="861238"/>
-                              <a:ext cx="759460" cy="866775"/>
-                            </a:xfrm>
-                            <a:prstGeom prst="snipRoundRect">
-                              <a:avLst/>
-                            </a:prstGeom>
-                            <a:solidFill>
-                              <a:srgbClr val="FFA500"/>
-                            </a:solidFill>
-                            <a:ln>
-                              <a:solidFill>
-                                <a:srgbClr val="FFA500"/>
-                              </a:solidFill>
-                            </a:ln>
-                          </wps:spPr>
-                          <wps:style>
-                            <a:lnRef idx="2">
-                              <a:schemeClr val="accent1">
-                                <a:shade val="50000"/>
-                              </a:schemeClr>
-                            </a:lnRef>
-                            <a:fillRef idx="1">
-                              <a:schemeClr val="accent1"/>
-                            </a:fillRef>
-                            <a:effectRef idx="0">
-                              <a:schemeClr val="accent1"/>
-                            </a:effectRef>
-                            <a:fontRef idx="minor">
-                              <a:schemeClr val="lt1"/>
-                            </a:fontRef>
-                          </wps:style>
-                          <wps:bodyPr rot="0" spcFirstLastPara="0" vertOverflow="overflow" horzOverflow="overflow" vert="horz" wrap="square" lIns="91440" tIns="45720" rIns="91440" bIns="45720" numCol="1" spcCol="0" rtlCol="0" fromWordArt="0" anchor="ctr" anchorCtr="0" forceAA="0" compatLnSpc="1">
-                            <a:prstTxWarp prst="textNoShape">
-                              <a:avLst/>
-                            </a:prstTxWarp>
-                            <a:noAutofit/>
-                          </wps:bodyPr>
-                        </wps:wsp>
-                        <wps:wsp>
-                          <wps:cNvPr id="227" name="Recortar y redondear rectángulo de esquina sencilla 227"/>
-                          <wps:cNvSpPr/>
-                          <wps:spPr>
-                            <a:xfrm>
-                              <a:off x="988828" y="861238"/>
-                              <a:ext cx="759460" cy="866775"/>
-                            </a:xfrm>
-                            <a:prstGeom prst="snipRoundRect">
-                              <a:avLst/>
-                            </a:prstGeom>
-                            <a:solidFill>
-                              <a:srgbClr val="FFCC00"/>
-                            </a:solidFill>
-                            <a:ln>
-                              <a:solidFill>
-                                <a:srgbClr val="F3F4F6"/>
-                              </a:solidFill>
-                            </a:ln>
-                          </wps:spPr>
-                          <wps:style>
-                            <a:lnRef idx="2">
-                              <a:schemeClr val="accent1">
-                                <a:shade val="50000"/>
-                              </a:schemeClr>
-                            </a:lnRef>
-                            <a:fillRef idx="1">
-                              <a:schemeClr val="accent1"/>
-                            </a:fillRef>
-                            <a:effectRef idx="0">
-                              <a:schemeClr val="accent1"/>
-                            </a:effectRef>
-                            <a:fontRef idx="minor">
-                              <a:schemeClr val="lt1"/>
-                            </a:fontRef>
-                          </wps:style>
-                          <wps:bodyPr rot="0" spcFirstLastPara="0" vertOverflow="overflow" horzOverflow="overflow" vert="horz" wrap="square" lIns="91440" tIns="45720" rIns="91440" bIns="45720" numCol="1" spcCol="0" rtlCol="0" fromWordArt="0" anchor="ctr" anchorCtr="0" forceAA="0" compatLnSpc="1">
-                            <a:prstTxWarp prst="textNoShape">
-                              <a:avLst/>
-                            </a:prstTxWarp>
-                            <a:noAutofit/>
-                          </wps:bodyPr>
-                        </wps:wsp>
-                        <wps:wsp>
-                          <wps:cNvPr id="228" name="Rectángulo 228"/>
-                          <wps:cNvSpPr/>
-                          <wps:spPr>
-                            <a:xfrm>
-                              <a:off x="21265" y="1881963"/>
-                              <a:ext cx="747395" cy="1210945"/>
-                            </a:xfrm>
-                            <a:prstGeom prst="rect">
-                              <a:avLst/>
-                            </a:prstGeom>
-                          </wps:spPr>
-                          <wps:style>
-                            <a:lnRef idx="2">
-                              <a:schemeClr val="accent1">
-                                <a:shade val="50000"/>
-                              </a:schemeClr>
-                            </a:lnRef>
-                            <a:fillRef idx="1">
-                              <a:schemeClr val="accent1"/>
-                            </a:fillRef>
-                            <a:effectRef idx="0">
-                              <a:schemeClr val="accent1"/>
-                            </a:effectRef>
-                            <a:fontRef idx="minor">
-                              <a:schemeClr val="lt1"/>
-                            </a:fontRef>
-                          </wps:style>
-                          <wps:bodyPr rot="0" spcFirstLastPara="0" vertOverflow="overflow" horzOverflow="overflow" vert="horz" wrap="square" lIns="91440" tIns="45720" rIns="91440" bIns="45720" numCol="1" spcCol="0" rtlCol="0" fromWordArt="0" anchor="ctr" anchorCtr="0" forceAA="0" compatLnSpc="1">
-                            <a:prstTxWarp prst="textNoShape">
-                              <a:avLst/>
-                            </a:prstTxWarp>
-                            <a:noAutofit/>
-                          </wps:bodyPr>
-                        </wps:wsp>
-                        <wps:wsp>
-                          <wps:cNvPr id="229" name="Rectángulo 229"/>
-                          <wps:cNvSpPr/>
-                          <wps:spPr>
-                            <a:xfrm>
-                              <a:off x="1020725" y="1828800"/>
-                              <a:ext cx="747395" cy="1228725"/>
-                            </a:xfrm>
-                            <a:prstGeom prst="rect">
-                              <a:avLst/>
-                            </a:prstGeom>
-                          </wps:spPr>
-                          <wps:style>
-                            <a:lnRef idx="2">
-                              <a:schemeClr val="accent1">
-                                <a:shade val="50000"/>
-                              </a:schemeClr>
-                            </a:lnRef>
-                            <a:fillRef idx="1">
-                              <a:schemeClr val="accent1"/>
-                            </a:fillRef>
-                            <a:effectRef idx="0">
-                              <a:schemeClr val="accent1"/>
-                            </a:effectRef>
-                            <a:fontRef idx="minor">
-                              <a:schemeClr val="lt1"/>
-                            </a:fontRef>
-                          </wps:style>
-                          <wps:bodyPr rot="0" spcFirstLastPara="0" vertOverflow="overflow" horzOverflow="overflow" vert="horz" wrap="square" lIns="91440" tIns="45720" rIns="91440" bIns="45720" numCol="1" spcCol="0" rtlCol="0" fromWordArt="0" anchor="ctr" anchorCtr="0" forceAA="0" compatLnSpc="1">
-                            <a:prstTxWarp prst="textNoShape">
-                              <a:avLst/>
-                            </a:prstTxWarp>
-                            <a:noAutofit/>
-                          </wps:bodyPr>
-                        </wps:wsp>
-                        <wps:wsp>
-                          <wps:cNvPr id="230" name="Rectángulo redondeado 230"/>
-                          <wps:cNvSpPr/>
-                          <wps:spPr>
-                            <a:xfrm>
-                              <a:off x="63795" y="1913861"/>
-                              <a:ext cx="640715" cy="1139190"/>
-                            </a:xfrm>
-                            <a:prstGeom prst="roundRect">
-                              <a:avLst/>
-                            </a:prstGeom>
-                            <a:solidFill>
-                              <a:schemeClr val="accent6">
-                                <a:alpha val="72000"/>
-                              </a:schemeClr>
-                            </a:solidFill>
-                          </wps:spPr>
-                          <wps:style>
-                            <a:lnRef idx="2">
-                              <a:schemeClr val="accent6">
-                                <a:shade val="50000"/>
-                              </a:schemeClr>
-                            </a:lnRef>
-                            <a:fillRef idx="1">
-                              <a:schemeClr val="accent6"/>
-                            </a:fillRef>
-                            <a:effectRef idx="0">
-                              <a:schemeClr val="accent6"/>
-                            </a:effectRef>
-                            <a:fontRef idx="minor">
-                              <a:schemeClr val="lt1"/>
-                            </a:fontRef>
-                          </wps:style>
-                          <wps:txbx>
-                            <w:txbxContent>
-                              <w:p>
-                                <w:pPr>
-                                  <w:jc w:val="center"/>
-                                  <w:rPr>
-                                    <w:rFonts w:asciiTheme="majorHAnsi" w:eastAsia="Times New Roman" w:hAnsiTheme="majorHAnsi" w:cstheme="majorHAnsi"/>
-                                    <w:b/>
-                                    <w:bCs/>
-                                    <w:sz w:val="18"/>
-                                    <w:szCs w:val="18"/>
-                                    <w:lang w:eastAsia="es-ES"/>
-                                  </w:rPr>
-                                </w:pPr>
-                                <w:r>
-                                  <w:rPr>
-                                    <w:rFonts w:asciiTheme="majorHAnsi" w:eastAsia="Times New Roman" w:hAnsiTheme="majorHAnsi" w:cstheme="majorHAnsi"/>
-                                    <w:b/>
-                                    <w:sz w:val="18"/>
-                                    <w:szCs w:val="18"/>
-                                    <w:lang w:eastAsia="es-ES"/>
-                                  </w:rPr>
-                                  <w:t xml:space="preserve"> (RGB </w:t>
-                                </w:r>
-                                <w:r>
-                                  <w:rPr>
-                                    <w:rFonts w:asciiTheme="majorHAnsi" w:eastAsia="Times New Roman" w:hAnsiTheme="majorHAnsi" w:cstheme="majorHAnsi"/>
-                                    <w:b/>
-                                    <w:sz w:val="18"/>
-                                    <w:szCs w:val="18"/>
-                                    <w:lang w:eastAsia="es-ES"/>
-                                  </w:rPr>
-                                  <w:t>255</w:t>
-                                </w:r>
-                                <w:r>
-                                  <w:rPr>
-                                    <w:rFonts w:asciiTheme="majorHAnsi" w:eastAsia="Times New Roman" w:hAnsiTheme="majorHAnsi" w:cstheme="majorHAnsi"/>
-                                    <w:b/>
-                                    <w:sz w:val="18"/>
-                                    <w:szCs w:val="18"/>
-                                    <w:lang w:eastAsia="es-ES"/>
-                                  </w:rPr>
-                                  <w:t>,</w:t>
-                                </w:r>
-                                <w:r>
-                                  <w:rPr>
-                                    <w:rFonts w:asciiTheme="majorHAnsi" w:eastAsia="Times New Roman" w:hAnsiTheme="majorHAnsi" w:cstheme="majorHAnsi"/>
-                                    <w:b/>
-                                    <w:sz w:val="18"/>
-                                    <w:szCs w:val="18"/>
-                                    <w:lang w:eastAsia="es-ES"/>
-                                  </w:rPr>
-                                  <w:t>165</w:t>
-                                </w:r>
-                                <w:r>
-                                  <w:rPr>
-                                    <w:rFonts w:asciiTheme="majorHAnsi" w:eastAsia="Times New Roman" w:hAnsiTheme="majorHAnsi" w:cstheme="majorHAnsi"/>
-                                    <w:b/>
-                                    <w:sz w:val="18"/>
-                                    <w:szCs w:val="18"/>
-                                    <w:lang w:eastAsia="es-ES"/>
-                                  </w:rPr>
-                                  <w:t>,</w:t>
-                                </w:r>
-                                <w:r>
-                                  <w:rPr>
-                                    <w:rFonts w:asciiTheme="majorHAnsi" w:eastAsia="Times New Roman" w:hAnsiTheme="majorHAnsi" w:cstheme="majorHAnsi"/>
-                                    <w:b/>
-                                    <w:sz w:val="18"/>
-                                    <w:szCs w:val="18"/>
-                                    <w:lang w:eastAsia="es-ES"/>
-                                  </w:rPr>
-                                  <w:t>0</w:t>
-                                </w:r>
-                                <w:r>
-                                  <w:rPr>
-                                    <w:rFonts w:asciiTheme="majorHAnsi" w:eastAsia="Times New Roman" w:hAnsiTheme="majorHAnsi" w:cstheme="majorHAnsi"/>
-                                    <w:b/>
-                                    <w:sz w:val="18"/>
-                                    <w:szCs w:val="18"/>
-                                    <w:lang w:eastAsia="es-ES"/>
-                                  </w:rPr>
-                                  <w:t>)</w:t>
-                                </w:r>
-                              </w:p>
-                            </w:txbxContent>
-                          </wps:txbx>
-                          <wps:bodyPr rot="0" spcFirstLastPara="0" vertOverflow="overflow" horzOverflow="overflow" vert="horz" wrap="square" lIns="91440" tIns="45720" rIns="91440" bIns="45720" numCol="1" spcCol="0" rtlCol="0" fromWordArt="0" anchor="ctr" anchorCtr="0" forceAA="0" compatLnSpc="1">
-                            <a:prstTxWarp prst="textNoShape">
-                              <a:avLst/>
-                            </a:prstTxWarp>
-                            <a:noAutofit/>
-                          </wps:bodyPr>
-                        </wps:wsp>
-                        <wps:wsp>
-                          <wps:cNvPr id="231" name="Rectángulo redondeado 231"/>
-                          <wps:cNvSpPr/>
-                          <wps:spPr>
-                            <a:xfrm>
-                              <a:off x="1073888" y="1871331"/>
-                              <a:ext cx="640715" cy="1163320"/>
-                            </a:xfrm>
-                            <a:prstGeom prst="roundRect">
-                              <a:avLst/>
-                            </a:prstGeom>
-                            <a:solidFill>
-                              <a:schemeClr val="accent6">
-                                <a:alpha val="72000"/>
-                              </a:schemeClr>
-                            </a:solidFill>
-                          </wps:spPr>
-                          <wps:style>
-                            <a:lnRef idx="2">
-                              <a:schemeClr val="accent6">
-                                <a:shade val="50000"/>
-                              </a:schemeClr>
-                            </a:lnRef>
-                            <a:fillRef idx="1">
-                              <a:schemeClr val="accent6"/>
-                            </a:fillRef>
-                            <a:effectRef idx="0">
-                              <a:schemeClr val="accent6"/>
-                            </a:effectRef>
-                            <a:fontRef idx="minor">
-                              <a:schemeClr val="lt1"/>
-                            </a:fontRef>
-                          </wps:style>
-                          <wps:txbx>
-                            <w:txbxContent>
-                              <w:p>
-                                <w:pPr>
-                                  <w:jc w:val="center"/>
-                                  <w:rPr>
-                                    <w:rFonts w:asciiTheme="majorHAnsi" w:hAnsiTheme="majorHAnsi" w:cstheme="majorHAnsi"/>
-                                    <w:b/>
-                                    <w:sz w:val="18"/>
-                                    <w:szCs w:val="18"/>
-                                  </w:rPr>
-                                </w:pPr>
-                                <w:r>
-                                  <w:rPr>
-                                    <w:rFonts w:asciiTheme="majorHAnsi" w:eastAsia="Times New Roman" w:hAnsiTheme="majorHAnsi" w:cstheme="majorHAnsi"/>
-                                    <w:b/>
-                                    <w:sz w:val="18"/>
-                                    <w:szCs w:val="18"/>
-                                    <w:lang w:eastAsia="es-ES"/>
-                                  </w:rPr>
-                                  <w:t xml:space="preserve"> (RGB 2</w:t>
-                                </w:r>
-                                <w:r>
-                                  <w:rPr>
-                                    <w:rFonts w:asciiTheme="majorHAnsi" w:eastAsia="Times New Roman" w:hAnsiTheme="majorHAnsi" w:cstheme="majorHAnsi"/>
-                                    <w:b/>
-                                    <w:sz w:val="18"/>
-                                    <w:szCs w:val="18"/>
-                                    <w:lang w:eastAsia="es-ES"/>
-                                  </w:rPr>
-                                  <w:t>55</w:t>
-                                </w:r>
-                                <w:r>
-                                  <w:rPr>
-                                    <w:rFonts w:asciiTheme="majorHAnsi" w:eastAsia="Times New Roman" w:hAnsiTheme="majorHAnsi" w:cstheme="majorHAnsi"/>
-                                    <w:b/>
-                                    <w:sz w:val="18"/>
-                                    <w:szCs w:val="18"/>
-                                    <w:lang w:eastAsia="es-ES"/>
-                                  </w:rPr>
-                                  <w:t>, 20</w:t>
-                                </w:r>
-                                <w:r>
-                                  <w:rPr>
-                                    <w:rFonts w:asciiTheme="majorHAnsi" w:eastAsia="Times New Roman" w:hAnsiTheme="majorHAnsi" w:cstheme="majorHAnsi"/>
-                                    <w:b/>
-                                    <w:sz w:val="18"/>
-                                    <w:szCs w:val="18"/>
-                                    <w:lang w:eastAsia="es-ES"/>
-                                  </w:rPr>
-                                  <w:t>4, 0</w:t>
-                                </w:r>
-                                <w:r>
-                                  <w:rPr>
-                                    <w:rFonts w:asciiTheme="majorHAnsi" w:eastAsia="Times New Roman" w:hAnsiTheme="majorHAnsi" w:cstheme="majorHAnsi"/>
-                                    <w:b/>
-                                    <w:sz w:val="18"/>
-                                    <w:szCs w:val="18"/>
-                                    <w:lang w:eastAsia="es-ES"/>
-                                  </w:rPr>
-                                  <w:t>)</w:t>
-                                </w:r>
-                              </w:p>
-                            </w:txbxContent>
-                          </wps:txbx>
-                          <wps:bodyPr rot="0" spcFirstLastPara="0" vertOverflow="overflow" horzOverflow="overflow" vert="horz" wrap="square" lIns="91440" tIns="45720" rIns="91440" bIns="45720" numCol="1" spcCol="0" rtlCol="0" fromWordArt="0" anchor="ctr" anchorCtr="0" forceAA="0" compatLnSpc="1">
-                            <a:prstTxWarp prst="textNoShape">
-                              <a:avLst/>
-                            </a:prstTxWarp>
-                            <a:noAutofit/>
-                          </wps:bodyPr>
-                        </wps:wsp>
-                        <wps:wsp>
-                          <wps:cNvPr id="232" name="Cuadro de texto 2"/>
-                          <wps:cNvSpPr txBox="1">
-                            <a:spLocks noChangeArrowheads="1"/>
-                          </wps:cNvSpPr>
-                          <wps:spPr bwMode="auto">
-                            <a:xfrm>
-                              <a:off x="0" y="10633"/>
-                              <a:ext cx="758825" cy="682625"/>
-                            </a:xfrm>
-                            <a:prstGeom prst="rect">
-                              <a:avLst/>
-                            </a:prstGeom>
-                            <a:solidFill>
-                              <a:srgbClr val="FFFFFF"/>
-                            </a:solidFill>
-                            <a:ln w="9525">
-                              <a:solidFill>
-                                <a:srgbClr val="000000"/>
-                              </a:solidFill>
-                              <a:miter lim="800000"/>
-                              <a:headEnd/>
-                              <a:tailEnd/>
-                            </a:ln>
-                          </wps:spPr>
-                          <wps:txbx>
-                            <w:txbxContent>
-                              <w:p>
-                                <w:pPr>
-                                  <w:jc w:val="center"/>
-                                  <w:rPr>
-                                    <w:rFonts w:asciiTheme="majorHAnsi" w:hAnsiTheme="majorHAnsi" w:cstheme="majorHAnsi"/>
-                                    <w:b/>
-                                    <w:sz w:val="24"/>
-                                    <w:szCs w:val="24"/>
-                                  </w:rPr>
-                                </w:pPr>
-                                <w:r>
-                                  <w:rPr>
-                                    <w:rFonts w:asciiTheme="majorHAnsi" w:hAnsiTheme="majorHAnsi" w:cstheme="majorHAnsi"/>
-                                    <w:b/>
-                                    <w:sz w:val="24"/>
-                                    <w:szCs w:val="24"/>
-                                  </w:rPr>
-                                  <w:t>Solar Amber</w:t>
-                                </w:r>
-                              </w:p>
-                            </w:txbxContent>
-                          </wps:txbx>
-                          <wps:bodyPr rot="0" vert="horz" wrap="square" lIns="91440" tIns="45720" rIns="91440" bIns="45720" anchor="t" anchorCtr="0">
-                            <a:noAutofit/>
-                          </wps:bodyPr>
-                        </wps:wsp>
-                        <wps:wsp>
-                          <wps:cNvPr id="233" name="Cuadro de texto 2"/>
-                          <wps:cNvSpPr txBox="1">
-                            <a:spLocks noChangeArrowheads="1"/>
-                          </wps:cNvSpPr>
-                          <wps:spPr bwMode="auto">
-                            <a:xfrm>
-                              <a:off x="988828" y="10633"/>
-                              <a:ext cx="758825" cy="682625"/>
-                            </a:xfrm>
-                            <a:prstGeom prst="rect">
-                              <a:avLst/>
-                            </a:prstGeom>
-                            <a:solidFill>
-                              <a:srgbClr val="FFFFFF"/>
-                            </a:solidFill>
-                            <a:ln w="9525">
-                              <a:solidFill>
-                                <a:srgbClr val="000000"/>
-                              </a:solidFill>
-                              <a:miter lim="800000"/>
-                              <a:headEnd/>
-                              <a:tailEnd/>
-                            </a:ln>
-                          </wps:spPr>
-                          <wps:txbx>
-                            <w:txbxContent>
-                              <w:p>
-                                <w:pPr>
-                                  <w:jc w:val="center"/>
-                                  <w:rPr>
-                                    <w:rFonts w:asciiTheme="majorHAnsi" w:hAnsiTheme="majorHAnsi" w:cstheme="majorHAnsi"/>
-                                    <w:b/>
-                                    <w:sz w:val="24"/>
-                                    <w:szCs w:val="24"/>
-                                  </w:rPr>
-                                </w:pPr>
-                                <w:r>
-                                  <w:rPr>
-                                    <w:rFonts w:asciiTheme="majorHAnsi" w:hAnsiTheme="majorHAnsi" w:cstheme="majorHAnsi"/>
-                                    <w:b/>
-                                    <w:sz w:val="24"/>
-                                    <w:szCs w:val="24"/>
-                                  </w:rPr>
-                                  <w:t>Solar Flare Gold</w:t>
-                                </w:r>
-                              </w:p>
-                            </w:txbxContent>
-                          </wps:txbx>
-                          <wps:bodyPr rot="0" vert="horz" wrap="square" lIns="91440" tIns="45720" rIns="91440" bIns="45720" anchor="t" anchorCtr="0">
-                            <a:noAutofit/>
-                          </wps:bodyPr>
-                        </wps:wsp>
-                        <wps:wsp>
-                          <wps:cNvPr id="235" name="Cuadro de texto 2"/>
-                          <wps:cNvSpPr txBox="1">
-                            <a:spLocks noChangeArrowheads="1"/>
-                          </wps:cNvSpPr>
-                          <wps:spPr bwMode="auto">
-                            <a:xfrm>
-                              <a:off x="3009014" y="0"/>
-                              <a:ext cx="871855" cy="682625"/>
-                            </a:xfrm>
-                            <a:prstGeom prst="rect">
-                              <a:avLst/>
-                            </a:prstGeom>
-                            <a:solidFill>
-                              <a:srgbClr val="FFFFFF"/>
-                            </a:solidFill>
-                            <a:ln w="9525">
-                              <a:solidFill>
-                                <a:srgbClr val="000000"/>
-                              </a:solidFill>
-                              <a:miter lim="800000"/>
-                              <a:headEnd/>
-                              <a:tailEnd/>
-                            </a:ln>
-                          </wps:spPr>
-                          <wps:txbx>
-                            <w:txbxContent>
-                              <w:p>
-                                <w:pPr>
-                                  <w:jc w:val="center"/>
-                                  <w:rPr>
-                                    <w:rFonts w:asciiTheme="majorHAnsi" w:eastAsia="Times New Roman" w:hAnsiTheme="majorHAnsi" w:cstheme="majorHAnsi"/>
-                                    <w:b/>
-                                    <w:bCs/>
-                                    <w:sz w:val="24"/>
-                                    <w:szCs w:val="24"/>
-                                    <w:lang w:eastAsia="es-ES"/>
-                                  </w:rPr>
-                                </w:pPr>
-                                <w:r>
-                                  <w:rPr>
-                                    <w:rFonts w:asciiTheme="majorHAnsi" w:hAnsiTheme="majorHAnsi" w:cstheme="majorHAnsi"/>
-                                    <w:b/>
-                                    <w:sz w:val="24"/>
-                                    <w:szCs w:val="24"/>
-                                  </w:rPr>
-                                  <w:t>Supernova Coral</w:t>
-                                </w:r>
-                              </w:p>
-                            </w:txbxContent>
-                          </wps:txbx>
-                          <wps:bodyPr rot="0" vert="horz" wrap="square" lIns="91440" tIns="45720" rIns="91440" bIns="45720" anchor="t" anchorCtr="0">
-                            <a:noAutofit/>
-                          </wps:bodyPr>
-                        </wps:wsp>
-                      </wpg:grpSp>
                       <wps:wsp>
-                        <wps:cNvPr id="223" name="Rectángulo redondeado 223"/>
+                        <wps:cNvPr id="14" name="Recortar y redondear rectángulo de esquina sencilla 14"/>
                         <wps:cNvSpPr/>
                         <wps:spPr>
                           <a:xfrm>
-                            <a:off x="3104707" y="1860698"/>
+                            <a:off x="41564" y="849086"/>
+                            <a:ext cx="759460" cy="866775"/>
+                          </a:xfrm>
+                          <a:prstGeom prst="snipRoundRect">
+                            <a:avLst/>
+                          </a:prstGeom>
+                          <a:solidFill>
+                            <a:srgbClr val="FF7043"/>
+                          </a:solidFill>
+                          <a:ln>
+                            <a:noFill/>
+                          </a:ln>
+                        </wps:spPr>
+                        <wps:style>
+                          <a:lnRef idx="2">
+                            <a:schemeClr val="accent1">
+                              <a:shade val="50000"/>
+                            </a:schemeClr>
+                          </a:lnRef>
+                          <a:fillRef idx="1">
+                            <a:schemeClr val="accent1"/>
+                          </a:fillRef>
+                          <a:effectRef idx="0">
+                            <a:schemeClr val="accent1"/>
+                          </a:effectRef>
+                          <a:fontRef idx="minor">
+                            <a:schemeClr val="lt1"/>
+                          </a:fontRef>
+                        </wps:style>
+                        <wps:bodyPr rot="0" spcFirstLastPara="0" vertOverflow="overflow" horzOverflow="overflow" vert="horz" wrap="square" lIns="91440" tIns="45720" rIns="91440" bIns="45720" numCol="1" spcCol="0" rtlCol="0" fromWordArt="0" anchor="ctr" anchorCtr="0" forceAA="0" compatLnSpc="1">
+                          <a:prstTxWarp prst="textNoShape">
+                            <a:avLst/>
+                          </a:prstTxWarp>
+                          <a:noAutofit/>
+                        </wps:bodyPr>
+                      </wps:wsp>
+                      <wps:wsp>
+                        <wps:cNvPr id="15" name="Rectángulo 15"/>
+                        <wps:cNvSpPr/>
+                        <wps:spPr>
+                          <a:xfrm>
+                            <a:off x="41564" y="1828800"/>
+                            <a:ext cx="747395" cy="1222375"/>
+                          </a:xfrm>
+                          <a:prstGeom prst="rect">
+                            <a:avLst/>
+                          </a:prstGeom>
+                        </wps:spPr>
+                        <wps:style>
+                          <a:lnRef idx="2">
+                            <a:schemeClr val="accent1">
+                              <a:shade val="50000"/>
+                            </a:schemeClr>
+                          </a:lnRef>
+                          <a:fillRef idx="1">
+                            <a:schemeClr val="accent1"/>
+                          </a:fillRef>
+                          <a:effectRef idx="0">
+                            <a:schemeClr val="accent1"/>
+                          </a:effectRef>
+                          <a:fontRef idx="minor">
+                            <a:schemeClr val="lt1"/>
+                          </a:fontRef>
+                        </wps:style>
+                        <wps:bodyPr rot="0" spcFirstLastPara="0" vertOverflow="overflow" horzOverflow="overflow" vert="horz" wrap="square" lIns="91440" tIns="45720" rIns="91440" bIns="45720" numCol="1" spcCol="0" rtlCol="0" fromWordArt="0" anchor="ctr" anchorCtr="0" forceAA="0" compatLnSpc="1">
+                          <a:prstTxWarp prst="textNoShape">
+                            <a:avLst/>
+                          </a:prstTxWarp>
+                          <a:noAutofit/>
+                        </wps:bodyPr>
+                      </wps:wsp>
+                      <wps:wsp>
+                        <wps:cNvPr id="19" name="Cuadro de texto 2"/>
+                        <wps:cNvSpPr txBox="1">
+                          <a:spLocks noChangeArrowheads="1"/>
+                        </wps:cNvSpPr>
+                        <wps:spPr bwMode="auto">
+                          <a:xfrm>
+                            <a:off x="0" y="0"/>
+                            <a:ext cx="871855" cy="682625"/>
+                          </a:xfrm>
+                          <a:prstGeom prst="rect">
+                            <a:avLst/>
+                          </a:prstGeom>
+                          <a:solidFill>
+                            <a:srgbClr val="FFFFFF"/>
+                          </a:solidFill>
+                          <a:ln w="9525">
+                            <a:solidFill>
+                              <a:srgbClr val="000000"/>
+                            </a:solidFill>
+                            <a:miter lim="800000"/>
+                            <a:headEnd/>
+                            <a:tailEnd/>
+                          </a:ln>
+                        </wps:spPr>
+                        <wps:txbx>
+                          <w:txbxContent>
+                            <w:p>
+                              <w:pPr>
+                                <w:jc w:val="center"/>
+                                <w:rPr>
+                                  <w:rFonts w:asciiTheme="majorHAnsi" w:eastAsia="Times New Roman" w:hAnsiTheme="majorHAnsi" w:cstheme="majorHAnsi"/>
+                                  <w:b/>
+                                  <w:bCs/>
+                                  <w:sz w:val="24"/>
+                                  <w:szCs w:val="24"/>
+                                  <w:lang w:eastAsia="es-ES"/>
+                                </w:rPr>
+                              </w:pPr>
+                              <w:r>
+                                <w:rPr>
+                                  <w:rFonts w:asciiTheme="majorHAnsi" w:hAnsiTheme="majorHAnsi" w:cstheme="majorHAnsi"/>
+                                  <w:b/>
+                                  <w:sz w:val="24"/>
+                                  <w:szCs w:val="24"/>
+                                </w:rPr>
+                                <w:t>Supernova Coral</w:t>
+                              </w:r>
+                            </w:p>
+                          </w:txbxContent>
+                        </wps:txbx>
+                        <wps:bodyPr rot="0" vert="horz" wrap="square" lIns="91440" tIns="45720" rIns="91440" bIns="45720" anchor="t" anchorCtr="0">
+                          <a:noAutofit/>
+                        </wps:bodyPr>
+                      </wps:wsp>
+                      <wps:wsp>
+                        <wps:cNvPr id="20" name="Rectángulo redondeado 20"/>
+                        <wps:cNvSpPr/>
+                        <wps:spPr>
+                          <a:xfrm>
+                            <a:off x="95003" y="1858489"/>
                             <a:ext cx="640715" cy="1163320"/>
                           </a:xfrm>
                           <a:prstGeom prst="roundRect">
@@ -7013,347 +7277,41 @@
           </mc:Choice>
           <mc:Fallback>
             <w:pict>
-              <v:group w14:anchorId="159F2C67" id="Grupo 240" o:spid="_x0000_s1061" style="position:absolute;margin-left:66.5pt;margin-top:.4pt;width:305.6pt;height:243.55pt;z-index:251706880" coordsize="38808,30929" o:gfxdata="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">
-                <v:group id="Grupo 239" o:spid="_x0000_s1062" style="position:absolute;width:38808;height:30929" coordsize="38808,30929" o:gfxdata="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">
-                  <v:shape id="Recortar y redondear rectángulo de esquina sencilla 218" o:spid="_x0000_s1063" style="position:absolute;left:20095;top:8506;width:7595;height:8667;visibility:visible;mso-wrap-style:square;v-text-anchor:middle" coordsize="759460,866775" o:gfxdata="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" path="m126579,l632881,,759460,126579r,740196l,866775,,126579c,56671,56671,,126579,xe" fillcolor="#f43" strokecolor="#f3f4f6" strokeweight="1pt">
-                    <v:stroke joinstyle="miter"/>
-                    <v:path arrowok="t" o:connecttype="custom" o:connectlocs="126579,0;632881,0;759460,126579;759460,866775;0,866775;0,126579;126579,0" o:connectangles="0,0,0,0,0,0,0"/>
-                  </v:shape>
-                  <v:shape id="Recortar y redondear rectángulo de esquina sencilla 219" o:spid="_x0000_s1064" style="position:absolute;left:30515;top:8506;width:7595;height:8667;visibility:visible;mso-wrap-style:square;v-text-anchor:middle" coordsize="759460,866775" o:gfxdata="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" path="m126579,l632881,,759460,126579r,740196l,866775,,126579c,56671,56671,,126579,xe" fillcolor="#ff7043" stroked="f" strokeweight="1pt">
-                    <v:stroke joinstyle="miter"/>
-                    <v:path arrowok="t" o:connecttype="custom" o:connectlocs="126579,0;632881,0;759460,126579;759460,866775;0,866775;0,126579;126579,0" o:connectangles="0,0,0,0,0,0,0"/>
-                  </v:shape>
-                  <v:rect id="Rectángulo 220" o:spid="_x0000_s1065" style="position:absolute;left:20201;top:18181;width:7474;height:12287;visibility:visible;mso-wrap-style:square;v-text-anchor:middle" o:gfxdata="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" fillcolor="#080a10 [3204]" strokecolor="#040407 [1604]" strokeweight="1pt"/>
-                  <v:rect id="Rectángulo 221" o:spid="_x0000_s1066" style="position:absolute;left:30515;top:18288;width:7474;height:12223;visibility:visible;mso-wrap-style:square;v-text-anchor:middle" o:gfxdata="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" fillcolor="#080a10 [3204]" strokecolor="#040407 [1604]" strokeweight="1pt"/>
-                  <v:roundrect id="Rectángulo redondeado 222" o:spid="_x0000_s1067" style="position:absolute;left:20733;top:18606;width:6407;height:11634;visibility:visible;mso-wrap-style:square;v-text-anchor:middle" arcsize="10923f" o:gfxdata="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" fillcolor="#f3f4f6 [3209]" strokecolor="#68738b [1609]" strokeweight="1pt">
-                    <v:fill opacity="47288f"/>
-                    <v:stroke joinstyle="miter"/>
-                    <v:textbox>
-                      <w:txbxContent>
-                        <w:p>
-                          <w:pPr>
-                            <w:jc w:val="center"/>
-                            <w:rPr>
-                              <w:rFonts w:asciiTheme="majorHAnsi" w:hAnsiTheme="majorHAnsi" w:cstheme="majorHAnsi"/>
-                              <w:b/>
-                              <w:sz w:val="18"/>
-                              <w:szCs w:val="18"/>
-                            </w:rPr>
-                          </w:pPr>
-                          <w:r>
-                            <w:rPr>
-                              <w:rFonts w:asciiTheme="majorHAnsi" w:eastAsia="Times New Roman" w:hAnsiTheme="majorHAnsi" w:cstheme="majorHAnsi"/>
-                              <w:b/>
-                              <w:sz w:val="18"/>
-                              <w:szCs w:val="18"/>
-                              <w:lang w:eastAsia="es-ES"/>
-                            </w:rPr>
-                            <w:t xml:space="preserve"> (RGB </w:t>
-                          </w:r>
-                          <w:r>
-                            <w:rPr>
-                              <w:rFonts w:asciiTheme="majorHAnsi" w:eastAsia="Times New Roman" w:hAnsiTheme="majorHAnsi" w:cstheme="majorHAnsi"/>
-                              <w:b/>
-                              <w:sz w:val="18"/>
-                              <w:szCs w:val="18"/>
-                              <w:lang w:eastAsia="es-ES"/>
-                            </w:rPr>
-                            <w:t>255, 68, 51</w:t>
-                          </w:r>
-                          <w:r>
-                            <w:rPr>
-                              <w:rFonts w:asciiTheme="majorHAnsi" w:eastAsia="Times New Roman" w:hAnsiTheme="majorHAnsi" w:cstheme="majorHAnsi"/>
-                              <w:b/>
-                              <w:sz w:val="18"/>
-                              <w:szCs w:val="18"/>
-                              <w:lang w:eastAsia="es-ES"/>
-                            </w:rPr>
-                            <w:t>)</w:t>
-                          </w:r>
-                        </w:p>
-                      </w:txbxContent>
-                    </v:textbox>
-                  </v:roundrect>
-                  <v:shape id="_x0000_s1068" type="#_x0000_t202" style="position:absolute;left:19882;top:106;width:7589;height:6826;visibility:visible;mso-wrap-style:square;v-text-anchor:top" o:gfxdata="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">
-                    <v:textbox>
-                      <w:txbxContent>
-                        <w:p>
-                          <w:pPr>
-                            <w:jc w:val="center"/>
-                            <w:rPr>
-                              <w:rFonts w:asciiTheme="majorHAnsi" w:eastAsia="Times New Roman" w:hAnsiTheme="majorHAnsi" w:cstheme="majorHAnsi"/>
-                              <w:b/>
-                              <w:bCs/>
-                              <w:sz w:val="24"/>
-                              <w:szCs w:val="24"/>
-                              <w:lang w:eastAsia="es-ES"/>
-                            </w:rPr>
-                          </w:pPr>
-                          <w:r>
-                            <w:rPr>
-                              <w:rFonts w:asciiTheme="majorHAnsi" w:hAnsiTheme="majorHAnsi" w:cstheme="majorHAnsi"/>
-                              <w:b/>
-                              <w:sz w:val="24"/>
-                              <w:szCs w:val="24"/>
-                            </w:rPr>
-                            <w:t>Thruster Crimson</w:t>
-                          </w:r>
-                        </w:p>
-                      </w:txbxContent>
-                    </v:textbox>
-                  </v:shape>
-                  <v:shape id="Recortar y redondear rectángulo de esquina sencilla 226" o:spid="_x0000_s1069" style="position:absolute;top:8612;width:7594;height:8668;visibility:visible;mso-wrap-style:square;v-text-anchor:middle" coordsize="759460,866775" o:gfxdata="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" path="m126579,l632881,,759460,126579r,740196l,866775,,126579c,56671,56671,,126579,xe" fillcolor="#ffa500" strokecolor="#ffa500" strokeweight="1pt">
-                    <v:stroke joinstyle="miter"/>
-                    <v:path arrowok="t" o:connecttype="custom" o:connectlocs="126579,0;632881,0;759460,126579;759460,866775;0,866775;0,126579;126579,0" o:connectangles="0,0,0,0,0,0,0"/>
-                  </v:shape>
-                  <v:shape id="Recortar y redondear rectángulo de esquina sencilla 227" o:spid="_x0000_s1070" style="position:absolute;left:9888;top:8612;width:7594;height:8668;visibility:visible;mso-wrap-style:square;v-text-anchor:middle" coordsize="759460,866775" o:gfxdata="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" path="m126579,l632881,,759460,126579r,740196l,866775,,126579c,56671,56671,,126579,xe" fillcolor="#fc0" strokecolor="#f3f4f6" strokeweight="1pt">
-                    <v:stroke joinstyle="miter"/>
-                    <v:path arrowok="t" o:connecttype="custom" o:connectlocs="126579,0;632881,0;759460,126579;759460,866775;0,866775;0,126579;126579,0" o:connectangles="0,0,0,0,0,0,0"/>
-                  </v:shape>
-                  <v:rect id="Rectángulo 228" o:spid="_x0000_s1071" style="position:absolute;left:212;top:18819;width:7474;height:12110;visibility:visible;mso-wrap-style:square;v-text-anchor:middle" o:gfxdata="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" fillcolor="#080a10 [3204]" strokecolor="#040407 [1604]" strokeweight="1pt"/>
-                  <v:rect id="Rectángulo 229" o:spid="_x0000_s1072" style="position:absolute;left:10207;top:18288;width:7474;height:12287;visibility:visible;mso-wrap-style:square;v-text-anchor:middle" o:gfxdata="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" fillcolor="#080a10 [3204]" strokecolor="#040407 [1604]" strokeweight="1pt"/>
-                  <v:roundrect id="Rectángulo redondeado 230" o:spid="_x0000_s1073" style="position:absolute;left:637;top:19138;width:6408;height:11392;visibility:visible;mso-wrap-style:square;v-text-anchor:middle" arcsize="10923f" o:gfxdata="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" fillcolor="#f3f4f6 [3209]" strokecolor="#68738b [1609]" strokeweight="1pt">
-                    <v:fill opacity="47288f"/>
-                    <v:stroke joinstyle="miter"/>
-                    <v:textbox>
-                      <w:txbxContent>
-                        <w:p>
-                          <w:pPr>
-                            <w:jc w:val="center"/>
-                            <w:rPr>
-                              <w:rFonts w:asciiTheme="majorHAnsi" w:eastAsia="Times New Roman" w:hAnsiTheme="majorHAnsi" w:cstheme="majorHAnsi"/>
-                              <w:b/>
-                              <w:bCs/>
-                              <w:sz w:val="18"/>
-                              <w:szCs w:val="18"/>
-                              <w:lang w:eastAsia="es-ES"/>
-                            </w:rPr>
-                          </w:pPr>
-                          <w:r>
-                            <w:rPr>
-                              <w:rFonts w:asciiTheme="majorHAnsi" w:eastAsia="Times New Roman" w:hAnsiTheme="majorHAnsi" w:cstheme="majorHAnsi"/>
-                              <w:b/>
-                              <w:sz w:val="18"/>
-                              <w:szCs w:val="18"/>
-                              <w:lang w:eastAsia="es-ES"/>
-                            </w:rPr>
-                            <w:t xml:space="preserve"> (RGB </w:t>
-                          </w:r>
-                          <w:r>
-                            <w:rPr>
-                              <w:rFonts w:asciiTheme="majorHAnsi" w:eastAsia="Times New Roman" w:hAnsiTheme="majorHAnsi" w:cstheme="majorHAnsi"/>
-                              <w:b/>
-                              <w:sz w:val="18"/>
-                              <w:szCs w:val="18"/>
-                              <w:lang w:eastAsia="es-ES"/>
-                            </w:rPr>
-                            <w:t>255</w:t>
-                          </w:r>
-                          <w:r>
-                            <w:rPr>
-                              <w:rFonts w:asciiTheme="majorHAnsi" w:eastAsia="Times New Roman" w:hAnsiTheme="majorHAnsi" w:cstheme="majorHAnsi"/>
-                              <w:b/>
-                              <w:sz w:val="18"/>
-                              <w:szCs w:val="18"/>
-                              <w:lang w:eastAsia="es-ES"/>
-                            </w:rPr>
-                            <w:t>,</w:t>
-                          </w:r>
-                          <w:r>
-                            <w:rPr>
-                              <w:rFonts w:asciiTheme="majorHAnsi" w:eastAsia="Times New Roman" w:hAnsiTheme="majorHAnsi" w:cstheme="majorHAnsi"/>
-                              <w:b/>
-                              <w:sz w:val="18"/>
-                              <w:szCs w:val="18"/>
-                              <w:lang w:eastAsia="es-ES"/>
-                            </w:rPr>
-                            <w:t>165</w:t>
-                          </w:r>
-                          <w:r>
-                            <w:rPr>
-                              <w:rFonts w:asciiTheme="majorHAnsi" w:eastAsia="Times New Roman" w:hAnsiTheme="majorHAnsi" w:cstheme="majorHAnsi"/>
-                              <w:b/>
-                              <w:sz w:val="18"/>
-                              <w:szCs w:val="18"/>
-                              <w:lang w:eastAsia="es-ES"/>
-                            </w:rPr>
-                            <w:t>,</w:t>
-                          </w:r>
-                          <w:r>
-                            <w:rPr>
-                              <w:rFonts w:asciiTheme="majorHAnsi" w:eastAsia="Times New Roman" w:hAnsiTheme="majorHAnsi" w:cstheme="majorHAnsi"/>
-                              <w:b/>
-                              <w:sz w:val="18"/>
-                              <w:szCs w:val="18"/>
-                              <w:lang w:eastAsia="es-ES"/>
-                            </w:rPr>
-                            <w:t>0</w:t>
-                          </w:r>
-                          <w:r>
-                            <w:rPr>
-                              <w:rFonts w:asciiTheme="majorHAnsi" w:eastAsia="Times New Roman" w:hAnsiTheme="majorHAnsi" w:cstheme="majorHAnsi"/>
-                              <w:b/>
-                              <w:sz w:val="18"/>
-                              <w:szCs w:val="18"/>
-                              <w:lang w:eastAsia="es-ES"/>
-                            </w:rPr>
-                            <w:t>)</w:t>
-                          </w:r>
-                        </w:p>
-                      </w:txbxContent>
-                    </v:textbox>
-                  </v:roundrect>
-                  <v:roundrect id="Rectángulo redondeado 231" o:spid="_x0000_s1074" style="position:absolute;left:10738;top:18713;width:6408;height:11633;visibility:visible;mso-wrap-style:square;v-text-anchor:middle" arcsize="10923f" o:gfxdata="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" fillcolor="#f3f4f6 [3209]" strokecolor="#68738b [1609]" strokeweight="1pt">
-                    <v:fill opacity="47288f"/>
-                    <v:stroke joinstyle="miter"/>
-                    <v:textbox>
-                      <w:txbxContent>
-                        <w:p>
-                          <w:pPr>
-                            <w:jc w:val="center"/>
-                            <w:rPr>
-                              <w:rFonts w:asciiTheme="majorHAnsi" w:hAnsiTheme="majorHAnsi" w:cstheme="majorHAnsi"/>
-                              <w:b/>
-                              <w:sz w:val="18"/>
-                              <w:szCs w:val="18"/>
-                            </w:rPr>
-                          </w:pPr>
-                          <w:r>
-                            <w:rPr>
-                              <w:rFonts w:asciiTheme="majorHAnsi" w:eastAsia="Times New Roman" w:hAnsiTheme="majorHAnsi" w:cstheme="majorHAnsi"/>
-                              <w:b/>
-                              <w:sz w:val="18"/>
-                              <w:szCs w:val="18"/>
-                              <w:lang w:eastAsia="es-ES"/>
-                            </w:rPr>
-                            <w:t xml:space="preserve"> (RGB 2</w:t>
-                          </w:r>
-                          <w:r>
-                            <w:rPr>
-                              <w:rFonts w:asciiTheme="majorHAnsi" w:eastAsia="Times New Roman" w:hAnsiTheme="majorHAnsi" w:cstheme="majorHAnsi"/>
-                              <w:b/>
-                              <w:sz w:val="18"/>
-                              <w:szCs w:val="18"/>
-                              <w:lang w:eastAsia="es-ES"/>
-                            </w:rPr>
-                            <w:t>55</w:t>
-                          </w:r>
-                          <w:r>
-                            <w:rPr>
-                              <w:rFonts w:asciiTheme="majorHAnsi" w:eastAsia="Times New Roman" w:hAnsiTheme="majorHAnsi" w:cstheme="majorHAnsi"/>
-                              <w:b/>
-                              <w:sz w:val="18"/>
-                              <w:szCs w:val="18"/>
-                              <w:lang w:eastAsia="es-ES"/>
-                            </w:rPr>
-                            <w:t>, 20</w:t>
-                          </w:r>
-                          <w:r>
-                            <w:rPr>
-                              <w:rFonts w:asciiTheme="majorHAnsi" w:eastAsia="Times New Roman" w:hAnsiTheme="majorHAnsi" w:cstheme="majorHAnsi"/>
-                              <w:b/>
-                              <w:sz w:val="18"/>
-                              <w:szCs w:val="18"/>
-                              <w:lang w:eastAsia="es-ES"/>
-                            </w:rPr>
-                            <w:t>4, 0</w:t>
-                          </w:r>
-                          <w:r>
-                            <w:rPr>
-                              <w:rFonts w:asciiTheme="majorHAnsi" w:eastAsia="Times New Roman" w:hAnsiTheme="majorHAnsi" w:cstheme="majorHAnsi"/>
-                              <w:b/>
-                              <w:sz w:val="18"/>
-                              <w:szCs w:val="18"/>
-                              <w:lang w:eastAsia="es-ES"/>
-                            </w:rPr>
-                            <w:t>)</w:t>
-                          </w:r>
-                        </w:p>
-                      </w:txbxContent>
-                    </v:textbox>
-                  </v:roundrect>
-                  <v:shape id="_x0000_s1075" type="#_x0000_t202" style="position:absolute;top:106;width:7588;height:6826;visibility:visible;mso-wrap-style:square;v-text-anchor:top" o:gfxdata="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">
-                    <v:textbox>
-                      <w:txbxContent>
-                        <w:p>
-                          <w:pPr>
-                            <w:jc w:val="center"/>
-                            <w:rPr>
-                              <w:rFonts w:asciiTheme="majorHAnsi" w:hAnsiTheme="majorHAnsi" w:cstheme="majorHAnsi"/>
-                              <w:b/>
-                              <w:sz w:val="24"/>
-                              <w:szCs w:val="24"/>
-                            </w:rPr>
-                          </w:pPr>
-                          <w:r>
-                            <w:rPr>
-                              <w:rFonts w:asciiTheme="majorHAnsi" w:hAnsiTheme="majorHAnsi" w:cstheme="majorHAnsi"/>
-                              <w:b/>
-                              <w:sz w:val="24"/>
-                              <w:szCs w:val="24"/>
-                            </w:rPr>
-                            <w:t>Solar Amber</w:t>
-                          </w:r>
-                        </w:p>
-                      </w:txbxContent>
-                    </v:textbox>
-                  </v:shape>
-                  <v:shape id="_x0000_s1076" type="#_x0000_t202" style="position:absolute;left:9888;top:106;width:7588;height:6826;visibility:visible;mso-wrap-style:square;v-text-anchor:top" o:gfxdata="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">
-                    <v:textbox>
-                      <w:txbxContent>
-                        <w:p>
-                          <w:pPr>
-                            <w:jc w:val="center"/>
-                            <w:rPr>
-                              <w:rFonts w:asciiTheme="majorHAnsi" w:hAnsiTheme="majorHAnsi" w:cstheme="majorHAnsi"/>
-                              <w:b/>
-                              <w:sz w:val="24"/>
-                              <w:szCs w:val="24"/>
-                            </w:rPr>
-                          </w:pPr>
-                          <w:r>
-                            <w:rPr>
-                              <w:rFonts w:asciiTheme="majorHAnsi" w:hAnsiTheme="majorHAnsi" w:cstheme="majorHAnsi"/>
-                              <w:b/>
-                              <w:sz w:val="24"/>
-                              <w:szCs w:val="24"/>
-                            </w:rPr>
-                            <w:t>Solar Flare Gold</w:t>
-                          </w:r>
-                        </w:p>
-                      </w:txbxContent>
-                    </v:textbox>
-                  </v:shape>
-                  <v:shape id="_x0000_s1077" type="#_x0000_t202" style="position:absolute;left:30090;width:8718;height:6826;visibility:visible;mso-wrap-style:square;v-text-anchor:top" o:gfxdata="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">
-                    <v:textbox>
-                      <w:txbxContent>
-                        <w:p>
-                          <w:pPr>
-                            <w:jc w:val="center"/>
-                            <w:rPr>
-                              <w:rFonts w:asciiTheme="majorHAnsi" w:eastAsia="Times New Roman" w:hAnsiTheme="majorHAnsi" w:cstheme="majorHAnsi"/>
-                              <w:b/>
-                              <w:bCs/>
-                              <w:sz w:val="24"/>
-                              <w:szCs w:val="24"/>
-                              <w:lang w:eastAsia="es-ES"/>
-                            </w:rPr>
-                          </w:pPr>
-                          <w:r>
-                            <w:rPr>
-                              <w:rFonts w:asciiTheme="majorHAnsi" w:hAnsiTheme="majorHAnsi" w:cstheme="majorHAnsi"/>
-                              <w:b/>
-                              <w:sz w:val="24"/>
-                              <w:szCs w:val="24"/>
-                            </w:rPr>
-                            <w:t>Supernova Coral</w:t>
-                          </w:r>
-                        </w:p>
-                      </w:txbxContent>
-                    </v:textbox>
-                  </v:shape>
-                </v:group>
-                <v:roundrect id="Rectángulo redondeado 223" o:spid="_x0000_s1078" style="position:absolute;left:31047;top:18606;width:6407;height:11634;visibility:visible;mso-wrap-style:square;v-text-anchor:middle" arcsize="10923f" o:gfxdata="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" fillcolor="#f3f4f6 [3209]" strokecolor="#68738b [1609]" strokeweight="1pt">
+              <v:group w14:anchorId="1183916B" id="Grupo 13" o:spid="_x0000_s1066" style="position:absolute;margin-left:293pt;margin-top:.15pt;width:68.65pt;height:240.25pt;z-index:251704832" coordsize="8718,30511" o:gfxdata="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">
+                <v:shape id="Recortar y redondear rectángulo de esquina sencilla 14" o:spid="_x0000_s1067" style="position:absolute;left:415;top:8490;width:7595;height:8668;visibility:visible;mso-wrap-style:square;v-text-anchor:middle" coordsize="759460,866775" o:gfxdata="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" path="m126579,l632881,,759460,126579r,740196l,866775,,126579c,56671,56671,,126579,xe" fillcolor="#ff7043" stroked="f" strokeweight="1pt">
+                  <v:stroke joinstyle="miter"/>
+                  <v:path arrowok="t" o:connecttype="custom" o:connectlocs="126579,0;632881,0;759460,126579;759460,866775;0,866775;0,126579;126579,0" o:connectangles="0,0,0,0,0,0,0"/>
+                </v:shape>
+                <v:rect id="Rectángulo 15" o:spid="_x0000_s1068" style="position:absolute;left:415;top:18288;width:7474;height:12223;visibility:visible;mso-wrap-style:square;v-text-anchor:middle" o:gfxdata="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" fillcolor="#080a10 [3204]" strokecolor="#040407 [1604]" strokeweight="1pt"/>
+                <v:shape id="_x0000_s1069" type="#_x0000_t202" style="position:absolute;width:8718;height:6826;visibility:visible;mso-wrap-style:square;v-text-anchor:top" o:gfxdata="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">
+                  <v:textbox>
+                    <w:txbxContent>
+                      <w:p>
+                        <w:pPr>
+                          <w:jc w:val="center"/>
+                          <w:rPr>
+                            <w:rFonts w:asciiTheme="majorHAnsi" w:eastAsia="Times New Roman" w:hAnsiTheme="majorHAnsi" w:cstheme="majorHAnsi"/>
+                            <w:b/>
+                            <w:bCs/>
+                            <w:sz w:val="24"/>
+                            <w:szCs w:val="24"/>
+                            <w:lang w:eastAsia="es-ES"/>
+                          </w:rPr>
+                        </w:pPr>
+                        <w:r>
+                          <w:rPr>
+                            <w:rFonts w:asciiTheme="majorHAnsi" w:hAnsiTheme="majorHAnsi" w:cstheme="majorHAnsi"/>
+                            <w:b/>
+                            <w:sz w:val="24"/>
+                            <w:szCs w:val="24"/>
+                          </w:rPr>
+                          <w:t>Supernova Coral</w:t>
+                        </w:r>
+                      </w:p>
+                    </w:txbxContent>
+                  </v:textbox>
+                </v:shape>
+                <v:roundrect id="Rectángulo redondeado 20" o:spid="_x0000_s1070" style="position:absolute;left:950;top:18584;width:6407;height:11634;visibility:visible;mso-wrap-style:square;v-text-anchor:middle" arcsize="10923f" o:gfxdata="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" fillcolor="#f3f4f6 [3209]" strokecolor="#68738b [1609]" strokeweight="1pt">
                   <v:fill opacity="47288f"/>
                   <v:stroke joinstyle="miter"/>
                   <v:textbox>
@@ -7420,6 +7378,869 @@
           <w:lang w:eastAsia="es-ES"/>
         </w:rPr>
       </w:pPr>
+      <w:r>
+        <w:rPr>
+          <w:rFonts w:ascii="Times New Roman" w:eastAsia="Times New Roman" w:hAnsi="Times New Roman" w:cs="Times New Roman"/>
+          <w:b/>
+          <w:bCs/>
+          <w:noProof/>
+          <w:sz w:val="27"/>
+          <w:szCs w:val="27"/>
+          <w:lang w:eastAsia="es-ES"/>
+        </w:rPr>
+        <mc:AlternateContent>
+          <mc:Choice Requires="wps">
+            <w:drawing>
+              <wp:anchor distT="0" distB="0" distL="114300" distR="114300" simplePos="0" relativeHeight="251709952" behindDoc="0" locked="0" layoutInCell="1" allowOverlap="1" wp14:anchorId="491FD4C3" wp14:editId="65322776">
+                <wp:simplePos x="0" y="0"/>
+                <wp:positionH relativeFrom="column">
+                  <wp:posOffset>214275</wp:posOffset>
+                </wp:positionH>
+                <wp:positionV relativeFrom="paragraph">
+                  <wp:posOffset>275499</wp:posOffset>
+                </wp:positionV>
+                <wp:extent cx="759209" cy="866694"/>
+                <wp:effectExtent l="0" t="0" r="22225" b="10160"/>
+                <wp:wrapNone/>
+                <wp:docPr id="237" name="Recortar y redondear rectángulo de esquina sencilla 237"/>
+                <wp:cNvGraphicFramePr/>
+                <a:graphic xmlns:a="http://schemas.openxmlformats.org/drawingml/2006/main">
+                  <a:graphicData uri="http://schemas.microsoft.com/office/word/2010/wordprocessingShape">
+                    <wps:wsp>
+                      <wps:cNvSpPr/>
+                      <wps:spPr>
+                        <a:xfrm>
+                          <a:off x="0" y="0"/>
+                          <a:ext cx="759209" cy="866694"/>
+                        </a:xfrm>
+                        <a:prstGeom prst="snipRoundRect">
+                          <a:avLst/>
+                        </a:prstGeom>
+                        <a:solidFill>
+                          <a:srgbClr val="D7AF7D"/>
+                        </a:solidFill>
+                        <a:ln>
+                          <a:solidFill>
+                            <a:srgbClr val="FFA500"/>
+                          </a:solidFill>
+                        </a:ln>
+                      </wps:spPr>
+                      <wps:style>
+                        <a:lnRef idx="2">
+                          <a:schemeClr val="accent1">
+                            <a:shade val="50000"/>
+                          </a:schemeClr>
+                        </a:lnRef>
+                        <a:fillRef idx="1">
+                          <a:schemeClr val="accent1"/>
+                        </a:fillRef>
+                        <a:effectRef idx="0">
+                          <a:schemeClr val="accent1"/>
+                        </a:effectRef>
+                        <a:fontRef idx="minor">
+                          <a:schemeClr val="lt1"/>
+                        </a:fontRef>
+                      </wps:style>
+                      <wps:bodyPr rot="0" spcFirstLastPara="0" vertOverflow="overflow" horzOverflow="overflow" vert="horz" wrap="square" lIns="91440" tIns="45720" rIns="91440" bIns="45720" numCol="1" spcCol="0" rtlCol="0" fromWordArt="0" anchor="ctr" anchorCtr="0" forceAA="0" compatLnSpc="1">
+                        <a:prstTxWarp prst="textNoShape">
+                          <a:avLst/>
+                        </a:prstTxWarp>
+                        <a:noAutofit/>
+                      </wps:bodyPr>
+                    </wps:wsp>
+                  </a:graphicData>
+                </a:graphic>
+              </wp:anchor>
+            </w:drawing>
+          </mc:Choice>
+          <mc:Fallback>
+            <w:pict>
+              <v:shape w14:anchorId="09C64779" id="Recortar y redondear rectángulo de esquina sencilla 237" o:spid="_x0000_s1026" style="position:absolute;margin-left:16.85pt;margin-top:21.7pt;width:59.8pt;height:68.25pt;z-index:251709952;visibility:visible;mso-wrap-style:square;mso-wrap-distance-left:9pt;mso-wrap-distance-top:0;mso-wrap-distance-right:9pt;mso-wrap-distance-bottom:0;mso-position-horizontal:absolute;mso-position-horizontal-relative:text;mso-position-vertical:absolute;mso-position-vertical-relative:text;v-text-anchor:middle" coordsize="759209,866694" o:gfxdata="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" path="m126537,l632672,,759209,126537r,740157l,866694,,126537c,56653,56653,,126537,xe" fillcolor="#d7af7d" strokecolor="#ffa500" strokeweight="1pt">
+                <v:stroke joinstyle="miter"/>
+                <v:path arrowok="t" o:connecttype="custom" o:connectlocs="126537,0;632672,0;759209,126537;759209,866694;0,866694;0,126537;126537,0" o:connectangles="0,0,0,0,0,0,0"/>
+              </v:shape>
+            </w:pict>
+          </mc:Fallback>
+        </mc:AlternateContent>
+      </w:r>
+      <w:r>
+        <w:rPr>
+          <w:rFonts w:ascii="Times New Roman" w:eastAsia="Times New Roman" w:hAnsi="Times New Roman" w:cs="Times New Roman"/>
+          <w:b/>
+          <w:bCs/>
+          <w:noProof/>
+          <w:sz w:val="27"/>
+          <w:szCs w:val="27"/>
+          <w:lang w:eastAsia="es-ES"/>
+        </w:rPr>
+        <mc:AlternateContent>
+          <mc:Choice Requires="wps">
+            <w:drawing>
+              <wp:anchor distT="0" distB="0" distL="114300" distR="114300" simplePos="0" relativeHeight="251698688" behindDoc="0" locked="0" layoutInCell="1" allowOverlap="1" wp14:anchorId="5020C5EA" wp14:editId="14557901">
+                <wp:simplePos x="0" y="0"/>
+                <wp:positionH relativeFrom="column">
+                  <wp:posOffset>4709086</wp:posOffset>
+                </wp:positionH>
+                <wp:positionV relativeFrom="paragraph">
+                  <wp:posOffset>281437</wp:posOffset>
+                </wp:positionV>
+                <wp:extent cx="759460" cy="866775"/>
+                <wp:effectExtent l="0" t="0" r="2540" b="9525"/>
+                <wp:wrapNone/>
+                <wp:docPr id="219" name="Recortar y redondear rectángulo de esquina sencilla 219"/>
+                <wp:cNvGraphicFramePr/>
+                <a:graphic xmlns:a="http://schemas.openxmlformats.org/drawingml/2006/main">
+                  <a:graphicData uri="http://schemas.microsoft.com/office/word/2010/wordprocessingShape">
+                    <wps:wsp>
+                      <wps:cNvSpPr/>
+                      <wps:spPr>
+                        <a:xfrm>
+                          <a:off x="0" y="0"/>
+                          <a:ext cx="759460" cy="866775"/>
+                        </a:xfrm>
+                        <a:prstGeom prst="snipRoundRect">
+                          <a:avLst/>
+                        </a:prstGeom>
+                        <a:solidFill>
+                          <a:srgbClr val="D4F34B"/>
+                        </a:solidFill>
+                        <a:ln>
+                          <a:noFill/>
+                        </a:ln>
+                      </wps:spPr>
+                      <wps:style>
+                        <a:lnRef idx="2">
+                          <a:schemeClr val="accent1">
+                            <a:shade val="50000"/>
+                          </a:schemeClr>
+                        </a:lnRef>
+                        <a:fillRef idx="1">
+                          <a:schemeClr val="accent1"/>
+                        </a:fillRef>
+                        <a:effectRef idx="0">
+                          <a:schemeClr val="accent1"/>
+                        </a:effectRef>
+                        <a:fontRef idx="minor">
+                          <a:schemeClr val="lt1"/>
+                        </a:fontRef>
+                      </wps:style>
+                      <wps:bodyPr rot="0" spcFirstLastPara="0" vertOverflow="overflow" horzOverflow="overflow" vert="horz" wrap="square" lIns="91440" tIns="45720" rIns="91440" bIns="45720" numCol="1" spcCol="0" rtlCol="0" fromWordArt="0" anchor="ctr" anchorCtr="0" forceAA="0" compatLnSpc="1">
+                        <a:prstTxWarp prst="textNoShape">
+                          <a:avLst/>
+                        </a:prstTxWarp>
+                        <a:noAutofit/>
+                      </wps:bodyPr>
+                    </wps:wsp>
+                  </a:graphicData>
+                </a:graphic>
+              </wp:anchor>
+            </w:drawing>
+          </mc:Choice>
+          <mc:Fallback>
+            <w:pict>
+              <v:shape w14:anchorId="63F3B8D9" id="Recortar y redondear rectángulo de esquina sencilla 219" o:spid="_x0000_s1026" style="position:absolute;margin-left:370.8pt;margin-top:22.15pt;width:59.8pt;height:68.25pt;z-index:251698688;visibility:visible;mso-wrap-style:square;mso-wrap-distance-left:9pt;mso-wrap-distance-top:0;mso-wrap-distance-right:9pt;mso-wrap-distance-bottom:0;mso-position-horizontal:absolute;mso-position-horizontal-relative:text;mso-position-vertical:absolute;mso-position-vertical-relative:text;v-text-anchor:middle" coordsize="759460,866775" o:gfxdata="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" path="m126579,l632881,,759460,126579r,740196l,866775,,126579c,56671,56671,,126579,xe" fillcolor="#d4f34b" stroked="f" strokeweight="1pt">
+                <v:stroke joinstyle="miter"/>
+                <v:path arrowok="t" o:connecttype="custom" o:connectlocs="126579,0;632881,0;759460,126579;759460,866775;0,866775;0,126579;126579,0" o:connectangles="0,0,0,0,0,0,0"/>
+              </v:shape>
+            </w:pict>
+          </mc:Fallback>
+        </mc:AlternateContent>
+      </w:r>
+      <w:r>
+        <w:rPr>
+          <w:rFonts w:ascii="Times New Roman" w:eastAsia="Times New Roman" w:hAnsi="Times New Roman" w:cs="Times New Roman"/>
+          <w:b/>
+          <w:bCs/>
+          <w:noProof/>
+          <w:sz w:val="27"/>
+          <w:szCs w:val="27"/>
+          <w:lang w:eastAsia="es-ES"/>
+        </w:rPr>
+        <mc:AlternateContent>
+          <mc:Choice Requires="wpg">
+            <w:drawing>
+              <wp:anchor distT="0" distB="0" distL="114300" distR="114300" simplePos="0" relativeHeight="251695616" behindDoc="0" locked="0" layoutInCell="1" allowOverlap="1" wp14:anchorId="2E0FCA6B" wp14:editId="2ED54769">
+                <wp:simplePos x="0" y="0"/>
+                <wp:positionH relativeFrom="column">
+                  <wp:posOffset>1098987</wp:posOffset>
+                </wp:positionH>
+                <wp:positionV relativeFrom="paragraph">
+                  <wp:posOffset>269482</wp:posOffset>
+                </wp:positionV>
+                <wp:extent cx="770890" cy="2232014"/>
+                <wp:effectExtent l="0" t="0" r="10160" b="16510"/>
+                <wp:wrapNone/>
+                <wp:docPr id="25" name="Grupo 25"/>
+                <wp:cNvGraphicFramePr/>
+                <a:graphic xmlns:a="http://schemas.openxmlformats.org/drawingml/2006/main">
+                  <a:graphicData uri="http://schemas.microsoft.com/office/word/2010/wordprocessingGroup">
+                    <wpg:wgp>
+                      <wpg:cNvGrpSpPr/>
+                      <wpg:grpSpPr>
+                        <a:xfrm>
+                          <a:off x="0" y="0"/>
+                          <a:ext cx="770890" cy="2232014"/>
+                          <a:chOff x="0" y="0"/>
+                          <a:chExt cx="771145" cy="2232223"/>
+                        </a:xfrm>
+                      </wpg:grpSpPr>
+                      <wps:wsp>
+                        <wps:cNvPr id="226" name="Recortar y redondear rectángulo de esquina sencilla 226"/>
+                        <wps:cNvSpPr/>
+                        <wps:spPr>
+                          <a:xfrm>
+                            <a:off x="0" y="0"/>
+                            <a:ext cx="759460" cy="866775"/>
+                          </a:xfrm>
+                          <a:prstGeom prst="snipRoundRect">
+                            <a:avLst/>
+                          </a:prstGeom>
+                          <a:solidFill>
+                            <a:srgbClr val="FFA500"/>
+                          </a:solidFill>
+                          <a:ln>
+                            <a:solidFill>
+                              <a:srgbClr val="FFA500"/>
+                            </a:solidFill>
+                          </a:ln>
+                        </wps:spPr>
+                        <wps:style>
+                          <a:lnRef idx="2">
+                            <a:schemeClr val="accent1">
+                              <a:shade val="50000"/>
+                            </a:schemeClr>
+                          </a:lnRef>
+                          <a:fillRef idx="1">
+                            <a:schemeClr val="accent1"/>
+                          </a:fillRef>
+                          <a:effectRef idx="0">
+                            <a:schemeClr val="accent1"/>
+                          </a:effectRef>
+                          <a:fontRef idx="minor">
+                            <a:schemeClr val="lt1"/>
+                          </a:fontRef>
+                        </wps:style>
+                        <wps:bodyPr rot="0" spcFirstLastPara="0" vertOverflow="overflow" horzOverflow="overflow" vert="horz" wrap="square" lIns="91440" tIns="45720" rIns="91440" bIns="45720" numCol="1" spcCol="0" rtlCol="0" fromWordArt="0" anchor="ctr" anchorCtr="0" forceAA="0" compatLnSpc="1">
+                          <a:prstTxWarp prst="textNoShape">
+                            <a:avLst/>
+                          </a:prstTxWarp>
+                          <a:noAutofit/>
+                        </wps:bodyPr>
+                      </wps:wsp>
+                      <wps:wsp>
+                        <wps:cNvPr id="228" name="Rectángulo 228"/>
+                        <wps:cNvSpPr/>
+                        <wps:spPr>
+                          <a:xfrm>
+                            <a:off x="23750" y="1021278"/>
+                            <a:ext cx="747395" cy="1210945"/>
+                          </a:xfrm>
+                          <a:prstGeom prst="rect">
+                            <a:avLst/>
+                          </a:prstGeom>
+                        </wps:spPr>
+                        <wps:style>
+                          <a:lnRef idx="2">
+                            <a:schemeClr val="accent1">
+                              <a:shade val="50000"/>
+                            </a:schemeClr>
+                          </a:lnRef>
+                          <a:fillRef idx="1">
+                            <a:schemeClr val="accent1"/>
+                          </a:fillRef>
+                          <a:effectRef idx="0">
+                            <a:schemeClr val="accent1"/>
+                          </a:effectRef>
+                          <a:fontRef idx="minor">
+                            <a:schemeClr val="lt1"/>
+                          </a:fontRef>
+                        </wps:style>
+                        <wps:bodyPr rot="0" spcFirstLastPara="0" vertOverflow="overflow" horzOverflow="overflow" vert="horz" wrap="square" lIns="91440" tIns="45720" rIns="91440" bIns="45720" numCol="1" spcCol="0" rtlCol="0" fromWordArt="0" anchor="ctr" anchorCtr="0" forceAA="0" compatLnSpc="1">
+                          <a:prstTxWarp prst="textNoShape">
+                            <a:avLst/>
+                          </a:prstTxWarp>
+                          <a:noAutofit/>
+                        </wps:bodyPr>
+                      </wps:wsp>
+                      <wps:wsp>
+                        <wps:cNvPr id="230" name="Rectángulo redondeado 230"/>
+                        <wps:cNvSpPr/>
+                        <wps:spPr>
+                          <a:xfrm>
+                            <a:off x="65314" y="1050967"/>
+                            <a:ext cx="640715" cy="1139190"/>
+                          </a:xfrm>
+                          <a:prstGeom prst="roundRect">
+                            <a:avLst/>
+                          </a:prstGeom>
+                          <a:solidFill>
+                            <a:schemeClr val="accent6">
+                              <a:alpha val="72000"/>
+                            </a:schemeClr>
+                          </a:solidFill>
+                        </wps:spPr>
+                        <wps:style>
+                          <a:lnRef idx="2">
+                            <a:schemeClr val="accent6">
+                              <a:shade val="50000"/>
+                            </a:schemeClr>
+                          </a:lnRef>
+                          <a:fillRef idx="1">
+                            <a:schemeClr val="accent6"/>
+                          </a:fillRef>
+                          <a:effectRef idx="0">
+                            <a:schemeClr val="accent6"/>
+                          </a:effectRef>
+                          <a:fontRef idx="minor">
+                            <a:schemeClr val="lt1"/>
+                          </a:fontRef>
+                        </wps:style>
+                        <wps:txbx>
+                          <w:txbxContent>
+                            <w:p>
+                              <w:pPr>
+                                <w:jc w:val="center"/>
+                                <w:rPr>
+                                  <w:rFonts w:asciiTheme="majorHAnsi" w:eastAsia="Times New Roman" w:hAnsiTheme="majorHAnsi" w:cstheme="majorHAnsi"/>
+                                  <w:b/>
+                                  <w:bCs/>
+                                  <w:sz w:val="18"/>
+                                  <w:szCs w:val="18"/>
+                                  <w:lang w:eastAsia="es-ES"/>
+                                </w:rPr>
+                              </w:pPr>
+                              <w:r>
+                                <w:rPr>
+                                  <w:rFonts w:asciiTheme="majorHAnsi" w:eastAsia="Times New Roman" w:hAnsiTheme="majorHAnsi" w:cstheme="majorHAnsi"/>
+                                  <w:b/>
+                                  <w:sz w:val="18"/>
+                                  <w:szCs w:val="18"/>
+                                  <w:lang w:eastAsia="es-ES"/>
+                                </w:rPr>
+                                <w:t xml:space="preserve"> (RGB </w:t>
+                              </w:r>
+                              <w:r>
+                                <w:rPr>
+                                  <w:rFonts w:asciiTheme="majorHAnsi" w:eastAsia="Times New Roman" w:hAnsiTheme="majorHAnsi" w:cstheme="majorHAnsi"/>
+                                  <w:b/>
+                                  <w:sz w:val="18"/>
+                                  <w:szCs w:val="18"/>
+                                  <w:lang w:eastAsia="es-ES"/>
+                                </w:rPr>
+                                <w:t>255</w:t>
+                              </w:r>
+                              <w:r>
+                                <w:rPr>
+                                  <w:rFonts w:asciiTheme="majorHAnsi" w:eastAsia="Times New Roman" w:hAnsiTheme="majorHAnsi" w:cstheme="majorHAnsi"/>
+                                  <w:b/>
+                                  <w:sz w:val="18"/>
+                                  <w:szCs w:val="18"/>
+                                  <w:lang w:eastAsia="es-ES"/>
+                                </w:rPr>
+                                <w:t>,</w:t>
+                              </w:r>
+                              <w:r>
+                                <w:rPr>
+                                  <w:rFonts w:asciiTheme="majorHAnsi" w:eastAsia="Times New Roman" w:hAnsiTheme="majorHAnsi" w:cstheme="majorHAnsi"/>
+                                  <w:b/>
+                                  <w:sz w:val="18"/>
+                                  <w:szCs w:val="18"/>
+                                  <w:lang w:eastAsia="es-ES"/>
+                                </w:rPr>
+                                <w:t>165</w:t>
+                              </w:r>
+                              <w:r>
+                                <w:rPr>
+                                  <w:rFonts w:asciiTheme="majorHAnsi" w:eastAsia="Times New Roman" w:hAnsiTheme="majorHAnsi" w:cstheme="majorHAnsi"/>
+                                  <w:b/>
+                                  <w:sz w:val="18"/>
+                                  <w:szCs w:val="18"/>
+                                  <w:lang w:eastAsia="es-ES"/>
+                                </w:rPr>
+                                <w:t>,</w:t>
+                              </w:r>
+                              <w:r>
+                                <w:rPr>
+                                  <w:rFonts w:asciiTheme="majorHAnsi" w:eastAsia="Times New Roman" w:hAnsiTheme="majorHAnsi" w:cstheme="majorHAnsi"/>
+                                  <w:b/>
+                                  <w:sz w:val="18"/>
+                                  <w:szCs w:val="18"/>
+                                  <w:lang w:eastAsia="es-ES"/>
+                                </w:rPr>
+                                <w:t>0</w:t>
+                              </w:r>
+                              <w:r>
+                                <w:rPr>
+                                  <w:rFonts w:asciiTheme="majorHAnsi" w:eastAsia="Times New Roman" w:hAnsiTheme="majorHAnsi" w:cstheme="majorHAnsi"/>
+                                  <w:b/>
+                                  <w:sz w:val="18"/>
+                                  <w:szCs w:val="18"/>
+                                  <w:lang w:eastAsia="es-ES"/>
+                                </w:rPr>
+                                <w:t>)</w:t>
+                              </w:r>
+                            </w:p>
+                          </w:txbxContent>
+                        </wps:txbx>
+                        <wps:bodyPr rot="0" spcFirstLastPara="0" vertOverflow="overflow" horzOverflow="overflow" vert="horz" wrap="square" lIns="91440" tIns="45720" rIns="91440" bIns="45720" numCol="1" spcCol="0" rtlCol="0" fromWordArt="0" anchor="ctr" anchorCtr="0" forceAA="0" compatLnSpc="1">
+                          <a:prstTxWarp prst="textNoShape">
+                            <a:avLst/>
+                          </a:prstTxWarp>
+                          <a:noAutofit/>
+                        </wps:bodyPr>
+                      </wps:wsp>
+                    </wpg:wgp>
+                  </a:graphicData>
+                </a:graphic>
+              </wp:anchor>
+            </w:drawing>
+          </mc:Choice>
+          <mc:Fallback>
+            <w:pict>
+              <v:group w14:anchorId="2E0FCA6B" id="Grupo 25" o:spid="_x0000_s1071" style="position:absolute;margin-left:86.55pt;margin-top:21.2pt;width:60.7pt;height:175.75pt;z-index:251695616" coordsize="7711,22322" o:gfxdata="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">
+                <v:shape id="Recortar y redondear rectángulo de esquina sencilla 226" o:spid="_x0000_s1072" style="position:absolute;width:7594;height:8667;visibility:visible;mso-wrap-style:square;v-text-anchor:middle" coordsize="759460,866775" o:gfxdata="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" path="m126579,l632881,,759460,126579r,740196l,866775,,126579c,56671,56671,,126579,xe" fillcolor="#ffa500" strokecolor="#ffa500" strokeweight="1pt">
+                  <v:stroke joinstyle="miter"/>
+                  <v:path arrowok="t" o:connecttype="custom" o:connectlocs="126579,0;632881,0;759460,126579;759460,866775;0,866775;0,126579;126579,0" o:connectangles="0,0,0,0,0,0,0"/>
+                </v:shape>
+                <v:rect id="Rectángulo 228" o:spid="_x0000_s1073" style="position:absolute;left:237;top:10212;width:7474;height:12110;visibility:visible;mso-wrap-style:square;v-text-anchor:middle" o:gfxdata="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" fillcolor="#080a10 [3204]" strokecolor="#040407 [1604]" strokeweight="1pt"/>
+                <v:roundrect id="Rectángulo redondeado 230" o:spid="_x0000_s1074" style="position:absolute;left:653;top:10509;width:6407;height:11392;visibility:visible;mso-wrap-style:square;v-text-anchor:middle" arcsize="10923f" o:gfxdata="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" fillcolor="#f3f4f6 [3209]" strokecolor="#68738b [1609]" strokeweight="1pt">
+                  <v:fill opacity="47288f"/>
+                  <v:stroke joinstyle="miter"/>
+                  <v:textbox>
+                    <w:txbxContent>
+                      <w:p>
+                        <w:pPr>
+                          <w:jc w:val="center"/>
+                          <w:rPr>
+                            <w:rFonts w:asciiTheme="majorHAnsi" w:eastAsia="Times New Roman" w:hAnsiTheme="majorHAnsi" w:cstheme="majorHAnsi"/>
+                            <w:b/>
+                            <w:bCs/>
+                            <w:sz w:val="18"/>
+                            <w:szCs w:val="18"/>
+                            <w:lang w:eastAsia="es-ES"/>
+                          </w:rPr>
+                        </w:pPr>
+                        <w:r>
+                          <w:rPr>
+                            <w:rFonts w:asciiTheme="majorHAnsi" w:eastAsia="Times New Roman" w:hAnsiTheme="majorHAnsi" w:cstheme="majorHAnsi"/>
+                            <w:b/>
+                            <w:sz w:val="18"/>
+                            <w:szCs w:val="18"/>
+                            <w:lang w:eastAsia="es-ES"/>
+                          </w:rPr>
+                          <w:t xml:space="preserve"> (RGB </w:t>
+                        </w:r>
+                        <w:r>
+                          <w:rPr>
+                            <w:rFonts w:asciiTheme="majorHAnsi" w:eastAsia="Times New Roman" w:hAnsiTheme="majorHAnsi" w:cstheme="majorHAnsi"/>
+                            <w:b/>
+                            <w:sz w:val="18"/>
+                            <w:szCs w:val="18"/>
+                            <w:lang w:eastAsia="es-ES"/>
+                          </w:rPr>
+                          <w:t>255</w:t>
+                        </w:r>
+                        <w:r>
+                          <w:rPr>
+                            <w:rFonts w:asciiTheme="majorHAnsi" w:eastAsia="Times New Roman" w:hAnsiTheme="majorHAnsi" w:cstheme="majorHAnsi"/>
+                            <w:b/>
+                            <w:sz w:val="18"/>
+                            <w:szCs w:val="18"/>
+                            <w:lang w:eastAsia="es-ES"/>
+                          </w:rPr>
+                          <w:t>,</w:t>
+                        </w:r>
+                        <w:r>
+                          <w:rPr>
+                            <w:rFonts w:asciiTheme="majorHAnsi" w:eastAsia="Times New Roman" w:hAnsiTheme="majorHAnsi" w:cstheme="majorHAnsi"/>
+                            <w:b/>
+                            <w:sz w:val="18"/>
+                            <w:szCs w:val="18"/>
+                            <w:lang w:eastAsia="es-ES"/>
+                          </w:rPr>
+                          <w:t>165</w:t>
+                        </w:r>
+                        <w:r>
+                          <w:rPr>
+                            <w:rFonts w:asciiTheme="majorHAnsi" w:eastAsia="Times New Roman" w:hAnsiTheme="majorHAnsi" w:cstheme="majorHAnsi"/>
+                            <w:b/>
+                            <w:sz w:val="18"/>
+                            <w:szCs w:val="18"/>
+                            <w:lang w:eastAsia="es-ES"/>
+                          </w:rPr>
+                          <w:t>,</w:t>
+                        </w:r>
+                        <w:r>
+                          <w:rPr>
+                            <w:rFonts w:asciiTheme="majorHAnsi" w:eastAsia="Times New Roman" w:hAnsiTheme="majorHAnsi" w:cstheme="majorHAnsi"/>
+                            <w:b/>
+                            <w:sz w:val="18"/>
+                            <w:szCs w:val="18"/>
+                            <w:lang w:eastAsia="es-ES"/>
+                          </w:rPr>
+                          <w:t>0</w:t>
+                        </w:r>
+                        <w:r>
+                          <w:rPr>
+                            <w:rFonts w:asciiTheme="majorHAnsi" w:eastAsia="Times New Roman" w:hAnsiTheme="majorHAnsi" w:cstheme="majorHAnsi"/>
+                            <w:b/>
+                            <w:sz w:val="18"/>
+                            <w:szCs w:val="18"/>
+                            <w:lang w:eastAsia="es-ES"/>
+                          </w:rPr>
+                          <w:t>)</w:t>
+                        </w:r>
+                      </w:p>
+                    </w:txbxContent>
+                  </v:textbox>
+                </v:roundrect>
+              </v:group>
+            </w:pict>
+          </mc:Fallback>
+        </mc:AlternateContent>
+      </w:r>
+      <w:r>
+        <w:rPr>
+          <w:rFonts w:ascii="Times New Roman" w:eastAsia="Times New Roman" w:hAnsi="Times New Roman" w:cs="Times New Roman"/>
+          <w:b/>
+          <w:bCs/>
+          <w:noProof/>
+          <w:sz w:val="27"/>
+          <w:szCs w:val="27"/>
+          <w:lang w:eastAsia="es-ES"/>
+        </w:rPr>
+        <mc:AlternateContent>
+          <mc:Choice Requires="wps">
+            <w:drawing>
+              <wp:anchor distT="0" distB="0" distL="114300" distR="114300" simplePos="0" relativeHeight="251685376" behindDoc="0" locked="0" layoutInCell="1" allowOverlap="1" wp14:anchorId="47214722" wp14:editId="62B2C1D6">
+                <wp:simplePos x="0" y="0"/>
+                <wp:positionH relativeFrom="column">
+                  <wp:posOffset>2933700</wp:posOffset>
+                </wp:positionH>
+                <wp:positionV relativeFrom="paragraph">
+                  <wp:posOffset>1292860</wp:posOffset>
+                </wp:positionV>
+                <wp:extent cx="640715" cy="1163320"/>
+                <wp:effectExtent l="0" t="0" r="26035" b="17780"/>
+                <wp:wrapNone/>
+                <wp:docPr id="222" name="Rectángulo redondeado 222"/>
+                <wp:cNvGraphicFramePr/>
+                <a:graphic xmlns:a="http://schemas.openxmlformats.org/drawingml/2006/main">
+                  <a:graphicData uri="http://schemas.microsoft.com/office/word/2010/wordprocessingShape">
+                    <wps:wsp>
+                      <wps:cNvSpPr/>
+                      <wps:spPr>
+                        <a:xfrm>
+                          <a:off x="0" y="0"/>
+                          <a:ext cx="640715" cy="1163320"/>
+                        </a:xfrm>
+                        <a:prstGeom prst="roundRect">
+                          <a:avLst/>
+                        </a:prstGeom>
+                        <a:solidFill>
+                          <a:schemeClr val="accent6">
+                            <a:alpha val="72000"/>
+                          </a:schemeClr>
+                        </a:solidFill>
+                      </wps:spPr>
+                      <wps:style>
+                        <a:lnRef idx="2">
+                          <a:schemeClr val="accent6">
+                            <a:shade val="50000"/>
+                          </a:schemeClr>
+                        </a:lnRef>
+                        <a:fillRef idx="1">
+                          <a:schemeClr val="accent6"/>
+                        </a:fillRef>
+                        <a:effectRef idx="0">
+                          <a:schemeClr val="accent6"/>
+                        </a:effectRef>
+                        <a:fontRef idx="minor">
+                          <a:schemeClr val="lt1"/>
+                        </a:fontRef>
+                      </wps:style>
+                      <wps:txbx>
+                        <w:txbxContent>
+                          <w:p>
+                            <w:pPr>
+                              <w:jc w:val="center"/>
+                              <w:rPr>
+                                <w:rFonts w:asciiTheme="majorHAnsi" w:hAnsiTheme="majorHAnsi" w:cstheme="majorHAnsi"/>
+                                <w:b/>
+                                <w:sz w:val="18"/>
+                                <w:szCs w:val="18"/>
+                              </w:rPr>
+                            </w:pPr>
+                            <w:r>
+                              <w:rPr>
+                                <w:rFonts w:asciiTheme="majorHAnsi" w:eastAsia="Times New Roman" w:hAnsiTheme="majorHAnsi" w:cstheme="majorHAnsi"/>
+                                <w:b/>
+                                <w:sz w:val="18"/>
+                                <w:szCs w:val="18"/>
+                                <w:lang w:eastAsia="es-ES"/>
+                              </w:rPr>
+                              <w:t xml:space="preserve"> (RGB </w:t>
+                            </w:r>
+                            <w:r>
+                              <w:rPr>
+                                <w:rFonts w:asciiTheme="majorHAnsi" w:eastAsia="Times New Roman" w:hAnsiTheme="majorHAnsi" w:cstheme="majorHAnsi"/>
+                                <w:b/>
+                                <w:sz w:val="18"/>
+                                <w:szCs w:val="18"/>
+                                <w:lang w:eastAsia="es-ES"/>
+                              </w:rPr>
+                              <w:t>255, 68, 51</w:t>
+                            </w:r>
+                            <w:r>
+                              <w:rPr>
+                                <w:rFonts w:asciiTheme="majorHAnsi" w:eastAsia="Times New Roman" w:hAnsiTheme="majorHAnsi" w:cstheme="majorHAnsi"/>
+                                <w:b/>
+                                <w:sz w:val="18"/>
+                                <w:szCs w:val="18"/>
+                                <w:lang w:eastAsia="es-ES"/>
+                              </w:rPr>
+                              <w:t>)</w:t>
+                            </w:r>
+                          </w:p>
+                        </w:txbxContent>
+                      </wps:txbx>
+                      <wps:bodyPr rot="0" spcFirstLastPara="0" vertOverflow="overflow" horzOverflow="overflow" vert="horz" wrap="square" lIns="91440" tIns="45720" rIns="91440" bIns="45720" numCol="1" spcCol="0" rtlCol="0" fromWordArt="0" anchor="ctr" anchorCtr="0" forceAA="0" compatLnSpc="1">
+                        <a:prstTxWarp prst="textNoShape">
+                          <a:avLst/>
+                        </a:prstTxWarp>
+                        <a:noAutofit/>
+                      </wps:bodyPr>
+                    </wps:wsp>
+                  </a:graphicData>
+                </a:graphic>
+              </wp:anchor>
+            </w:drawing>
+          </mc:Choice>
+          <mc:Fallback>
+            <w:pict>
+              <v:roundrect w14:anchorId="47214722" id="Rectángulo redondeado 222" o:spid="_x0000_s1075" style="position:absolute;margin-left:231pt;margin-top:101.8pt;width:50.45pt;height:91.6pt;z-index:251685376;visibility:visible;mso-wrap-style:square;mso-wrap-distance-left:9pt;mso-wrap-distance-top:0;mso-wrap-distance-right:9pt;mso-wrap-distance-bottom:0;mso-position-horizontal:absolute;mso-position-horizontal-relative:text;mso-position-vertical:absolute;mso-position-vertical-relative:text;v-text-anchor:middle" arcsize="10923f" o:gfxdata="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" fillcolor="#f3f4f6 [3209]" strokecolor="#68738b [1609]" strokeweight="1pt">
+                <v:fill opacity="47288f"/>
+                <v:stroke joinstyle="miter"/>
+                <v:textbox>
+                  <w:txbxContent>
+                    <w:p>
+                      <w:pPr>
+                        <w:jc w:val="center"/>
+                        <w:rPr>
+                          <w:rFonts w:asciiTheme="majorHAnsi" w:hAnsiTheme="majorHAnsi" w:cstheme="majorHAnsi"/>
+                          <w:b/>
+                          <w:sz w:val="18"/>
+                          <w:szCs w:val="18"/>
+                        </w:rPr>
+                      </w:pPr>
+                      <w:r>
+                        <w:rPr>
+                          <w:rFonts w:asciiTheme="majorHAnsi" w:eastAsia="Times New Roman" w:hAnsiTheme="majorHAnsi" w:cstheme="majorHAnsi"/>
+                          <w:b/>
+                          <w:sz w:val="18"/>
+                          <w:szCs w:val="18"/>
+                          <w:lang w:eastAsia="es-ES"/>
+                        </w:rPr>
+                        <w:t xml:space="preserve"> (RGB </w:t>
+                      </w:r>
+                      <w:r>
+                        <w:rPr>
+                          <w:rFonts w:asciiTheme="majorHAnsi" w:eastAsia="Times New Roman" w:hAnsiTheme="majorHAnsi" w:cstheme="majorHAnsi"/>
+                          <w:b/>
+                          <w:sz w:val="18"/>
+                          <w:szCs w:val="18"/>
+                          <w:lang w:eastAsia="es-ES"/>
+                        </w:rPr>
+                        <w:t>255, 68, 51</w:t>
+                      </w:r>
+                      <w:r>
+                        <w:rPr>
+                          <w:rFonts w:asciiTheme="majorHAnsi" w:eastAsia="Times New Roman" w:hAnsiTheme="majorHAnsi" w:cstheme="majorHAnsi"/>
+                          <w:b/>
+                          <w:sz w:val="18"/>
+                          <w:szCs w:val="18"/>
+                          <w:lang w:eastAsia="es-ES"/>
+                        </w:rPr>
+                        <w:t>)</w:t>
+                      </w:r>
+                    </w:p>
+                  </w:txbxContent>
+                </v:textbox>
+              </v:roundrect>
+            </w:pict>
+          </mc:Fallback>
+        </mc:AlternateContent>
+      </w:r>
+      <w:r>
+        <w:rPr>
+          <w:rFonts w:ascii="Times New Roman" w:eastAsia="Times New Roman" w:hAnsi="Times New Roman" w:cs="Times New Roman"/>
+          <w:b/>
+          <w:bCs/>
+          <w:noProof/>
+          <w:sz w:val="27"/>
+          <w:szCs w:val="27"/>
+          <w:lang w:eastAsia="es-ES"/>
+        </w:rPr>
+        <mc:AlternateContent>
+          <mc:Choice Requires="wps">
+            <w:drawing>
+              <wp:anchor distT="0" distB="0" distL="114300" distR="114300" simplePos="0" relativeHeight="251677184" behindDoc="0" locked="0" layoutInCell="1" allowOverlap="1" wp14:anchorId="7EC30A73" wp14:editId="1B74EA92">
+                <wp:simplePos x="0" y="0"/>
+                <wp:positionH relativeFrom="column">
+                  <wp:posOffset>2870200</wp:posOffset>
+                </wp:positionH>
+                <wp:positionV relativeFrom="paragraph">
+                  <wp:posOffset>282575</wp:posOffset>
+                </wp:positionV>
+                <wp:extent cx="759460" cy="866775"/>
+                <wp:effectExtent l="0" t="0" r="21590" b="28575"/>
+                <wp:wrapNone/>
+                <wp:docPr id="218" name="Recortar y redondear rectángulo de esquina sencilla 218"/>
+                <wp:cNvGraphicFramePr/>
+                <a:graphic xmlns:a="http://schemas.openxmlformats.org/drawingml/2006/main">
+                  <a:graphicData uri="http://schemas.microsoft.com/office/word/2010/wordprocessingShape">
+                    <wps:wsp>
+                      <wps:cNvSpPr/>
+                      <wps:spPr>
+                        <a:xfrm>
+                          <a:off x="0" y="0"/>
+                          <a:ext cx="759460" cy="866775"/>
+                        </a:xfrm>
+                        <a:prstGeom prst="snipRoundRect">
+                          <a:avLst/>
+                        </a:prstGeom>
+                        <a:solidFill>
+                          <a:srgbClr val="FF4433"/>
+                        </a:solidFill>
+                        <a:ln>
+                          <a:solidFill>
+                            <a:srgbClr val="F3F4F6"/>
+                          </a:solidFill>
+                        </a:ln>
+                      </wps:spPr>
+                      <wps:style>
+                        <a:lnRef idx="2">
+                          <a:schemeClr val="accent1">
+                            <a:shade val="50000"/>
+                          </a:schemeClr>
+                        </a:lnRef>
+                        <a:fillRef idx="1">
+                          <a:schemeClr val="accent1"/>
+                        </a:fillRef>
+                        <a:effectRef idx="0">
+                          <a:schemeClr val="accent1"/>
+                        </a:effectRef>
+                        <a:fontRef idx="minor">
+                          <a:schemeClr val="lt1"/>
+                        </a:fontRef>
+                      </wps:style>
+                      <wps:bodyPr rot="0" spcFirstLastPara="0" vertOverflow="overflow" horzOverflow="overflow" vert="horz" wrap="square" lIns="91440" tIns="45720" rIns="91440" bIns="45720" numCol="1" spcCol="0" rtlCol="0" fromWordArt="0" anchor="ctr" anchorCtr="0" forceAA="0" compatLnSpc="1">
+                        <a:prstTxWarp prst="textNoShape">
+                          <a:avLst/>
+                        </a:prstTxWarp>
+                        <a:noAutofit/>
+                      </wps:bodyPr>
+                    </wps:wsp>
+                  </a:graphicData>
+                </a:graphic>
+              </wp:anchor>
+            </w:drawing>
+          </mc:Choice>
+          <mc:Fallback>
+            <w:pict>
+              <v:shape w14:anchorId="648754EB" id="Recortar y redondear rectángulo de esquina sencilla 218" o:spid="_x0000_s1026" style="position:absolute;margin-left:226pt;margin-top:22.25pt;width:59.8pt;height:68.25pt;z-index:251677184;visibility:visible;mso-wrap-style:square;mso-wrap-distance-left:9pt;mso-wrap-distance-top:0;mso-wrap-distance-right:9pt;mso-wrap-distance-bottom:0;mso-position-horizontal:absolute;mso-position-horizontal-relative:text;mso-position-vertical:absolute;mso-position-vertical-relative:text;v-text-anchor:middle" coordsize="759460,866775" o:gfxdata="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" path="m126579,l632881,,759460,126579r,740196l,866775,,126579c,56671,56671,,126579,xe" fillcolor="#f43" strokecolor="#f3f4f6" strokeweight="1pt">
+                <v:stroke joinstyle="miter"/>
+                <v:path arrowok="t" o:connecttype="custom" o:connectlocs="126579,0;632881,0;759460,126579;759460,866775;0,866775;0,126579;126579,0" o:connectangles="0,0,0,0,0,0,0"/>
+              </v:shape>
+            </w:pict>
+          </mc:Fallback>
+        </mc:AlternateContent>
+      </w:r>
+      <w:r>
+        <w:rPr>
+          <w:rFonts w:ascii="Times New Roman" w:eastAsia="Times New Roman" w:hAnsi="Times New Roman" w:cs="Times New Roman"/>
+          <w:b/>
+          <w:bCs/>
+          <w:noProof/>
+          <w:sz w:val="27"/>
+          <w:szCs w:val="27"/>
+          <w:lang w:eastAsia="es-ES"/>
+        </w:rPr>
+        <mc:AlternateContent>
+          <mc:Choice Requires="wps">
+            <w:drawing>
+              <wp:anchor distT="0" distB="0" distL="114300" distR="114300" simplePos="0" relativeHeight="251684352" behindDoc="0" locked="0" layoutInCell="1" allowOverlap="1" wp14:anchorId="6F57A233" wp14:editId="0FF68374">
+                <wp:simplePos x="0" y="0"/>
+                <wp:positionH relativeFrom="column">
+                  <wp:posOffset>1968912</wp:posOffset>
+                </wp:positionH>
+                <wp:positionV relativeFrom="paragraph">
+                  <wp:posOffset>293370</wp:posOffset>
+                </wp:positionV>
+                <wp:extent cx="759460" cy="866775"/>
+                <wp:effectExtent l="0" t="0" r="21590" b="28575"/>
+                <wp:wrapNone/>
+                <wp:docPr id="227" name="Recortar y redondear rectángulo de esquina sencilla 227"/>
+                <wp:cNvGraphicFramePr/>
+                <a:graphic xmlns:a="http://schemas.openxmlformats.org/drawingml/2006/main">
+                  <a:graphicData uri="http://schemas.microsoft.com/office/word/2010/wordprocessingShape">
+                    <wps:wsp>
+                      <wps:cNvSpPr/>
+                      <wps:spPr>
+                        <a:xfrm>
+                          <a:off x="0" y="0"/>
+                          <a:ext cx="759460" cy="866775"/>
+                        </a:xfrm>
+                        <a:prstGeom prst="snipRoundRect">
+                          <a:avLst/>
+                        </a:prstGeom>
+                        <a:solidFill>
+                          <a:srgbClr val="FFCC00"/>
+                        </a:solidFill>
+                        <a:ln>
+                          <a:solidFill>
+                            <a:srgbClr val="F3F4F6"/>
+                          </a:solidFill>
+                        </a:ln>
+                      </wps:spPr>
+                      <wps:style>
+                        <a:lnRef idx="2">
+                          <a:schemeClr val="accent1">
+                            <a:shade val="50000"/>
+                          </a:schemeClr>
+                        </a:lnRef>
+                        <a:fillRef idx="1">
+                          <a:schemeClr val="accent1"/>
+                        </a:fillRef>
+                        <a:effectRef idx="0">
+                          <a:schemeClr val="accent1"/>
+                        </a:effectRef>
+                        <a:fontRef idx="minor">
+                          <a:schemeClr val="lt1"/>
+                        </a:fontRef>
+                      </wps:style>
+                      <wps:bodyPr rot="0" spcFirstLastPara="0" vertOverflow="overflow" horzOverflow="overflow" vert="horz" wrap="square" lIns="91440" tIns="45720" rIns="91440" bIns="45720" numCol="1" spcCol="0" rtlCol="0" fromWordArt="0" anchor="ctr" anchorCtr="0" forceAA="0" compatLnSpc="1">
+                        <a:prstTxWarp prst="textNoShape">
+                          <a:avLst/>
+                        </a:prstTxWarp>
+                        <a:noAutofit/>
+                      </wps:bodyPr>
+                    </wps:wsp>
+                  </a:graphicData>
+                </a:graphic>
+              </wp:anchor>
+            </w:drawing>
+          </mc:Choice>
+          <mc:Fallback>
+            <w:pict>
+              <v:shape w14:anchorId="539C6D29" id="Recortar y redondear rectángulo de esquina sencilla 227" o:spid="_x0000_s1026" style="position:absolute;margin-left:155.05pt;margin-top:23.1pt;width:59.8pt;height:68.25pt;z-index:251684352;visibility:visible;mso-wrap-style:square;mso-wrap-distance-left:9pt;mso-wrap-distance-top:0;mso-wrap-distance-right:9pt;mso-wrap-distance-bottom:0;mso-position-horizontal:absolute;mso-position-horizontal-relative:text;mso-position-vertical:absolute;mso-position-vertical-relative:text;v-text-anchor:middle" coordsize="759460,866775" o:gfxdata="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" path="m126579,l632881,,759460,126579r,740196l,866775,,126579c,56671,56671,,126579,xe" fillcolor="#fc0" strokecolor="#f3f4f6" strokeweight="1pt">
+                <v:stroke joinstyle="miter"/>
+                <v:path arrowok="t" o:connecttype="custom" o:connectlocs="126579,0;632881,0;759460,126579;759460,866775;0,866775;0,126579;126579,0" o:connectangles="0,0,0,0,0,0,0"/>
+              </v:shape>
+            </w:pict>
+          </mc:Fallback>
+        </mc:AlternateContent>
+      </w:r>
     </w:p>
     <w:p>
       <w:pPr>
@@ -7456,6 +8277,80 @@
           <w:lang w:eastAsia="es-ES"/>
         </w:rPr>
       </w:pPr>
+      <w:r>
+        <w:rPr>
+          <w:rFonts w:ascii="Times New Roman" w:eastAsia="Times New Roman" w:hAnsi="Times New Roman" w:cs="Times New Roman"/>
+          <w:b/>
+          <w:bCs/>
+          <w:noProof/>
+          <w:sz w:val="27"/>
+          <w:szCs w:val="27"/>
+          <w:lang w:eastAsia="es-ES"/>
+        </w:rPr>
+        <mc:AlternateContent>
+          <mc:Choice Requires="wps">
+            <w:drawing>
+              <wp:anchor distT="0" distB="0" distL="114300" distR="114300" simplePos="0" relativeHeight="251679232" behindDoc="0" locked="0" layoutInCell="1" allowOverlap="1" wp14:anchorId="7F1DB59B" wp14:editId="31CCEB8D">
+                <wp:simplePos x="0" y="0"/>
+                <wp:positionH relativeFrom="column">
+                  <wp:posOffset>2881218</wp:posOffset>
+                </wp:positionH>
+                <wp:positionV relativeFrom="paragraph">
+                  <wp:posOffset>307340</wp:posOffset>
+                </wp:positionV>
+                <wp:extent cx="747395" cy="1228725"/>
+                <wp:effectExtent l="0" t="0" r="14605" b="28575"/>
+                <wp:wrapNone/>
+                <wp:docPr id="220" name="Rectángulo 220"/>
+                <wp:cNvGraphicFramePr/>
+                <a:graphic xmlns:a="http://schemas.openxmlformats.org/drawingml/2006/main">
+                  <a:graphicData uri="http://schemas.microsoft.com/office/word/2010/wordprocessingShape">
+                    <wps:wsp>
+                      <wps:cNvSpPr/>
+                      <wps:spPr>
+                        <a:xfrm>
+                          <a:off x="0" y="0"/>
+                          <a:ext cx="747395" cy="1228725"/>
+                        </a:xfrm>
+                        <a:prstGeom prst="rect">
+                          <a:avLst/>
+                        </a:prstGeom>
+                      </wps:spPr>
+                      <wps:style>
+                        <a:lnRef idx="2">
+                          <a:schemeClr val="accent1">
+                            <a:shade val="50000"/>
+                          </a:schemeClr>
+                        </a:lnRef>
+                        <a:fillRef idx="1">
+                          <a:schemeClr val="accent1"/>
+                        </a:fillRef>
+                        <a:effectRef idx="0">
+                          <a:schemeClr val="accent1"/>
+                        </a:effectRef>
+                        <a:fontRef idx="minor">
+                          <a:schemeClr val="lt1"/>
+                        </a:fontRef>
+                      </wps:style>
+                      <wps:bodyPr rot="0" spcFirstLastPara="0" vertOverflow="overflow" horzOverflow="overflow" vert="horz" wrap="square" lIns="91440" tIns="45720" rIns="91440" bIns="45720" numCol="1" spcCol="0" rtlCol="0" fromWordArt="0" anchor="ctr" anchorCtr="0" forceAA="0" compatLnSpc="1">
+                        <a:prstTxWarp prst="textNoShape">
+                          <a:avLst/>
+                        </a:prstTxWarp>
+                        <a:noAutofit/>
+                      </wps:bodyPr>
+                    </wps:wsp>
+                  </a:graphicData>
+                </a:graphic>
+              </wp:anchor>
+            </w:drawing>
+          </mc:Choice>
+          <mc:Fallback>
+            <w:pict>
+              <v:rect w14:anchorId="02AB210E" id="Rectángulo 220" o:spid="_x0000_s1026" style="position:absolute;margin-left:226.85pt;margin-top:24.2pt;width:58.85pt;height:96.75pt;z-index:251679232;visibility:visible;mso-wrap-style:square;mso-wrap-distance-left:9pt;mso-wrap-distance-top:0;mso-wrap-distance-right:9pt;mso-wrap-distance-bottom:0;mso-position-horizontal:absolute;mso-position-horizontal-relative:text;mso-position-vertical:absolute;mso-position-vertical-relative:text;v-text-anchor:middle" o:gfxdata="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" fillcolor="#080a10 [3204]" strokecolor="#040407 [1604]" strokeweight="1pt"/>
+            </w:pict>
+          </mc:Fallback>
+        </mc:AlternateContent>
+      </w:r>
     </w:p>
     <w:p>
       <w:pPr>
@@ -7468,6 +8363,848 @@
           <w:lang w:eastAsia="es-ES"/>
         </w:rPr>
       </w:pPr>
+      <w:r>
+        <w:rPr>
+          <w:rFonts w:ascii="Times New Roman" w:eastAsia="Times New Roman" w:hAnsi="Times New Roman" w:cs="Times New Roman"/>
+          <w:b/>
+          <w:bCs/>
+          <w:noProof/>
+          <w:sz w:val="27"/>
+          <w:szCs w:val="27"/>
+          <w:lang w:eastAsia="es-ES"/>
+        </w:rPr>
+        <mc:AlternateContent>
+          <mc:Choice Requires="wps">
+            <w:drawing>
+              <wp:anchor distT="0" distB="0" distL="114300" distR="114300" simplePos="0" relativeHeight="251710976" behindDoc="0" locked="0" layoutInCell="1" allowOverlap="1" wp14:anchorId="1D755DF6" wp14:editId="3AA262C3">
+                <wp:simplePos x="0" y="0"/>
+                <wp:positionH relativeFrom="column">
+                  <wp:posOffset>238017</wp:posOffset>
+                </wp:positionH>
+                <wp:positionV relativeFrom="paragraph">
+                  <wp:posOffset>39381</wp:posOffset>
+                </wp:positionV>
+                <wp:extent cx="747148" cy="1210832"/>
+                <wp:effectExtent l="0" t="0" r="15240" b="27940"/>
+                <wp:wrapNone/>
+                <wp:docPr id="238" name="Rectángulo 238"/>
+                <wp:cNvGraphicFramePr/>
+                <a:graphic xmlns:a="http://schemas.openxmlformats.org/drawingml/2006/main">
+                  <a:graphicData uri="http://schemas.microsoft.com/office/word/2010/wordprocessingShape">
+                    <wps:wsp>
+                      <wps:cNvSpPr/>
+                      <wps:spPr>
+                        <a:xfrm>
+                          <a:off x="0" y="0"/>
+                          <a:ext cx="747148" cy="1210832"/>
+                        </a:xfrm>
+                        <a:prstGeom prst="rect">
+                          <a:avLst/>
+                        </a:prstGeom>
+                      </wps:spPr>
+                      <wps:style>
+                        <a:lnRef idx="2">
+                          <a:schemeClr val="accent1">
+                            <a:shade val="50000"/>
+                          </a:schemeClr>
+                        </a:lnRef>
+                        <a:fillRef idx="1">
+                          <a:schemeClr val="accent1"/>
+                        </a:fillRef>
+                        <a:effectRef idx="0">
+                          <a:schemeClr val="accent1"/>
+                        </a:effectRef>
+                        <a:fontRef idx="minor">
+                          <a:schemeClr val="lt1"/>
+                        </a:fontRef>
+                      </wps:style>
+                      <wps:bodyPr rot="0" spcFirstLastPara="0" vertOverflow="overflow" horzOverflow="overflow" vert="horz" wrap="square" lIns="91440" tIns="45720" rIns="91440" bIns="45720" numCol="1" spcCol="0" rtlCol="0" fromWordArt="0" anchor="ctr" anchorCtr="0" forceAA="0" compatLnSpc="1">
+                        <a:prstTxWarp prst="textNoShape">
+                          <a:avLst/>
+                        </a:prstTxWarp>
+                        <a:noAutofit/>
+                      </wps:bodyPr>
+                    </wps:wsp>
+                  </a:graphicData>
+                </a:graphic>
+              </wp:anchor>
+            </w:drawing>
+          </mc:Choice>
+          <mc:Fallback>
+            <w:pict>
+              <v:rect w14:anchorId="26C36130" id="Rectángulo 238" o:spid="_x0000_s1026" style="position:absolute;margin-left:18.75pt;margin-top:3.1pt;width:58.85pt;height:95.35pt;z-index:251710976;visibility:visible;mso-wrap-style:square;mso-wrap-distance-left:9pt;mso-wrap-distance-top:0;mso-wrap-distance-right:9pt;mso-wrap-distance-bottom:0;mso-position-horizontal:absolute;mso-position-horizontal-relative:text;mso-position-vertical:absolute;mso-position-vertical-relative:text;v-text-anchor:middle" o:gfxdata="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" fillcolor="#080a10 [3204]" strokecolor="#040407 [1604]" strokeweight="1pt"/>
+            </w:pict>
+          </mc:Fallback>
+        </mc:AlternateContent>
+      </w:r>
+      <w:r>
+        <w:rPr>
+          <w:rFonts w:ascii="Times New Roman" w:eastAsia="Times New Roman" w:hAnsi="Times New Roman" w:cs="Times New Roman"/>
+          <w:b/>
+          <w:bCs/>
+          <w:noProof/>
+          <w:sz w:val="27"/>
+          <w:szCs w:val="27"/>
+          <w:lang w:eastAsia="es-ES"/>
+        </w:rPr>
+        <mc:AlternateContent>
+          <mc:Choice Requires="wps">
+            <w:drawing>
+              <wp:anchor distT="0" distB="0" distL="114300" distR="114300" simplePos="0" relativeHeight="251712000" behindDoc="0" locked="0" layoutInCell="1" allowOverlap="1" wp14:anchorId="02B395C1" wp14:editId="3E84C875">
+                <wp:simplePos x="0" y="0"/>
+                <wp:positionH relativeFrom="column">
+                  <wp:posOffset>279567</wp:posOffset>
+                </wp:positionH>
+                <wp:positionV relativeFrom="paragraph">
+                  <wp:posOffset>69068</wp:posOffset>
+                </wp:positionV>
+                <wp:extent cx="640503" cy="1139083"/>
+                <wp:effectExtent l="0" t="0" r="26670" b="23495"/>
+                <wp:wrapNone/>
+                <wp:docPr id="241" name="Rectángulo redondeado 241"/>
+                <wp:cNvGraphicFramePr/>
+                <a:graphic xmlns:a="http://schemas.openxmlformats.org/drawingml/2006/main">
+                  <a:graphicData uri="http://schemas.microsoft.com/office/word/2010/wordprocessingShape">
+                    <wps:wsp>
+                      <wps:cNvSpPr/>
+                      <wps:spPr>
+                        <a:xfrm>
+                          <a:off x="0" y="0"/>
+                          <a:ext cx="640503" cy="1139083"/>
+                        </a:xfrm>
+                        <a:prstGeom prst="roundRect">
+                          <a:avLst/>
+                        </a:prstGeom>
+                        <a:solidFill>
+                          <a:schemeClr val="accent6">
+                            <a:alpha val="72000"/>
+                          </a:schemeClr>
+                        </a:solidFill>
+                      </wps:spPr>
+                      <wps:style>
+                        <a:lnRef idx="2">
+                          <a:schemeClr val="accent6">
+                            <a:shade val="50000"/>
+                          </a:schemeClr>
+                        </a:lnRef>
+                        <a:fillRef idx="1">
+                          <a:schemeClr val="accent6"/>
+                        </a:fillRef>
+                        <a:effectRef idx="0">
+                          <a:schemeClr val="accent6"/>
+                        </a:effectRef>
+                        <a:fontRef idx="minor">
+                          <a:schemeClr val="lt1"/>
+                        </a:fontRef>
+                      </wps:style>
+                      <wps:txbx>
+                        <w:txbxContent>
+                          <w:p>
+                            <w:pPr>
+                              <w:jc w:val="center"/>
+                              <w:rPr>
+                                <w:rFonts w:asciiTheme="majorHAnsi" w:eastAsia="Times New Roman" w:hAnsiTheme="majorHAnsi" w:cstheme="majorHAnsi"/>
+                                <w:b/>
+                                <w:bCs/>
+                                <w:sz w:val="18"/>
+                                <w:szCs w:val="18"/>
+                                <w:lang w:eastAsia="es-ES"/>
+                              </w:rPr>
+                            </w:pPr>
+                            <w:r>
+                              <w:rPr>
+                                <w:rFonts w:asciiTheme="majorHAnsi" w:eastAsia="Times New Roman" w:hAnsiTheme="majorHAnsi" w:cstheme="majorHAnsi"/>
+                                <w:b/>
+                                <w:sz w:val="18"/>
+                                <w:szCs w:val="18"/>
+                                <w:lang w:eastAsia="es-ES"/>
+                              </w:rPr>
+                              <w:t xml:space="preserve"> (RGB </w:t>
+                            </w:r>
+                            <w:r>
+                              <w:rPr>
+                                <w:rFonts w:asciiTheme="majorHAnsi" w:eastAsia="Times New Roman" w:hAnsiTheme="majorHAnsi" w:cstheme="majorHAnsi"/>
+                                <w:b/>
+                                <w:sz w:val="18"/>
+                                <w:szCs w:val="18"/>
+                                <w:lang w:eastAsia="es-ES"/>
+                              </w:rPr>
+                              <w:t>21</w:t>
+                            </w:r>
+                            <w:r>
+                              <w:rPr>
+                                <w:rFonts w:asciiTheme="majorHAnsi" w:eastAsia="Times New Roman" w:hAnsiTheme="majorHAnsi" w:cstheme="majorHAnsi"/>
+                                <w:b/>
+                                <w:sz w:val="18"/>
+                                <w:szCs w:val="18"/>
+                                <w:lang w:eastAsia="es-ES"/>
+                              </w:rPr>
+                              <w:t>5</w:t>
+                            </w:r>
+                            <w:r>
+                              <w:rPr>
+                                <w:rFonts w:asciiTheme="majorHAnsi" w:eastAsia="Times New Roman" w:hAnsiTheme="majorHAnsi" w:cstheme="majorHAnsi"/>
+                                <w:b/>
+                                <w:sz w:val="18"/>
+                                <w:szCs w:val="18"/>
+                                <w:lang w:eastAsia="es-ES"/>
+                              </w:rPr>
+                              <w:t>,</w:t>
+                            </w:r>
+                            <w:r>
+                              <w:rPr>
+                                <w:rFonts w:asciiTheme="majorHAnsi" w:eastAsia="Times New Roman" w:hAnsiTheme="majorHAnsi" w:cstheme="majorHAnsi"/>
+                                <w:b/>
+                                <w:sz w:val="18"/>
+                                <w:szCs w:val="18"/>
+                                <w:lang w:eastAsia="es-ES"/>
+                              </w:rPr>
+                              <w:t>175,125</w:t>
+                            </w:r>
+                            <w:r>
+                              <w:rPr>
+                                <w:rFonts w:asciiTheme="majorHAnsi" w:eastAsia="Times New Roman" w:hAnsiTheme="majorHAnsi" w:cstheme="majorHAnsi"/>
+                                <w:b/>
+                                <w:sz w:val="18"/>
+                                <w:szCs w:val="18"/>
+                                <w:lang w:eastAsia="es-ES"/>
+                              </w:rPr>
+                              <w:t>)</w:t>
+                            </w:r>
+                          </w:p>
+                        </w:txbxContent>
+                      </wps:txbx>
+                      <wps:bodyPr rot="0" spcFirstLastPara="0" vertOverflow="overflow" horzOverflow="overflow" vert="horz" wrap="square" lIns="91440" tIns="45720" rIns="91440" bIns="45720" numCol="1" spcCol="0" rtlCol="0" fromWordArt="0" anchor="ctr" anchorCtr="0" forceAA="0" compatLnSpc="1">
+                        <a:prstTxWarp prst="textNoShape">
+                          <a:avLst/>
+                        </a:prstTxWarp>
+                        <a:noAutofit/>
+                      </wps:bodyPr>
+                    </wps:wsp>
+                  </a:graphicData>
+                </a:graphic>
+              </wp:anchor>
+            </w:drawing>
+          </mc:Choice>
+          <mc:Fallback>
+            <w:pict>
+              <v:roundrect w14:anchorId="02B395C1" id="Rectángulo redondeado 241" o:spid="_x0000_s1076" style="position:absolute;margin-left:22pt;margin-top:5.45pt;width:50.45pt;height:89.7pt;z-index:251712000;visibility:visible;mso-wrap-style:square;mso-wrap-distance-left:9pt;mso-wrap-distance-top:0;mso-wrap-distance-right:9pt;mso-wrap-distance-bottom:0;mso-position-horizontal:absolute;mso-position-horizontal-relative:text;mso-position-vertical:absolute;mso-position-vertical-relative:text;v-text-anchor:middle" arcsize="10923f" o:gfxdata="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" fillcolor="#f3f4f6 [3209]" strokecolor="#68738b [1609]" strokeweight="1pt">
+                <v:fill opacity="47288f"/>
+                <v:stroke joinstyle="miter"/>
+                <v:textbox>
+                  <w:txbxContent>
+                    <w:p>
+                      <w:pPr>
+                        <w:jc w:val="center"/>
+                        <w:rPr>
+                          <w:rFonts w:asciiTheme="majorHAnsi" w:eastAsia="Times New Roman" w:hAnsiTheme="majorHAnsi" w:cstheme="majorHAnsi"/>
+                          <w:b/>
+                          <w:bCs/>
+                          <w:sz w:val="18"/>
+                          <w:szCs w:val="18"/>
+                          <w:lang w:eastAsia="es-ES"/>
+                        </w:rPr>
+                      </w:pPr>
+                      <w:r>
+                        <w:rPr>
+                          <w:rFonts w:asciiTheme="majorHAnsi" w:eastAsia="Times New Roman" w:hAnsiTheme="majorHAnsi" w:cstheme="majorHAnsi"/>
+                          <w:b/>
+                          <w:sz w:val="18"/>
+                          <w:szCs w:val="18"/>
+                          <w:lang w:eastAsia="es-ES"/>
+                        </w:rPr>
+                        <w:t xml:space="preserve"> (RGB </w:t>
+                      </w:r>
+                      <w:r>
+                        <w:rPr>
+                          <w:rFonts w:asciiTheme="majorHAnsi" w:eastAsia="Times New Roman" w:hAnsiTheme="majorHAnsi" w:cstheme="majorHAnsi"/>
+                          <w:b/>
+                          <w:sz w:val="18"/>
+                          <w:szCs w:val="18"/>
+                          <w:lang w:eastAsia="es-ES"/>
+                        </w:rPr>
+                        <w:t>21</w:t>
+                      </w:r>
+                      <w:r>
+                        <w:rPr>
+                          <w:rFonts w:asciiTheme="majorHAnsi" w:eastAsia="Times New Roman" w:hAnsiTheme="majorHAnsi" w:cstheme="majorHAnsi"/>
+                          <w:b/>
+                          <w:sz w:val="18"/>
+                          <w:szCs w:val="18"/>
+                          <w:lang w:eastAsia="es-ES"/>
+                        </w:rPr>
+                        <w:t>5</w:t>
+                      </w:r>
+                      <w:r>
+                        <w:rPr>
+                          <w:rFonts w:asciiTheme="majorHAnsi" w:eastAsia="Times New Roman" w:hAnsiTheme="majorHAnsi" w:cstheme="majorHAnsi"/>
+                          <w:b/>
+                          <w:sz w:val="18"/>
+                          <w:szCs w:val="18"/>
+                          <w:lang w:eastAsia="es-ES"/>
+                        </w:rPr>
+                        <w:t>,</w:t>
+                      </w:r>
+                      <w:r>
+                        <w:rPr>
+                          <w:rFonts w:asciiTheme="majorHAnsi" w:eastAsia="Times New Roman" w:hAnsiTheme="majorHAnsi" w:cstheme="majorHAnsi"/>
+                          <w:b/>
+                          <w:sz w:val="18"/>
+                          <w:szCs w:val="18"/>
+                          <w:lang w:eastAsia="es-ES"/>
+                        </w:rPr>
+                        <w:t>175,125</w:t>
+                      </w:r>
+                      <w:r>
+                        <w:rPr>
+                          <w:rFonts w:asciiTheme="majorHAnsi" w:eastAsia="Times New Roman" w:hAnsiTheme="majorHAnsi" w:cstheme="majorHAnsi"/>
+                          <w:b/>
+                          <w:sz w:val="18"/>
+                          <w:szCs w:val="18"/>
+                          <w:lang w:eastAsia="es-ES"/>
+                        </w:rPr>
+                        <w:t>)</w:t>
+                      </w:r>
+                    </w:p>
+                  </w:txbxContent>
+                </v:textbox>
+              </v:roundrect>
+            </w:pict>
+          </mc:Fallback>
+        </mc:AlternateContent>
+      </w:r>
+      <w:r>
+        <w:rPr>
+          <w:rFonts w:ascii="Times New Roman" w:eastAsia="Times New Roman" w:hAnsi="Times New Roman" w:cs="Times New Roman"/>
+          <w:b/>
+          <w:bCs/>
+          <w:noProof/>
+          <w:sz w:val="27"/>
+          <w:szCs w:val="27"/>
+          <w:lang w:eastAsia="es-ES"/>
+        </w:rPr>
+        <mc:AlternateContent>
+          <mc:Choice Requires="wps">
+            <w:drawing>
+              <wp:anchor distT="0" distB="0" distL="114300" distR="114300" simplePos="0" relativeHeight="251701760" behindDoc="0" locked="0" layoutInCell="1" allowOverlap="1" wp14:anchorId="070B04F4" wp14:editId="4CC9C3F4">
+                <wp:simplePos x="0" y="0"/>
+                <wp:positionH relativeFrom="column">
+                  <wp:posOffset>4709086</wp:posOffset>
+                </wp:positionH>
+                <wp:positionV relativeFrom="paragraph">
+                  <wp:posOffset>3851</wp:posOffset>
+                </wp:positionV>
+                <wp:extent cx="747395" cy="1222375"/>
+                <wp:effectExtent l="0" t="0" r="14605" b="15875"/>
+                <wp:wrapNone/>
+                <wp:docPr id="221" name="Rectángulo 221"/>
+                <wp:cNvGraphicFramePr/>
+                <a:graphic xmlns:a="http://schemas.openxmlformats.org/drawingml/2006/main">
+                  <a:graphicData uri="http://schemas.microsoft.com/office/word/2010/wordprocessingShape">
+                    <wps:wsp>
+                      <wps:cNvSpPr/>
+                      <wps:spPr>
+                        <a:xfrm>
+                          <a:off x="0" y="0"/>
+                          <a:ext cx="747395" cy="1222375"/>
+                        </a:xfrm>
+                        <a:prstGeom prst="rect">
+                          <a:avLst/>
+                        </a:prstGeom>
+                      </wps:spPr>
+                      <wps:style>
+                        <a:lnRef idx="2">
+                          <a:schemeClr val="accent1">
+                            <a:shade val="50000"/>
+                          </a:schemeClr>
+                        </a:lnRef>
+                        <a:fillRef idx="1">
+                          <a:schemeClr val="accent1"/>
+                        </a:fillRef>
+                        <a:effectRef idx="0">
+                          <a:schemeClr val="accent1"/>
+                        </a:effectRef>
+                        <a:fontRef idx="minor">
+                          <a:schemeClr val="lt1"/>
+                        </a:fontRef>
+                      </wps:style>
+                      <wps:bodyPr rot="0" spcFirstLastPara="0" vertOverflow="overflow" horzOverflow="overflow" vert="horz" wrap="square" lIns="91440" tIns="45720" rIns="91440" bIns="45720" numCol="1" spcCol="0" rtlCol="0" fromWordArt="0" anchor="ctr" anchorCtr="0" forceAA="0" compatLnSpc="1">
+                        <a:prstTxWarp prst="textNoShape">
+                          <a:avLst/>
+                        </a:prstTxWarp>
+                        <a:noAutofit/>
+                      </wps:bodyPr>
+                    </wps:wsp>
+                  </a:graphicData>
+                </a:graphic>
+              </wp:anchor>
+            </w:drawing>
+          </mc:Choice>
+          <mc:Fallback>
+            <w:pict>
+              <v:rect w14:anchorId="42284718" id="Rectángulo 221" o:spid="_x0000_s1026" style="position:absolute;margin-left:370.8pt;margin-top:.3pt;width:58.85pt;height:96.25pt;z-index:251701760;visibility:visible;mso-wrap-style:square;mso-wrap-distance-left:9pt;mso-wrap-distance-top:0;mso-wrap-distance-right:9pt;mso-wrap-distance-bottom:0;mso-position-horizontal:absolute;mso-position-horizontal-relative:text;mso-position-vertical:absolute;mso-position-vertical-relative:text;v-text-anchor:middle" o:gfxdata="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" fillcolor="#080a10 [3204]" strokecolor="#040407 [1604]" strokeweight="1pt"/>
+            </w:pict>
+          </mc:Fallback>
+        </mc:AlternateContent>
+      </w:r>
+      <w:r>
+        <w:rPr>
+          <w:rFonts w:ascii="Times New Roman" w:eastAsia="Times New Roman" w:hAnsi="Times New Roman" w:cs="Times New Roman"/>
+          <w:b/>
+          <w:bCs/>
+          <w:noProof/>
+          <w:sz w:val="27"/>
+          <w:szCs w:val="27"/>
+          <w:lang w:eastAsia="es-ES"/>
+        </w:rPr>
+        <mc:AlternateContent>
+          <mc:Choice Requires="wps">
+            <w:drawing>
+              <wp:anchor distT="0" distB="0" distL="114300" distR="114300" simplePos="0" relativeHeight="251701760" behindDoc="0" locked="0" layoutInCell="1" allowOverlap="1" wp14:anchorId="736F5422" wp14:editId="10FB9D28">
+                <wp:simplePos x="0" y="0"/>
+                <wp:positionH relativeFrom="column">
+                  <wp:posOffset>4762525</wp:posOffset>
+                </wp:positionH>
+                <wp:positionV relativeFrom="paragraph">
+                  <wp:posOffset>33540</wp:posOffset>
+                </wp:positionV>
+                <wp:extent cx="640715" cy="1163320"/>
+                <wp:effectExtent l="0" t="0" r="26035" b="17780"/>
+                <wp:wrapNone/>
+                <wp:docPr id="223" name="Rectángulo redondeado 223"/>
+                <wp:cNvGraphicFramePr/>
+                <a:graphic xmlns:a="http://schemas.openxmlformats.org/drawingml/2006/main">
+                  <a:graphicData uri="http://schemas.microsoft.com/office/word/2010/wordprocessingShape">
+                    <wps:wsp>
+                      <wps:cNvSpPr/>
+                      <wps:spPr>
+                        <a:xfrm>
+                          <a:off x="0" y="0"/>
+                          <a:ext cx="640715" cy="1163320"/>
+                        </a:xfrm>
+                        <a:prstGeom prst="roundRect">
+                          <a:avLst/>
+                        </a:prstGeom>
+                        <a:solidFill>
+                          <a:schemeClr val="accent6">
+                            <a:alpha val="72000"/>
+                          </a:schemeClr>
+                        </a:solidFill>
+                      </wps:spPr>
+                      <wps:style>
+                        <a:lnRef idx="2">
+                          <a:schemeClr val="accent6">
+                            <a:shade val="50000"/>
+                          </a:schemeClr>
+                        </a:lnRef>
+                        <a:fillRef idx="1">
+                          <a:schemeClr val="accent6"/>
+                        </a:fillRef>
+                        <a:effectRef idx="0">
+                          <a:schemeClr val="accent6"/>
+                        </a:effectRef>
+                        <a:fontRef idx="minor">
+                          <a:schemeClr val="lt1"/>
+                        </a:fontRef>
+                      </wps:style>
+                      <wps:txbx>
+                        <w:txbxContent>
+                          <w:p>
+                            <w:pPr>
+                              <w:jc w:val="center"/>
+                              <w:rPr>
+                                <w:rFonts w:asciiTheme="majorHAnsi" w:hAnsiTheme="majorHAnsi" w:cstheme="majorHAnsi"/>
+                                <w:b/>
+                                <w:sz w:val="18"/>
+                                <w:szCs w:val="18"/>
+                              </w:rPr>
+                            </w:pPr>
+                            <w:r>
+                              <w:rPr>
+                                <w:rFonts w:asciiTheme="majorHAnsi" w:eastAsia="Times New Roman" w:hAnsiTheme="majorHAnsi" w:cstheme="majorHAnsi"/>
+                                <w:b/>
+                                <w:sz w:val="18"/>
+                                <w:szCs w:val="18"/>
+                                <w:lang w:eastAsia="es-ES"/>
+                              </w:rPr>
+                              <w:t xml:space="preserve"> (RGB </w:t>
+                            </w:r>
+                            <w:r>
+                              <w:rPr>
+                                <w:rFonts w:asciiTheme="majorHAnsi" w:eastAsia="Times New Roman" w:hAnsiTheme="majorHAnsi" w:cstheme="majorHAnsi"/>
+                                <w:b/>
+                                <w:sz w:val="18"/>
+                                <w:szCs w:val="18"/>
+                                <w:lang w:eastAsia="es-ES"/>
+                              </w:rPr>
+                              <w:t>212, 243, 75</w:t>
+                            </w:r>
+                            <w:r>
+                              <w:rPr>
+                                <w:rFonts w:asciiTheme="majorHAnsi" w:eastAsia="Times New Roman" w:hAnsiTheme="majorHAnsi" w:cstheme="majorHAnsi"/>
+                                <w:b/>
+                                <w:sz w:val="18"/>
+                                <w:szCs w:val="18"/>
+                                <w:lang w:eastAsia="es-ES"/>
+                              </w:rPr>
+                              <w:t>)</w:t>
+                            </w:r>
+                          </w:p>
+                        </w:txbxContent>
+                      </wps:txbx>
+                      <wps:bodyPr rot="0" spcFirstLastPara="0" vertOverflow="overflow" horzOverflow="overflow" vert="horz" wrap="square" lIns="91440" tIns="45720" rIns="91440" bIns="45720" numCol="1" spcCol="0" rtlCol="0" fromWordArt="0" anchor="ctr" anchorCtr="0" forceAA="0" compatLnSpc="1">
+                        <a:prstTxWarp prst="textNoShape">
+                          <a:avLst/>
+                        </a:prstTxWarp>
+                        <a:noAutofit/>
+                      </wps:bodyPr>
+                    </wps:wsp>
+                  </a:graphicData>
+                </a:graphic>
+              </wp:anchor>
+            </w:drawing>
+          </mc:Choice>
+          <mc:Fallback>
+            <w:pict>
+              <v:roundrect w14:anchorId="736F5422" id="Rectángulo redondeado 223" o:spid="_x0000_s1077" style="position:absolute;margin-left:375pt;margin-top:2.65pt;width:50.45pt;height:91.6pt;z-index:251701760;visibility:visible;mso-wrap-style:square;mso-wrap-distance-left:9pt;mso-wrap-distance-top:0;mso-wrap-distance-right:9pt;mso-wrap-distance-bottom:0;mso-position-horizontal:absolute;mso-position-horizontal-relative:text;mso-position-vertical:absolute;mso-position-vertical-relative:text;v-text-anchor:middle" arcsize="10923f" o:gfxdata="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" fillcolor="#f3f4f6 [3209]" strokecolor="#68738b [1609]" strokeweight="1pt">
+                <v:fill opacity="47288f"/>
+                <v:stroke joinstyle="miter"/>
+                <v:textbox>
+                  <w:txbxContent>
+                    <w:p>
+                      <w:pPr>
+                        <w:jc w:val="center"/>
+                        <w:rPr>
+                          <w:rFonts w:asciiTheme="majorHAnsi" w:hAnsiTheme="majorHAnsi" w:cstheme="majorHAnsi"/>
+                          <w:b/>
+                          <w:sz w:val="18"/>
+                          <w:szCs w:val="18"/>
+                        </w:rPr>
+                      </w:pPr>
+                      <w:r>
+                        <w:rPr>
+                          <w:rFonts w:asciiTheme="majorHAnsi" w:eastAsia="Times New Roman" w:hAnsiTheme="majorHAnsi" w:cstheme="majorHAnsi"/>
+                          <w:b/>
+                          <w:sz w:val="18"/>
+                          <w:szCs w:val="18"/>
+                          <w:lang w:eastAsia="es-ES"/>
+                        </w:rPr>
+                        <w:t xml:space="preserve"> (RGB </w:t>
+                      </w:r>
+                      <w:r>
+                        <w:rPr>
+                          <w:rFonts w:asciiTheme="majorHAnsi" w:eastAsia="Times New Roman" w:hAnsiTheme="majorHAnsi" w:cstheme="majorHAnsi"/>
+                          <w:b/>
+                          <w:sz w:val="18"/>
+                          <w:szCs w:val="18"/>
+                          <w:lang w:eastAsia="es-ES"/>
+                        </w:rPr>
+                        <w:t>212, 243, 75</w:t>
+                      </w:r>
+                      <w:r>
+                        <w:rPr>
+                          <w:rFonts w:asciiTheme="majorHAnsi" w:eastAsia="Times New Roman" w:hAnsiTheme="majorHAnsi" w:cstheme="majorHAnsi"/>
+                          <w:b/>
+                          <w:sz w:val="18"/>
+                          <w:szCs w:val="18"/>
+                          <w:lang w:eastAsia="es-ES"/>
+                        </w:rPr>
+                        <w:t>)</w:t>
+                      </w:r>
+                    </w:p>
+                  </w:txbxContent>
+                </v:textbox>
+              </v:roundrect>
+            </w:pict>
+          </mc:Fallback>
+        </mc:AlternateContent>
+      </w:r>
+      <w:r>
+        <w:rPr>
+          <w:rFonts w:ascii="Times New Roman" w:eastAsia="Times New Roman" w:hAnsi="Times New Roman" w:cs="Times New Roman"/>
+          <w:b/>
+          <w:bCs/>
+          <w:noProof/>
+          <w:sz w:val="27"/>
+          <w:szCs w:val="27"/>
+          <w:lang w:eastAsia="es-ES"/>
+        </w:rPr>
+        <mc:AlternateContent>
+          <mc:Choice Requires="wps">
+            <w:drawing>
+              <wp:anchor distT="0" distB="0" distL="114300" distR="114300" simplePos="0" relativeHeight="251695616" behindDoc="0" locked="0" layoutInCell="1" allowOverlap="1" wp14:anchorId="1FC8C44D" wp14:editId="741F7D5C">
+                <wp:simplePos x="0" y="0"/>
+                <wp:positionH relativeFrom="column">
+                  <wp:posOffset>2053590</wp:posOffset>
+                </wp:positionH>
+                <wp:positionV relativeFrom="paragraph">
+                  <wp:posOffset>46355</wp:posOffset>
+                </wp:positionV>
+                <wp:extent cx="640715" cy="1163320"/>
+                <wp:effectExtent l="0" t="0" r="26035" b="17780"/>
+                <wp:wrapNone/>
+                <wp:docPr id="231" name="Rectángulo redondeado 231"/>
+                <wp:cNvGraphicFramePr/>
+                <a:graphic xmlns:a="http://schemas.openxmlformats.org/drawingml/2006/main">
+                  <a:graphicData uri="http://schemas.microsoft.com/office/word/2010/wordprocessingShape">
+                    <wps:wsp>
+                      <wps:cNvSpPr/>
+                      <wps:spPr>
+                        <a:xfrm>
+                          <a:off x="0" y="0"/>
+                          <a:ext cx="640715" cy="1163320"/>
+                        </a:xfrm>
+                        <a:prstGeom prst="roundRect">
+                          <a:avLst/>
+                        </a:prstGeom>
+                        <a:solidFill>
+                          <a:schemeClr val="accent6">
+                            <a:alpha val="72000"/>
+                          </a:schemeClr>
+                        </a:solidFill>
+                      </wps:spPr>
+                      <wps:style>
+                        <a:lnRef idx="2">
+                          <a:schemeClr val="accent6">
+                            <a:shade val="50000"/>
+                          </a:schemeClr>
+                        </a:lnRef>
+                        <a:fillRef idx="1">
+                          <a:schemeClr val="accent6"/>
+                        </a:fillRef>
+                        <a:effectRef idx="0">
+                          <a:schemeClr val="accent6"/>
+                        </a:effectRef>
+                        <a:fontRef idx="minor">
+                          <a:schemeClr val="lt1"/>
+                        </a:fontRef>
+                      </wps:style>
+                      <wps:txbx>
+                        <w:txbxContent>
+                          <w:p>
+                            <w:pPr>
+                              <w:jc w:val="center"/>
+                              <w:rPr>
+                                <w:rFonts w:asciiTheme="majorHAnsi" w:hAnsiTheme="majorHAnsi" w:cstheme="majorHAnsi"/>
+                                <w:b/>
+                                <w:sz w:val="18"/>
+                                <w:szCs w:val="18"/>
+                              </w:rPr>
+                            </w:pPr>
+                            <w:r>
+                              <w:rPr>
+                                <w:rFonts w:asciiTheme="majorHAnsi" w:eastAsia="Times New Roman" w:hAnsiTheme="majorHAnsi" w:cstheme="majorHAnsi"/>
+                                <w:b/>
+                                <w:sz w:val="18"/>
+                                <w:szCs w:val="18"/>
+                                <w:lang w:eastAsia="es-ES"/>
+                              </w:rPr>
+                              <w:t xml:space="preserve"> (RGB 2</w:t>
+                            </w:r>
+                            <w:r>
+                              <w:rPr>
+                                <w:rFonts w:asciiTheme="majorHAnsi" w:eastAsia="Times New Roman" w:hAnsiTheme="majorHAnsi" w:cstheme="majorHAnsi"/>
+                                <w:b/>
+                                <w:sz w:val="18"/>
+                                <w:szCs w:val="18"/>
+                                <w:lang w:eastAsia="es-ES"/>
+                              </w:rPr>
+                              <w:t>55</w:t>
+                            </w:r>
+                            <w:r>
+                              <w:rPr>
+                                <w:rFonts w:asciiTheme="majorHAnsi" w:eastAsia="Times New Roman" w:hAnsiTheme="majorHAnsi" w:cstheme="majorHAnsi"/>
+                                <w:b/>
+                                <w:sz w:val="18"/>
+                                <w:szCs w:val="18"/>
+                                <w:lang w:eastAsia="es-ES"/>
+                              </w:rPr>
+                              <w:t>, 20</w:t>
+                            </w:r>
+                            <w:r>
+                              <w:rPr>
+                                <w:rFonts w:asciiTheme="majorHAnsi" w:eastAsia="Times New Roman" w:hAnsiTheme="majorHAnsi" w:cstheme="majorHAnsi"/>
+                                <w:b/>
+                                <w:sz w:val="18"/>
+                                <w:szCs w:val="18"/>
+                                <w:lang w:eastAsia="es-ES"/>
+                              </w:rPr>
+                              <w:t>4, 0</w:t>
+                            </w:r>
+                            <w:r>
+                              <w:rPr>
+                                <w:rFonts w:asciiTheme="majorHAnsi" w:eastAsia="Times New Roman" w:hAnsiTheme="majorHAnsi" w:cstheme="majorHAnsi"/>
+                                <w:b/>
+                                <w:sz w:val="18"/>
+                                <w:szCs w:val="18"/>
+                                <w:lang w:eastAsia="es-ES"/>
+                              </w:rPr>
+                              <w:t>)</w:t>
+                            </w:r>
+                          </w:p>
+                        </w:txbxContent>
+                      </wps:txbx>
+                      <wps:bodyPr rot="0" spcFirstLastPara="0" vertOverflow="overflow" horzOverflow="overflow" vert="horz" wrap="square" lIns="91440" tIns="45720" rIns="91440" bIns="45720" numCol="1" spcCol="0" rtlCol="0" fromWordArt="0" anchor="ctr" anchorCtr="0" forceAA="0" compatLnSpc="1">
+                        <a:prstTxWarp prst="textNoShape">
+                          <a:avLst/>
+                        </a:prstTxWarp>
+                        <a:noAutofit/>
+                      </wps:bodyPr>
+                    </wps:wsp>
+                  </a:graphicData>
+                </a:graphic>
+              </wp:anchor>
+            </w:drawing>
+          </mc:Choice>
+          <mc:Fallback>
+            <w:pict>
+              <v:roundrect w14:anchorId="1FC8C44D" id="Rectángulo redondeado 231" o:spid="_x0000_s1078" style="position:absolute;margin-left:161.7pt;margin-top:3.65pt;width:50.45pt;height:91.6pt;z-index:251695616;visibility:visible;mso-wrap-style:square;mso-wrap-distance-left:9pt;mso-wrap-distance-top:0;mso-wrap-distance-right:9pt;mso-wrap-distance-bottom:0;mso-position-horizontal:absolute;mso-position-horizontal-relative:text;mso-position-vertical:absolute;mso-position-vertical-relative:text;v-text-anchor:middle" arcsize="10923f" o:gfxdata="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" fillcolor="#f3f4f6 [3209]" strokecolor="#68738b [1609]" strokeweight="1pt">
+                <v:fill opacity="47288f"/>
+                <v:stroke joinstyle="miter"/>
+                <v:textbox>
+                  <w:txbxContent>
+                    <w:p>
+                      <w:pPr>
+                        <w:jc w:val="center"/>
+                        <w:rPr>
+                          <w:rFonts w:asciiTheme="majorHAnsi" w:hAnsiTheme="majorHAnsi" w:cstheme="majorHAnsi"/>
+                          <w:b/>
+                          <w:sz w:val="18"/>
+                          <w:szCs w:val="18"/>
+                        </w:rPr>
+                      </w:pPr>
+                      <w:r>
+                        <w:rPr>
+                          <w:rFonts w:asciiTheme="majorHAnsi" w:eastAsia="Times New Roman" w:hAnsiTheme="majorHAnsi" w:cstheme="majorHAnsi"/>
+                          <w:b/>
+                          <w:sz w:val="18"/>
+                          <w:szCs w:val="18"/>
+                          <w:lang w:eastAsia="es-ES"/>
+                        </w:rPr>
+                        <w:t xml:space="preserve"> (RGB 2</w:t>
+                      </w:r>
+                      <w:r>
+                        <w:rPr>
+                          <w:rFonts w:asciiTheme="majorHAnsi" w:eastAsia="Times New Roman" w:hAnsiTheme="majorHAnsi" w:cstheme="majorHAnsi"/>
+                          <w:b/>
+                          <w:sz w:val="18"/>
+                          <w:szCs w:val="18"/>
+                          <w:lang w:eastAsia="es-ES"/>
+                        </w:rPr>
+                        <w:t>55</w:t>
+                      </w:r>
+                      <w:r>
+                        <w:rPr>
+                          <w:rFonts w:asciiTheme="majorHAnsi" w:eastAsia="Times New Roman" w:hAnsiTheme="majorHAnsi" w:cstheme="majorHAnsi"/>
+                          <w:b/>
+                          <w:sz w:val="18"/>
+                          <w:szCs w:val="18"/>
+                          <w:lang w:eastAsia="es-ES"/>
+                        </w:rPr>
+                        <w:t>, 20</w:t>
+                      </w:r>
+                      <w:r>
+                        <w:rPr>
+                          <w:rFonts w:asciiTheme="majorHAnsi" w:eastAsia="Times New Roman" w:hAnsiTheme="majorHAnsi" w:cstheme="majorHAnsi"/>
+                          <w:b/>
+                          <w:sz w:val="18"/>
+                          <w:szCs w:val="18"/>
+                          <w:lang w:eastAsia="es-ES"/>
+                        </w:rPr>
+                        <w:t>4, 0</w:t>
+                      </w:r>
+                      <w:r>
+                        <w:rPr>
+                          <w:rFonts w:asciiTheme="majorHAnsi" w:eastAsia="Times New Roman" w:hAnsiTheme="majorHAnsi" w:cstheme="majorHAnsi"/>
+                          <w:b/>
+                          <w:sz w:val="18"/>
+                          <w:szCs w:val="18"/>
+                          <w:lang w:eastAsia="es-ES"/>
+                        </w:rPr>
+                        <w:t>)</w:t>
+                      </w:r>
+                    </w:p>
+                  </w:txbxContent>
+                </v:textbox>
+              </v:roundrect>
+            </w:pict>
+          </mc:Fallback>
+        </mc:AlternateContent>
+      </w:r>
+      <w:r>
+        <w:rPr>
+          <w:rFonts w:ascii="Times New Roman" w:eastAsia="Times New Roman" w:hAnsi="Times New Roman" w:cs="Times New Roman"/>
+          <w:b/>
+          <w:bCs/>
+          <w:noProof/>
+          <w:sz w:val="27"/>
+          <w:szCs w:val="27"/>
+          <w:lang w:eastAsia="es-ES"/>
+        </w:rPr>
+        <mc:AlternateContent>
+          <mc:Choice Requires="wps">
+            <w:drawing>
+              <wp:anchor distT="0" distB="0" distL="114300" distR="114300" simplePos="0" relativeHeight="251687424" behindDoc="0" locked="0" layoutInCell="1" allowOverlap="1" wp14:anchorId="771925E2" wp14:editId="1ACF4BDC">
+                <wp:simplePos x="0" y="0"/>
+                <wp:positionH relativeFrom="column">
+                  <wp:posOffset>2001297</wp:posOffset>
+                </wp:positionH>
+                <wp:positionV relativeFrom="paragraph">
+                  <wp:posOffset>3810</wp:posOffset>
+                </wp:positionV>
+                <wp:extent cx="747395" cy="1228725"/>
+                <wp:effectExtent l="0" t="0" r="14605" b="28575"/>
+                <wp:wrapNone/>
+                <wp:docPr id="229" name="Rectángulo 229"/>
+                <wp:cNvGraphicFramePr/>
+                <a:graphic xmlns:a="http://schemas.openxmlformats.org/drawingml/2006/main">
+                  <a:graphicData uri="http://schemas.microsoft.com/office/word/2010/wordprocessingShape">
+                    <wps:wsp>
+                      <wps:cNvSpPr/>
+                      <wps:spPr>
+                        <a:xfrm>
+                          <a:off x="0" y="0"/>
+                          <a:ext cx="747395" cy="1228725"/>
+                        </a:xfrm>
+                        <a:prstGeom prst="rect">
+                          <a:avLst/>
+                        </a:prstGeom>
+                      </wps:spPr>
+                      <wps:style>
+                        <a:lnRef idx="2">
+                          <a:schemeClr val="accent1">
+                            <a:shade val="50000"/>
+                          </a:schemeClr>
+                        </a:lnRef>
+                        <a:fillRef idx="1">
+                          <a:schemeClr val="accent1"/>
+                        </a:fillRef>
+                        <a:effectRef idx="0">
+                          <a:schemeClr val="accent1"/>
+                        </a:effectRef>
+                        <a:fontRef idx="minor">
+                          <a:schemeClr val="lt1"/>
+                        </a:fontRef>
+                      </wps:style>
+                      <wps:bodyPr rot="0" spcFirstLastPara="0" vertOverflow="overflow" horzOverflow="overflow" vert="horz" wrap="square" lIns="91440" tIns="45720" rIns="91440" bIns="45720" numCol="1" spcCol="0" rtlCol="0" fromWordArt="0" anchor="ctr" anchorCtr="0" forceAA="0" compatLnSpc="1">
+                        <a:prstTxWarp prst="textNoShape">
+                          <a:avLst/>
+                        </a:prstTxWarp>
+                        <a:noAutofit/>
+                      </wps:bodyPr>
+                    </wps:wsp>
+                  </a:graphicData>
+                </a:graphic>
+              </wp:anchor>
+            </w:drawing>
+          </mc:Choice>
+          <mc:Fallback>
+            <w:pict>
+              <v:rect w14:anchorId="23B4EFAB" id="Rectángulo 229" o:spid="_x0000_s1026" style="position:absolute;margin-left:157.6pt;margin-top:.3pt;width:58.85pt;height:96.75pt;z-index:251687424;visibility:visible;mso-wrap-style:square;mso-wrap-distance-left:9pt;mso-wrap-distance-top:0;mso-wrap-distance-right:9pt;mso-wrap-distance-bottom:0;mso-position-horizontal:absolute;mso-position-horizontal-relative:text;mso-position-vertical:absolute;mso-position-vertical-relative:text;v-text-anchor:middle" o:gfxdata="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" fillcolor="#080a10 [3204]" strokecolor="#040407 [1604]" strokeweight="1pt"/>
+            </w:pict>
+          </mc:Fallback>
+        </mc:AlternateContent>
+      </w:r>
     </w:p>
     <w:p>
       <w:pPr>
@@ -7528,9 +9265,7 @@
           <w:lang w:eastAsia="es-ES"/>
         </w:rPr>
       </w:pPr>
-    </w:p>
-    <w:p>
-      <w:pPr>
+      <w:r>
         <w:rPr>
           <w:rFonts w:ascii="Times New Roman" w:eastAsia="Times New Roman" w:hAnsi="Times New Roman" w:cs="Times New Roman"/>
           <w:b/>
@@ -7539,7 +9274,34 @@
           <w:szCs w:val="27"/>
           <w:lang w:eastAsia="es-ES"/>
         </w:rPr>
-      </w:pPr>
+        <w:br w:type="page"/>
+      </w:r>
+    </w:p>
+    <w:p>
+      <w:pPr>
+        <w:pStyle w:val="Ttulo2"/>
+        <w:rPr>
+          <w:b/>
+          <w:color w:val="000000" w:themeColor="text1"/>
+        </w:rPr>
+      </w:pPr>
+      <w:bookmarkStart w:id="9" w:name="_Toc241595857"/>
+      <w:r>
+        <w:rPr>
+          <w:b/>
+          <w:color w:val="000000" w:themeColor="text1"/>
+        </w:rPr>
+        <w:lastRenderedPageBreak/>
+        <w:t>Detalle del Sistema Cromático de Nébula</w:t>
+      </w:r>
+      <w:r>
+        <w:rPr>
+          <w:b/>
+          <w:color w:val="000000" w:themeColor="text1"/>
+        </w:rPr>
+        <w:t>:</w:t>
+      </w:r>
+      <w:bookmarkEnd w:id="9"/>
     </w:p>
     <w:p>
       <w:pPr>
@@ -7552,11 +9314,513 @@
           <w:lang w:eastAsia="es-ES"/>
         </w:rPr>
       </w:pPr>
-      <w:bookmarkStart w:id="9" w:name="_GoBack"/>
-      <w:bookmarkEnd w:id="9"/>
+      <w:r>
+        <w:rPr>
+          <w:rFonts w:ascii="Times New Roman" w:eastAsia="Times New Roman" w:hAnsi="Times New Roman" w:cs="Times New Roman"/>
+          <w:b/>
+          <w:bCs/>
+          <w:sz w:val="27"/>
+          <w:szCs w:val="27"/>
+          <w:lang w:eastAsia="es-ES"/>
+        </w:rPr>
+        <w:drawing>
+          <wp:anchor distT="0" distB="0" distL="114300" distR="114300" simplePos="0" relativeHeight="251713024" behindDoc="0" locked="0" layoutInCell="1" allowOverlap="1" wp14:anchorId="1D9DFB09" wp14:editId="50B44004">
+            <wp:simplePos x="0" y="0"/>
+            <wp:positionH relativeFrom="margin">
+              <wp:align>center</wp:align>
+            </wp:positionH>
+            <wp:positionV relativeFrom="margin">
+              <wp:posOffset>316923</wp:posOffset>
+            </wp:positionV>
+            <wp:extent cx="6833870" cy="6809105"/>
+            <wp:effectExtent l="0" t="0" r="5080" b="0"/>
+            <wp:wrapSquare wrapText="bothSides"/>
+            <wp:docPr id="243" name="Imagen 243"/>
+            <wp:cNvGraphicFramePr>
+              <a:graphicFrameLocks xmlns:a="http://schemas.openxmlformats.org/drawingml/2006/main" noChangeAspect="1"/>
+            </wp:cNvGraphicFramePr>
+            <a:graphic xmlns:a="http://schemas.openxmlformats.org/drawingml/2006/main">
+              <a:graphicData uri="http://schemas.openxmlformats.org/drawingml/2006/picture">
+                <pic:pic xmlns:pic="http://schemas.openxmlformats.org/drawingml/2006/picture">
+                  <pic:nvPicPr>
+                    <pic:cNvPr id="1" name=""/>
+                    <pic:cNvPicPr/>
+                  </pic:nvPicPr>
+                  <pic:blipFill>
+                    <a:blip r:embed="rId17">
+                      <a:extLst>
+                        <a:ext uri="{28A0092B-C50C-407E-A947-70E740481C1C}">
+                          <a14:useLocalDpi xmlns:a14="http://schemas.microsoft.com/office/drawing/2010/main" val="0"/>
+                        </a:ext>
+                      </a:extLst>
+                    </a:blip>
+                    <a:stretch>
+                      <a:fillRect/>
+                    </a:stretch>
+                  </pic:blipFill>
+                  <pic:spPr>
+                    <a:xfrm>
+                      <a:off x="0" y="0"/>
+                      <a:ext cx="6833870" cy="6809105"/>
+                    </a:xfrm>
+                    <a:prstGeom prst="rect">
+                      <a:avLst/>
+                    </a:prstGeom>
+                  </pic:spPr>
+                </pic:pic>
+              </a:graphicData>
+            </a:graphic>
+            <wp14:sizeRelH relativeFrom="margin">
+              <wp14:pctWidth>0</wp14:pctWidth>
+            </wp14:sizeRelH>
+            <wp14:sizeRelV relativeFrom="margin">
+              <wp14:pctHeight>0</wp14:pctHeight>
+            </wp14:sizeRelV>
+          </wp:anchor>
+        </w:drawing>
+      </w:r>
+      <w:r>
+        <w:rPr>
+          <w:rFonts w:ascii="Times New Roman" w:eastAsia="Times New Roman" w:hAnsi="Times New Roman" w:cs="Times New Roman"/>
+          <w:b/>
+          <w:bCs/>
+          <w:sz w:val="27"/>
+          <w:szCs w:val="27"/>
+          <w:lang w:eastAsia="es-ES"/>
+        </w:rPr>
+        <w:br w:type="page"/>
+      </w:r>
+    </w:p>
+    <w:p>
+      <w:pPr>
+        <w:pStyle w:val="Ttulo1"/>
+        <w:rPr>
+          <w:b/>
+          <w:color w:val="5F0A95" w:themeColor="accent3" w:themeShade="80"/>
+        </w:rPr>
+      </w:pPr>
+      <w:bookmarkStart w:id="10" w:name="_Toc241595858"/>
+      <w:r>
+        <w:rPr>
+          <w:b/>
+          <w:color w:val="5F0A95" w:themeColor="accent3" w:themeShade="80"/>
+        </w:rPr>
+        <w:lastRenderedPageBreak/>
+        <w:t>Positivos y Negativos</w:t>
+      </w:r>
+      <w:r>
+        <w:rPr>
+          <w:b/>
+          <w:color w:val="5F0A95" w:themeColor="accent3" w:themeShade="80"/>
+        </w:rPr>
+        <w:t>:</w:t>
+      </w:r>
+      <w:bookmarkEnd w:id="10"/>
+    </w:p>
+    <w:p>
+      <w:pPr>
+        <w:pStyle w:val="Ttulo2"/>
+      </w:pPr>
+      <w:bookmarkStart w:id="11" w:name="_Toc241595859"/>
+      <w:r>
+        <w:t>Blanco y Negro en Positivo</w:t>
+      </w:r>
+      <w:bookmarkEnd w:id="11"/>
+    </w:p>
+    <w:p>
+      <w:r>
+        <w:drawing>
+          <wp:inline distT="0" distB="0" distL="0" distR="0" wp14:anchorId="2E08B8B0" wp14:editId="1FA20C9C">
+            <wp:extent cx="4779818" cy="3645724"/>
+            <wp:effectExtent l="0" t="0" r="1905" b="0"/>
+            <wp:docPr id="244" name="Imagen 244"/>
+            <wp:cNvGraphicFramePr>
+              <a:graphicFrameLocks xmlns:a="http://schemas.openxmlformats.org/drawingml/2006/main" noChangeAspect="1"/>
+            </wp:cNvGraphicFramePr>
+            <a:graphic xmlns:a="http://schemas.openxmlformats.org/drawingml/2006/main">
+              <a:graphicData uri="http://schemas.openxmlformats.org/drawingml/2006/picture">
+                <pic:pic xmlns:pic="http://schemas.openxmlformats.org/drawingml/2006/picture">
+                  <pic:nvPicPr>
+                    <pic:cNvPr id="1" name=""/>
+                    <pic:cNvPicPr/>
+                  </pic:nvPicPr>
+                  <pic:blipFill rotWithShape="1">
+                    <a:blip r:embed="rId18"/>
+                    <a:srcRect l="6267" t="16243" r="5213" b="8772"/>
+                    <a:stretch/>
+                  </pic:blipFill>
+                  <pic:spPr bwMode="auto">
+                    <a:xfrm>
+                      <a:off x="0" y="0"/>
+                      <a:ext cx="4780089" cy="3645931"/>
+                    </a:xfrm>
+                    <a:prstGeom prst="rect">
+                      <a:avLst/>
+                    </a:prstGeom>
+                    <a:ln>
+                      <a:noFill/>
+                    </a:ln>
+                    <a:extLst>
+                      <a:ext uri="{53640926-AAD7-44D8-BBD7-CCE9431645EC}">
+                        <a14:shadowObscured xmlns:a14="http://schemas.microsoft.com/office/drawing/2010/main"/>
+                      </a:ext>
+                    </a:extLst>
+                  </pic:spPr>
+                </pic:pic>
+              </a:graphicData>
+            </a:graphic>
+          </wp:inline>
+        </w:drawing>
+      </w:r>
+    </w:p>
+    <w:p>
+      <w:pPr>
+        <w:pStyle w:val="Ttulo2"/>
+      </w:pPr>
+      <w:bookmarkStart w:id="12" w:name="_Toc241595860"/>
+      <w:r>
+        <w:t>Blanco y Negro en Negativo</w:t>
+      </w:r>
+      <w:bookmarkEnd w:id="12"/>
+    </w:p>
+    <w:p>
+      <w:r>
+        <w:rPr>
+          <w:noProof/>
+          <w:lang w:eastAsia="es-ES"/>
+        </w:rPr>
+        <w:drawing>
+          <wp:inline distT="0" distB="0" distL="0" distR="0" wp14:anchorId="26CA79E4" wp14:editId="40B2E2AA">
+            <wp:extent cx="4613563" cy="4153908"/>
+            <wp:effectExtent l="0" t="0" r="0" b="0"/>
+            <wp:docPr id="245" name="Imagen 245"/>
+            <wp:cNvGraphicFramePr>
+              <a:graphicFrameLocks xmlns:a="http://schemas.openxmlformats.org/drawingml/2006/main" noChangeAspect="1"/>
+            </wp:cNvGraphicFramePr>
+            <a:graphic xmlns:a="http://schemas.openxmlformats.org/drawingml/2006/main">
+              <a:graphicData uri="http://schemas.openxmlformats.org/drawingml/2006/picture">
+                <pic:pic xmlns:pic="http://schemas.openxmlformats.org/drawingml/2006/picture">
+                  <pic:nvPicPr>
+                    <pic:cNvPr id="245" name="Gemini_Generated_Image_3w34s23w34s23w34.jpg"/>
+                    <pic:cNvPicPr/>
+                  </pic:nvPicPr>
+                  <pic:blipFill>
+                    <a:blip r:embed="rId19" cstate="print">
+                      <a:extLst>
+                        <a:ext uri="{28A0092B-C50C-407E-A947-70E740481C1C}">
+                          <a14:useLocalDpi xmlns:a14="http://schemas.microsoft.com/office/drawing/2010/main" val="0"/>
+                        </a:ext>
+                      </a:extLst>
+                    </a:blip>
+                    <a:stretch>
+                      <a:fillRect/>
+                    </a:stretch>
+                  </pic:blipFill>
+                  <pic:spPr>
+                    <a:xfrm>
+                      <a:off x="0" y="0"/>
+                      <a:ext cx="4630074" cy="4168774"/>
+                    </a:xfrm>
+                    <a:prstGeom prst="rect">
+                      <a:avLst/>
+                    </a:prstGeom>
+                  </pic:spPr>
+                </pic:pic>
+              </a:graphicData>
+            </a:graphic>
+          </wp:inline>
+        </w:drawing>
+      </w:r>
+    </w:p>
+    <w:p>
+      <w:pPr>
+        <w:pStyle w:val="Ttulo2"/>
+      </w:pPr>
+      <w:bookmarkStart w:id="13" w:name="_Toc241595861"/>
+      <w:r>
+        <w:lastRenderedPageBreak/>
+        <w:t>Color en Positivo</w:t>
+      </w:r>
+      <w:bookmarkEnd w:id="13"/>
+    </w:p>
+    <w:p>
+      <w:r>
+        <w:rPr>
+          <w:noProof/>
+          <w:lang w:eastAsia="es-ES"/>
+        </w:rPr>
+        <w:drawing>
+          <wp:inline distT="0" distB="0" distL="0" distR="0">
+            <wp:extent cx="4049485" cy="3396527"/>
+            <wp:effectExtent l="0" t="0" r="8255" b="0"/>
+            <wp:docPr id="246" name="Imagen 246"/>
+            <wp:cNvGraphicFramePr>
+              <a:graphicFrameLocks xmlns:a="http://schemas.openxmlformats.org/drawingml/2006/main" noChangeAspect="1"/>
+            </wp:cNvGraphicFramePr>
+            <a:graphic xmlns:a="http://schemas.openxmlformats.org/drawingml/2006/main">
+              <a:graphicData uri="http://schemas.openxmlformats.org/drawingml/2006/picture">
+                <pic:pic xmlns:pic="http://schemas.openxmlformats.org/drawingml/2006/picture">
+                  <pic:nvPicPr>
+                    <pic:cNvPr id="246" name="Gemini_Generated_Image_v7xra4v7xra4v7xr.jpg"/>
+                    <pic:cNvPicPr/>
+                  </pic:nvPicPr>
+                  <pic:blipFill rotWithShape="1">
+                    <a:blip r:embed="rId20" cstate="print">
+                      <a:extLst>
+                        <a:ext uri="{28A0092B-C50C-407E-A947-70E740481C1C}">
+                          <a14:useLocalDpi xmlns:a14="http://schemas.microsoft.com/office/drawing/2010/main" val="0"/>
+                        </a:ext>
+                      </a:extLst>
+                    </a:blip>
+                    <a:srcRect l="3622" t="10203" r="4897" b="4580"/>
+                    <a:stretch/>
+                  </pic:blipFill>
+                  <pic:spPr bwMode="auto">
+                    <a:xfrm>
+                      <a:off x="0" y="0"/>
+                      <a:ext cx="4057382" cy="3403151"/>
+                    </a:xfrm>
+                    <a:prstGeom prst="rect">
+                      <a:avLst/>
+                    </a:prstGeom>
+                    <a:ln>
+                      <a:noFill/>
+                    </a:ln>
+                    <a:extLst>
+                      <a:ext uri="{53640926-AAD7-44D8-BBD7-CCE9431645EC}">
+                        <a14:shadowObscured xmlns:a14="http://schemas.microsoft.com/office/drawing/2010/main"/>
+                      </a:ext>
+                    </a:extLst>
+                  </pic:spPr>
+                </pic:pic>
+              </a:graphicData>
+            </a:graphic>
+          </wp:inline>
+        </w:drawing>
+      </w:r>
+    </w:p>
+    <w:p>
+      <w:pPr>
+        <w:pStyle w:val="Ttulo2"/>
+      </w:pPr>
+      <w:bookmarkStart w:id="14" w:name="_Toc241595862"/>
+      <w:r>
+        <w:t>Color en Negativo</w:t>
+      </w:r>
+      <w:bookmarkEnd w:id="14"/>
+    </w:p>
+    <w:p>
+      <w:r>
+        <w:rPr>
+          <w:noProof/>
+          <w:lang w:eastAsia="es-ES"/>
+        </w:rPr>
+        <w:drawing>
+          <wp:inline distT="0" distB="0" distL="0" distR="0">
+            <wp:extent cx="4143142" cy="3562598"/>
+            <wp:effectExtent l="0" t="0" r="0" b="0"/>
+            <wp:docPr id="247" name="Imagen 247"/>
+            <wp:cNvGraphicFramePr>
+              <a:graphicFrameLocks xmlns:a="http://schemas.openxmlformats.org/drawingml/2006/main" noChangeAspect="1"/>
+            </wp:cNvGraphicFramePr>
+            <a:graphic xmlns:a="http://schemas.openxmlformats.org/drawingml/2006/main">
+              <a:graphicData uri="http://schemas.openxmlformats.org/drawingml/2006/picture">
+                <pic:pic xmlns:pic="http://schemas.openxmlformats.org/drawingml/2006/picture">
+                  <pic:nvPicPr>
+                    <pic:cNvPr id="247" name="Gemini_Generated_Image_h8t0zth8t0zth8t0.jpg"/>
+                    <pic:cNvPicPr/>
+                  </pic:nvPicPr>
+                  <pic:blipFill rotWithShape="1">
+                    <a:blip r:embed="rId21">
+                      <a:extLst>
+                        <a:ext uri="{28A0092B-C50C-407E-A947-70E740481C1C}">
+                          <a14:useLocalDpi xmlns:a14="http://schemas.microsoft.com/office/drawing/2010/main" val="0"/>
+                        </a:ext>
+                      </a:extLst>
+                    </a:blip>
+                    <a:srcRect l="4839" t="8549" r="3348" b="3770"/>
+                    <a:stretch/>
+                  </pic:blipFill>
+                  <pic:spPr bwMode="auto">
+                    <a:xfrm>
+                      <a:off x="0" y="0"/>
+                      <a:ext cx="4154591" cy="3572443"/>
+                    </a:xfrm>
+                    <a:prstGeom prst="rect">
+                      <a:avLst/>
+                    </a:prstGeom>
+                    <a:ln>
+                      <a:noFill/>
+                    </a:ln>
+                    <a:extLst>
+                      <a:ext uri="{53640926-AAD7-44D8-BBD7-CCE9431645EC}">
+                        <a14:shadowObscured xmlns:a14="http://schemas.microsoft.com/office/drawing/2010/main"/>
+                      </a:ext>
+                    </a:extLst>
+                  </pic:spPr>
+                </pic:pic>
+              </a:graphicData>
+            </a:graphic>
+          </wp:inline>
+        </w:drawing>
+      </w:r>
+    </w:p>
+    <w:p/>
+    <w:p/>
+    <w:p/>
+    <w:p/>
+    <w:p>
+      <w:pPr>
+        <w:pStyle w:val="Ttulo2"/>
+      </w:pPr>
+      <w:bookmarkStart w:id="15" w:name="_Toc241595863"/>
+      <w:r>
+        <w:lastRenderedPageBreak/>
+        <w:t>Un tono de color en Positivo</w:t>
+      </w:r>
+      <w:bookmarkEnd w:id="15"/>
+    </w:p>
+    <w:p>
+      <w:r>
+        <w:rPr>
+          <w:noProof/>
+          <w:lang w:eastAsia="es-ES"/>
+        </w:rPr>
+        <w:drawing>
+          <wp:inline distT="0" distB="0" distL="0" distR="0">
+            <wp:extent cx="4797021" cy="3722397"/>
+            <wp:effectExtent l="0" t="0" r="3810" b="0"/>
+            <wp:docPr id="248" name="Imagen 248"/>
+            <wp:cNvGraphicFramePr>
+              <a:graphicFrameLocks xmlns:a="http://schemas.openxmlformats.org/drawingml/2006/main" noChangeAspect="1"/>
+            </wp:cNvGraphicFramePr>
+            <a:graphic xmlns:a="http://schemas.openxmlformats.org/drawingml/2006/main">
+              <a:graphicData uri="http://schemas.openxmlformats.org/drawingml/2006/picture">
+                <pic:pic xmlns:pic="http://schemas.openxmlformats.org/drawingml/2006/picture">
+                  <pic:nvPicPr>
+                    <pic:cNvPr id="248" name="Gemini_Generated_Image_976q77976q77976q.jpg"/>
+                    <pic:cNvPicPr/>
+                  </pic:nvPicPr>
+                  <pic:blipFill rotWithShape="1">
+                    <a:blip r:embed="rId22">
+                      <a:extLst>
+                        <a:ext uri="{28A0092B-C50C-407E-A947-70E740481C1C}">
+                          <a14:useLocalDpi xmlns:a14="http://schemas.microsoft.com/office/drawing/2010/main" val="0"/>
+                        </a:ext>
+                      </a:extLst>
+                    </a:blip>
+                    <a:srcRect l="6158" t="13068" r="4999" b="10365"/>
+                    <a:stretch/>
+                  </pic:blipFill>
+                  <pic:spPr bwMode="auto">
+                    <a:xfrm>
+                      <a:off x="0" y="0"/>
+                      <a:ext cx="4797591" cy="3722840"/>
+                    </a:xfrm>
+                    <a:prstGeom prst="rect">
+                      <a:avLst/>
+                    </a:prstGeom>
+                    <a:ln>
+                      <a:noFill/>
+                    </a:ln>
+                    <a:extLst>
+                      <a:ext uri="{53640926-AAD7-44D8-BBD7-CCE9431645EC}">
+                        <a14:shadowObscured xmlns:a14="http://schemas.microsoft.com/office/drawing/2010/main"/>
+                      </a:ext>
+                    </a:extLst>
+                  </pic:spPr>
+                </pic:pic>
+              </a:graphicData>
+            </a:graphic>
+          </wp:inline>
+        </w:drawing>
+      </w:r>
+    </w:p>
+    <w:p>
+      <w:pPr>
+        <w:pStyle w:val="Ttulo2"/>
+      </w:pPr>
+      <w:bookmarkStart w:id="16" w:name="_Toc241595864"/>
+      <w:r>
+        <w:t>Un tono de color en Negativo</w:t>
+      </w:r>
+      <w:bookmarkEnd w:id="16"/>
+    </w:p>
+    <w:p>
+      <w:pPr>
+        <w:rPr>
+          <w:rFonts w:ascii="Times New Roman" w:eastAsia="Times New Roman" w:hAnsi="Times New Roman" w:cs="Times New Roman"/>
+          <w:b/>
+          <w:bCs/>
+          <w:sz w:val="27"/>
+          <w:szCs w:val="27"/>
+          <w:lang w:eastAsia="es-ES"/>
+        </w:rPr>
+      </w:pPr>
+      <w:r>
+        <w:rPr>
+          <w:rFonts w:ascii="Times New Roman" w:eastAsia="Times New Roman" w:hAnsi="Times New Roman" w:cs="Times New Roman"/>
+          <w:b/>
+          <w:bCs/>
+          <w:noProof/>
+          <w:sz w:val="27"/>
+          <w:szCs w:val="27"/>
+          <w:lang w:eastAsia="es-ES"/>
+        </w:rPr>
+        <w:drawing>
+          <wp:inline distT="0" distB="0" distL="0" distR="0">
+            <wp:extent cx="4981124" cy="4078663"/>
+            <wp:effectExtent l="0" t="0" r="0" b="0"/>
+            <wp:docPr id="249" name="Imagen 249"/>
+            <wp:cNvGraphicFramePr>
+              <a:graphicFrameLocks xmlns:a="http://schemas.openxmlformats.org/drawingml/2006/main" noChangeAspect="1"/>
+            </wp:cNvGraphicFramePr>
+            <a:graphic xmlns:a="http://schemas.openxmlformats.org/drawingml/2006/main">
+              <a:graphicData uri="http://schemas.openxmlformats.org/drawingml/2006/picture">
+                <pic:pic xmlns:pic="http://schemas.openxmlformats.org/drawingml/2006/picture">
+                  <pic:nvPicPr>
+                    <pic:cNvPr id="249" name="Gemini_Generated_Image_o27xrmo27xrmo27x.jpg"/>
+                    <pic:cNvPicPr/>
+                  </pic:nvPicPr>
+                  <pic:blipFill rotWithShape="1">
+                    <a:blip r:embed="rId23">
+                      <a:extLst>
+                        <a:ext uri="{28A0092B-C50C-407E-A947-70E740481C1C}">
+                          <a14:useLocalDpi xmlns:a14="http://schemas.microsoft.com/office/drawing/2010/main" val="0"/>
+                        </a:ext>
+                      </a:extLst>
+                    </a:blip>
+                    <a:srcRect l="3959" t="11114" r="3789" b="4992"/>
+                    <a:stretch/>
+                  </pic:blipFill>
+                  <pic:spPr bwMode="auto">
+                    <a:xfrm>
+                      <a:off x="0" y="0"/>
+                      <a:ext cx="4981675" cy="4079114"/>
+                    </a:xfrm>
+                    <a:prstGeom prst="rect">
+                      <a:avLst/>
+                    </a:prstGeom>
+                    <a:ln>
+                      <a:noFill/>
+                    </a:ln>
+                    <a:extLst>
+                      <a:ext uri="{53640926-AAD7-44D8-BBD7-CCE9431645EC}">
+                        <a14:shadowObscured xmlns:a14="http://schemas.microsoft.com/office/drawing/2010/main"/>
+                      </a:ext>
+                    </a:extLst>
+                  </pic:spPr>
+                </pic:pic>
+              </a:graphicData>
+            </a:graphic>
+          </wp:inline>
+        </w:drawing>
+      </w:r>
+      <w:bookmarkStart w:id="17" w:name="_GoBack"/>
+      <w:bookmarkEnd w:id="17"/>
     </w:p>
     <w:sectPr>
-      <w:footerReference w:type="default" r:id="rId17"/>
+      <w:footerReference w:type="default" r:id="rId24"/>
       <w:pgSz w:w="11906" w:h="16838"/>
       <w:pgMar w:top="1417" w:right="1701" w:bottom="1417" w:left="1701" w:header="708" w:footer="708" w:gutter="0"/>
       <w:cols w:space="708"/>
@@ -7734,7 +9998,7 @@
                                     <w:sz w:val="16"/>
                                     <w:szCs w:val="16"/>
                                   </w:rPr>
-                                  <w:t>9</w:t>
+                                  <w:t>12</w:t>
                                 </w:r>
                                 <w:r>
                                   <w:rPr>
@@ -7797,7 +10061,7 @@
                               <w:sz w:val="16"/>
                               <w:szCs w:val="16"/>
                             </w:rPr>
-                            <w:t>9</w:t>
+                            <w:t>12</w:t>
                           </w:r>
                           <w:r>
                             <w:rPr>
@@ -7870,7 +10134,7 @@
         <v:path o:extrusionok="f" gradientshapeok="t" o:connecttype="rect"/>
         <o:lock v:ext="edit" aspectratio="t"/>
       </v:shapetype>
-      <v:shape id="_x0000_i1075" type="#_x0000_t75" style="width:80.9pt;height:90.25pt" o:bullet="t">
+      <v:shape id="_x0000_i1051" type="#_x0000_t75" style="width:80.9pt;height:90.25pt" o:bullet="t">
         <v:imagedata r:id="rId1" o:title="ISOTIPO_NEBULA"/>
       </v:shape>
     </w:pict>
@@ -10285,7 +12549,7 @@
 </file>
 
 <file path=customXml/itemProps1.xml><?xml version="1.0" encoding="utf-8"?>
-<ds:datastoreItem xmlns:ds="http://schemas.openxmlformats.org/officeDocument/2006/customXml" ds:itemID="{DA1887A7-EBC2-4710-8992-002AB922F31A}">
+<ds:datastoreItem xmlns:ds="http://schemas.openxmlformats.org/officeDocument/2006/customXml" ds:itemID="{6E1F2F95-271B-4802-8915-38D44A7ED953}">
   <ds:schemaRefs>
     <ds:schemaRef ds:uri="http://schemas.openxmlformats.org/officeDocument/2006/bibliography"/>
   </ds:schemaRefs>
